--- a/MODUL_PANDUAN_ADMIN_KASIR_KABAR_PRIANGAN.docx
+++ b/MODUL_PANDUAN_ADMIN_KASIR_KABAR_PRIANGAN.docx
@@ -5,42 +5,39 @@
     <w:p>
       <w:pPr>
         <w:spacing w:before="720" w:after="80"/>
+        <w:jc w:val="center"/>
       </w:pPr>
       <w:r>
         <w:rPr>
           <w:b/>
-          <w:color w:val="0D9488"/>
-          <w:sz w:val="22"/>
+          <w:color w:val="64748B"/>
+          <w:sz w:val="26"/>
         </w:rPr>
-        <w:t>PANDUAN OPERASIONAL &amp; INTEGRASI BISNIS SISTEM INFORMASI</w:t>
+        <w:t>HARIAN UMUM KABAR PRIANGAN</w:t>
+        <w:br/>
+      </w:r>
+      <w:r>
+        <w:rPr>
+          <w:b/>
+          <w:color w:val="0D5C75"/>
+          <w:sz w:val="36"/>
+        </w:rPr>
+        <w:t>BUKU PANDUAN LENGKAP OPERASIONAL MEJA KASIR</w:t>
+        <w:br/>
+      </w:r>
+      <w:r>
+        <w:rPr>
+          <w:i/>
+          <w:color w:val="475569"/>
+          <w:sz w:val="21"/>
+        </w:rPr>
+        <w:t>Petunjuk Komprehensif Alur Kerja, Cara Input Form Transaksi, Pemetaan Sistem KAS ke Web Modern, Sinkronisasi Terpusat Antar-Divisi, dan Rekonsiliasi Kas Harian</w:t>
       </w:r>
     </w:p>
     <w:p>
       <w:pPr>
-        <w:spacing w:before="80" w:after="160"/>
+        <w:spacing w:after="240"/>
       </w:pPr>
-      <w:r>
-        <w:rPr>
-          <w:b/>
-          <w:color w:val="0F172A"/>
-          <w:sz w:val="44"/>
-        </w:rPr>
-        <w:t>MODUL ADMINISTRASI KASIR</w:t>
-        <w:br/>
-        <w:t>HARIAN UMUM KABAR PRIANGAN</w:t>
-      </w:r>
-    </w:p>
-    <w:p>
-      <w:pPr>
-        <w:spacing w:before="0" w:after="360"/>
-      </w:pPr>
-      <w:r>
-        <w:rPr>
-          <w:color w:val="475569"/>
-          <w:sz w:val="22"/>
-        </w:rPr>
-        <w:t>Pedoman Lengkap Penerimaan Kas, Realisasi Pengeluaran BP, Rekonsiliasi Retur Sirkulasi (BAPR), Penguncian Shift, dan Realisasi Status Antar-Divisi</w:t>
-      </w:r>
     </w:p>
     <w:tbl>
       <w:tblPr>
@@ -50,13 +47,600 @@
         <w:tblLook w:firstColumn="1" w:firstRow="1" w:lastColumn="0" w:lastRow="0" w:noHBand="0" w:noVBand="1" w:val="04A0"/>
       </w:tblPr>
       <w:tblGrid>
-        <w:gridCol w:w="4680"/>
-        <w:gridCol w:w="4680"/>
+        <w:gridCol w:w="9029"/>
       </w:tblGrid>
       <w:tr>
         <w:tc>
           <w:tcPr>
-            <w:tcW w:type="dxa" w:w="2880"/>
+            <w:tcW w:type="dxa" w:w="9029"/>
+            <w:shd w:fill="F0FDF4"/>
+            <w:tcMar>
+              <w:top w:w="120" w:type="dxa"/>
+              <w:bottom w:w="120" w:type="dxa"/>
+              <w:left w:w="180" w:type="dxa"/>
+              <w:right w:w="180" w:type="dxa"/>
+            </w:tcMar>
+            <w:tcBorders>
+              <w:top w:val="none"/>
+              <w:left w:val="single" w:sz="24" w:space="0" w:color="0D9488"/>
+              <w:bottom w:val="none"/>
+              <w:right w:val="none"/>
+            </w:tcBorders>
+          </w:tcPr>
+          <w:p>
+            <w:pPr>
+              <w:spacing w:after="40"/>
+            </w:pPr>
+            <w:r>
+              <w:rPr>
+                <w:b/>
+                <w:color w:val="0F766E"/>
+                <w:sz w:val="19"/>
+              </w:rPr>
+              <w:t>📌 Konteks &amp; Landasan Transformasi Digital</w:t>
+              <w:br/>
+            </w:r>
+            <w:r>
+              <w:rPr>
+                <w:color w:val="334155"/>
+                <w:sz w:val="18"/>
+              </w:rPr>
+              <w:t>Modul ini disusun sebagai pedoman operasional resmi bagi Bagian Kasir HU Kabar Priangan. Sistem berbasis web modern ini merupakan re-engineering langsung dari sistem KAS kantor pusat Tasikmalaya. Pembaruan terkini menyelaraskan penggunaan nama divisi secara langsung tanpa kode angka (Divisi Iklan, Sirkulasi, Umum, Redaksi, Bank BJB), formulir modal pop-up responsif auto-fit tanpa perlu zoom out browser, penyelarasan header tabel (Nominal ACC, Cash Out, tombol Cairkan), serta integrasi database terpusat antar-divisi.</w:t>
+            </w:r>
+          </w:p>
+        </w:tc>
+      </w:tr>
+    </w:tbl>
+    <w:p>
+      <w:pPr>
+        <w:spacing w:after="60"/>
+      </w:pPr>
+    </w:p>
+    <w:p>
+      <w:pPr>
+        <w:pStyle w:val="Heading1"/>
+        <w:keepNext/>
+        <w:spacing w:before="320" w:after="120"/>
+      </w:pPr>
+      <w:r>
+        <w:rPr>
+          <w:b/>
+          <w:color w:val="0D5C75"/>
+          <w:sz w:val="28"/>
+        </w:rPr>
+        <w:t>DAFTAR ISI MODUL</w:t>
+      </w:r>
+    </w:p>
+    <w:p>
+      <w:pPr>
+        <w:pStyle w:val="ListBullet"/>
+        <w:spacing w:after="60" w:line="276" w:lineRule="auto"/>
+      </w:pPr>
+      <w:r>
+        <w:rPr>
+          <w:color w:val="334155"/>
+          <w:sz w:val="19"/>
+        </w:rPr>
+        <w:t>BAB I: Gambaran Umum, Filosofi &amp; Arsitektur Sinkronisasi Antar-Divisi</w:t>
+      </w:r>
+    </w:p>
+    <w:p>
+      <w:pPr>
+        <w:pStyle w:val="ListBullet"/>
+        <w:spacing w:after="60" w:line="276" w:lineRule="auto"/>
+      </w:pPr>
+      <w:r>
+        <w:rPr>
+          <w:color w:val="334155"/>
+          <w:sz w:val="19"/>
+        </w:rPr>
+        <w:t>BAB II: Kamus Istilah Operasional &amp; Klasifikasi Nama Divisi Resmi</w:t>
+      </w:r>
+    </w:p>
+    <w:p>
+      <w:pPr>
+        <w:pStyle w:val="ListBullet"/>
+        <w:spacing w:after="60" w:line="276" w:lineRule="auto"/>
+      </w:pPr>
+      <w:r>
+        <w:rPr>
+          <w:color w:val="334155"/>
+          <w:sz w:val="19"/>
+        </w:rPr>
+        <w:t>BAB III: Komparasi Sistem KAS Klasik vs Sistem Web Baru</w:t>
+      </w:r>
+    </w:p>
+    <w:p>
+      <w:pPr>
+        <w:pStyle w:val="ListBullet"/>
+        <w:spacing w:after="60" w:line="276" w:lineRule="auto"/>
+      </w:pPr>
+      <w:r>
+        <w:rPr>
+          <w:color w:val="334155"/>
+          <w:sz w:val="19"/>
+        </w:rPr>
+        <w:t>BAB IV: Panduan Terperinci Kelompok Menu KAS MASUK (Cash In)</w:t>
+      </w:r>
+    </w:p>
+    <w:p>
+      <w:pPr>
+        <w:pStyle w:val="ListBullet"/>
+        <w:spacing w:after="60" w:line="276" w:lineRule="auto"/>
+      </w:pPr>
+      <w:r>
+        <w:rPr>
+          <w:color w:val="334155"/>
+          <w:sz w:val="19"/>
+        </w:rPr>
+        <w:t>BAB V: Panduan Terperinci Kelompok Menu KAS KELUAR (Cash Out)</w:t>
+      </w:r>
+    </w:p>
+    <w:p>
+      <w:pPr>
+        <w:pStyle w:val="ListBullet"/>
+        <w:spacing w:after="60" w:line="276" w:lineRule="auto"/>
+      </w:pPr>
+      <w:r>
+        <w:rPr>
+          <w:color w:val="334155"/>
+          <w:sz w:val="19"/>
+        </w:rPr>
+        <w:t>BAB VI: Panduan Menu LAPORAN &amp; MUTASI KASIR</w:t>
+      </w:r>
+    </w:p>
+    <w:p>
+      <w:pPr>
+        <w:pStyle w:val="ListBullet"/>
+        <w:spacing w:after="60" w:line="276" w:lineRule="auto"/>
+      </w:pPr>
+      <w:r>
+        <w:rPr>
+          <w:color w:val="334155"/>
+          <w:sz w:val="19"/>
+        </w:rPr>
+        <w:t>BAB VII: Panduan Menu UTILITAS KONTROL &amp; TUTUP SHIFT (CLOSING)</w:t>
+      </w:r>
+    </w:p>
+    <w:p>
+      <w:pPr>
+        <w:pStyle w:val="ListBullet"/>
+        <w:spacing w:after="60" w:line="276" w:lineRule="auto"/>
+      </w:pPr>
+      <w:r>
+        <w:rPr>
+          <w:color w:val="334155"/>
+          <w:sz w:val="19"/>
+        </w:rPr>
+        <w:t>BAB VIII: Standard Operating Procedure (SOP) Rutinitas Kasir Harian</w:t>
+      </w:r>
+    </w:p>
+    <w:p>
+      <w:pPr>
+        <w:pStyle w:val="ListBullet"/>
+        <w:spacing w:after="60" w:line="276" w:lineRule="auto"/>
+      </w:pPr>
+      <w:r>
+        <w:rPr>
+          <w:color w:val="334155"/>
+          <w:sz w:val="19"/>
+        </w:rPr>
+        <w:t>BAB IX: Troubleshooting, FAQ &amp; Panduan Tampilan Form Responsif</w:t>
+      </w:r>
+    </w:p>
+    <w:p>
+      <w:pPr>
+        <w:pStyle w:val="Heading1"/>
+        <w:keepNext/>
+        <w:spacing w:before="320" w:after="120"/>
+      </w:pPr>
+      <w:r>
+        <w:rPr>
+          <w:b/>
+          <w:color w:val="0D5C75"/>
+          <w:sz w:val="28"/>
+        </w:rPr>
+        <w:t>BAB I: GAMBARAN UMUM &amp; ARSITEKTUR SINKRONISASI ANTAR-DIVISI</w:t>
+      </w:r>
+    </w:p>
+    <w:p>
+      <w:pPr>
+        <w:spacing w:after="100" w:line="276" w:lineRule="auto"/>
+      </w:pPr>
+      <w:r>
+        <w:rPr>
+          <w:i w:val="0"/>
+          <w:color w:val="334155"/>
+          <w:sz w:val="20"/>
+        </w:rPr>
+        <w:t>Kasir memegang peranan sentral sebagai gerbang penerimaan uang tunai dan transfer bank resmi perusahaan, pengendali likuiditas operasional kantor harian, dan validator keabsahan mutasi finansial di Harian Umum Kabar Priangan. Sistem kasir web terhubung ke basis data tunggal terpusat (single centralized MySQL database), sehingga seluruh perubahan data di divisi lain secara otomatis tersinkronisasi ke meja kasir secara realtime:</w:t>
+      </w:r>
+    </w:p>
+    <w:p>
+      <w:pPr>
+        <w:pStyle w:val="ListBullet"/>
+        <w:spacing w:after="60" w:line="276" w:lineRule="auto"/>
+      </w:pPr>
+      <w:r>
+        <w:rPr>
+          <w:b/>
+          <w:color w:val="0F172A"/>
+          <w:sz w:val="19"/>
+        </w:rPr>
+        <w:t xml:space="preserve">1. Sinkronisasi Divisi Iklan: </w:t>
+      </w:r>
+      <w:r>
+        <w:rPr>
+          <w:color w:val="334155"/>
+          <w:sz w:val="19"/>
+        </w:rPr>
+        <w:t>Ketika admin/marketing Divisi Iklan menerbitkan faktur atau mengubah status piutang, kasir langsung dapat melihat faktur tersebut di menu 'Input Setoran Iklan' tanpa perlu menunggu sinkronisasi manual.</w:t>
+      </w:r>
+    </w:p>
+    <w:p>
+      <w:pPr>
+        <w:pStyle w:val="ListBullet"/>
+        <w:spacing w:after="60" w:line="276" w:lineRule="auto"/>
+      </w:pPr>
+      <w:r>
+        <w:rPr>
+          <w:b/>
+          <w:color w:val="0F172A"/>
+          <w:sz w:val="19"/>
+        </w:rPr>
+        <w:t xml:space="preserve">2. Sinkronisasi Divisi Sirkulasi: </w:t>
+      </w:r>
+      <w:r>
+        <w:rPr>
+          <w:color w:val="334155"/>
+          <w:sz w:val="19"/>
+        </w:rPr>
+        <w:t>Saat staf Divisi Sirkulasi mencatat agen koran baru atau pihak gudang logistik menerbitkan Berita Acara Penerimaan Retur (BAPR), data tagihan dan jatah retur koran langsung terbaca di menu 'Input Setoran Koran Agen'.</w:t>
+      </w:r>
+    </w:p>
+    <w:p>
+      <w:pPr>
+        <w:pStyle w:val="ListBullet"/>
+        <w:spacing w:after="60" w:line="276" w:lineRule="auto"/>
+      </w:pPr>
+      <w:r>
+        <w:rPr>
+          <w:b/>
+          <w:color w:val="0F172A"/>
+          <w:sz w:val="19"/>
+        </w:rPr>
+        <w:t xml:space="preserve">3. Sinkronisasi Divisi Keuangan: </w:t>
+      </w:r>
+      <w:r>
+        <w:rPr>
+          <w:color w:val="334155"/>
+          <w:sz w:val="19"/>
+        </w:rPr>
+        <w:t>Pengajuan dana kas kecil operasional (BP) dari Divisi Umum atau Redaksi yang telah diverifikasi dan di-ACC (Approved) oleh Manajer Keuangan otomatis muncul di meja kasir dengan status 'Approved (Siap Cair)', siap untuk dicairkan kasir.</w:t>
+      </w:r>
+    </w:p>
+    <w:p>
+      <w:pPr>
+        <w:pStyle w:val="ListBullet"/>
+        <w:spacing w:after="60" w:line="276" w:lineRule="auto"/>
+      </w:pPr>
+      <w:r>
+        <w:rPr>
+          <w:b/>
+          <w:color w:val="0F172A"/>
+          <w:sz w:val="19"/>
+        </w:rPr>
+        <w:t xml:space="preserve">4. Sinkronisasi Divisi Akuntansi: </w:t>
+      </w:r>
+      <w:r>
+        <w:rPr>
+          <w:color w:val="334155"/>
+          <w:sz w:val="19"/>
+        </w:rPr>
+        <w:t>Seluruh kuitansi Kas Masuk (BKM) dan voucher Kas Keluar (BKK) yang telah ditutup shift-nya oleh kasir langsung berstatus 'Siap Tarik Akunting' sehingga Divisi Akuntansi dapat membentuk jurnal umum kas dan buku besar secara otomatis.</w:t>
+      </w:r>
+    </w:p>
+    <w:p>
+      <w:pPr>
+        <w:pStyle w:val="Heading2"/>
+        <w:keepNext/>
+        <w:spacing w:before="240" w:after="80"/>
+      </w:pPr>
+      <w:r>
+        <w:rPr>
+          <w:b/>
+          <w:color w:val="0F766E"/>
+          <w:sz w:val="24"/>
+        </w:rPr>
+        <w:t>Prinsip Utama Tata Kelola Kasir HU Kabar Priangan</w:t>
+      </w:r>
+    </w:p>
+    <w:p>
+      <w:pPr>
+        <w:pStyle w:val="ListBullet"/>
+        <w:spacing w:after="60" w:line="276" w:lineRule="auto"/>
+      </w:pPr>
+      <w:r>
+        <w:rPr>
+          <w:b/>
+          <w:color w:val="0F172A"/>
+          <w:sz w:val="19"/>
+        </w:rPr>
+        <w:t xml:space="preserve">• Cash Before Print (CBP): </w:t>
+      </w:r>
+      <w:r>
+        <w:rPr>
+          <w:color w:val="334155"/>
+          <w:sz w:val="19"/>
+        </w:rPr>
+        <w:t>Pemasangan iklan insidental/tunai wajib dilunasi di meja kasir sebelum materi cetak naik ke percetakan.</w:t>
+      </w:r>
+    </w:p>
+    <w:p>
+      <w:pPr>
+        <w:pStyle w:val="ListBullet"/>
+        <w:spacing w:after="60" w:line="276" w:lineRule="auto"/>
+      </w:pPr>
+      <w:r>
+        <w:rPr>
+          <w:b/>
+          <w:color w:val="0F172A"/>
+          <w:sz w:val="19"/>
+        </w:rPr>
+        <w:t xml:space="preserve">• One-Gate Disbursement: </w:t>
+      </w:r>
+      <w:r>
+        <w:rPr>
+          <w:color w:val="334155"/>
+          <w:sz w:val="19"/>
+        </w:rPr>
+        <w:t>Pencairan dana kas keluar hanya boleh dieksekusi jika formulir BP memiliki Nomor Register Anggaran resmi bertanda status 'Approved' dari Keuangan.</w:t>
+      </w:r>
+    </w:p>
+    <w:p>
+      <w:pPr>
+        <w:pStyle w:val="ListBullet"/>
+        <w:spacing w:after="60" w:line="276" w:lineRule="auto"/>
+      </w:pPr>
+      <w:r>
+        <w:rPr>
+          <w:b/>
+          <w:color w:val="0F172A"/>
+          <w:sz w:val="19"/>
+        </w:rPr>
+        <w:t xml:space="preserve">• Validitas Retur Koran Sah: </w:t>
+      </w:r>
+      <w:r>
+        <w:rPr>
+          <w:color w:val="334155"/>
+          <w:sz w:val="19"/>
+        </w:rPr>
+        <w:t>Pengurangan piutang agen sirkulasi hanya diakui sah jika disertai bukti nomor dokumen BAPR dari gudang dengan nilai retur resmi Rp 2.100/eksemplar.</w:t>
+      </w:r>
+    </w:p>
+    <w:p>
+      <w:pPr>
+        <w:pStyle w:val="ListBullet"/>
+        <w:spacing w:after="60" w:line="276" w:lineRule="auto"/>
+      </w:pPr>
+      <w:r>
+        <w:rPr>
+          <w:b/>
+          <w:color w:val="0F172A"/>
+          <w:sz w:val="19"/>
+        </w:rPr>
+        <w:t xml:space="preserve">• Zero-Tolerance Cash Variance: </w:t>
+      </w:r>
+      <w:r>
+        <w:rPr>
+          <w:color w:val="334155"/>
+          <w:sz w:val="19"/>
+        </w:rPr>
+        <w:t>Di akhir jam kerja kasir wajib menghitung uang fisik di laci dan mencocokkannya dengan saldo akhir sistem. Selisih wajib dipertanggungjawabkan dalam berita acara serah terima.</w:t>
+      </w:r>
+    </w:p>
+    <w:p>
+      <w:pPr>
+        <w:pStyle w:val="Heading1"/>
+        <w:keepNext/>
+        <w:spacing w:before="320" w:after="120"/>
+      </w:pPr>
+      <w:r>
+        <w:rPr>
+          <w:b/>
+          <w:color w:val="0D5C75"/>
+          <w:sz w:val="28"/>
+        </w:rPr>
+        <w:t>BAB II: KAMUS ISTILAH OPERASIONAL &amp; KLASIFIKASI NAMA DIVISI</w:t>
+      </w:r>
+    </w:p>
+    <w:p>
+      <w:pPr>
+        <w:spacing w:after="100" w:line="276" w:lineRule="auto"/>
+      </w:pPr>
+      <w:r>
+        <w:rPr>
+          <w:i w:val="0"/>
+          <w:color w:val="334155"/>
+          <w:sz w:val="20"/>
+        </w:rPr>
+        <w:t>Berikut adalah daftar istilah dan singkatan resmi yang digunakan di meja kasir Kabar Priangan:</w:t>
+      </w:r>
+    </w:p>
+    <w:tbl>
+      <w:tblPr>
+        <w:tblW w:type="auto" w:w="0"/>
+        <w:tblLook w:firstColumn="1" w:firstRow="1" w:lastColumn="0" w:lastRow="0" w:noHBand="0" w:noVBand="1" w:val="04A0"/>
+        <w:jc w:val="center"/>
+        <w:tblBorders>
+          <w:top w:val="single" w:sz="4" w:space="0" w:color="CBD5E1"/>
+          <w:bottom w:val="single" w:sz="4" w:space="0" w:color="CBD5E1"/>
+          <w:left w:val="none"/>
+          <w:right w:val="none"/>
+          <w:insideH w:val="single" w:sz="4" w:space="0" w:color="CBD5E1"/>
+          <w:insideV w:val="none"/>
+        </w:tblBorders>
+      </w:tblPr>
+      <w:tblGrid>
+        <w:gridCol w:w="3010"/>
+        <w:gridCol w:w="3010"/>
+        <w:gridCol w:w="3010"/>
+      </w:tblGrid>
+      <w:tr>
+        <w:tc>
+          <w:tcPr>
+            <w:tcW w:type="dxa" w:w="1440"/>
+            <w:shd w:fill="0D5C75"/>
+            <w:tcMar>
+              <w:top w:w="100" w:type="dxa"/>
+              <w:bottom w:w="100" w:type="dxa"/>
+              <w:left w:w="120" w:type="dxa"/>
+              <w:right w:w="120" w:type="dxa"/>
+            </w:tcMar>
+          </w:tcPr>
+          <w:p>
+            <w:pPr>
+              <w:jc w:val="center"/>
+            </w:pPr>
+            <w:r>
+              <w:rPr>
+                <w:b/>
+                <w:color w:val="FFFFFF"/>
+                <w:sz w:val="18"/>
+              </w:rPr>
+              <w:t>Singkatan</w:t>
+            </w:r>
+          </w:p>
+        </w:tc>
+        <w:tc>
+          <w:tcPr>
+            <w:tcW w:type="dxa" w:w="2592"/>
+            <w:shd w:fill="0D5C75"/>
+            <w:tcMar>
+              <w:top w:w="100" w:type="dxa"/>
+              <w:bottom w:w="100" w:type="dxa"/>
+              <w:left w:w="120" w:type="dxa"/>
+              <w:right w:w="120" w:type="dxa"/>
+            </w:tcMar>
+          </w:tcPr>
+          <w:p>
+            <w:pPr>
+              <w:jc w:val="center"/>
+            </w:pPr>
+            <w:r>
+              <w:rPr>
+                <w:b/>
+                <w:color w:val="FFFFFF"/>
+                <w:sz w:val="18"/>
+              </w:rPr>
+              <w:t>Nama Resmi</w:t>
+            </w:r>
+          </w:p>
+        </w:tc>
+        <w:tc>
+          <w:tcPr>
+            <w:tcW w:type="dxa" w:w="4997"/>
+            <w:shd w:fill="0D5C75"/>
+            <w:tcMar>
+              <w:top w:w="100" w:type="dxa"/>
+              <w:bottom w:w="100" w:type="dxa"/>
+              <w:left w:w="120" w:type="dxa"/>
+              <w:right w:w="120" w:type="dxa"/>
+            </w:tcMar>
+          </w:tcPr>
+          <w:p>
+            <w:pPr>
+              <w:jc w:val="center"/>
+            </w:pPr>
+            <w:r>
+              <w:rPr>
+                <w:b/>
+                <w:color w:val="FFFFFF"/>
+                <w:sz w:val="18"/>
+              </w:rPr>
+              <w:t>Fungsi &amp; Makna Bisnis</w:t>
+            </w:r>
+          </w:p>
+        </w:tc>
+      </w:tr>
+      <w:tr>
+        <w:tc>
+          <w:tcPr>
+            <w:tcW w:type="dxa" w:w="1440"/>
+            <w:shd w:fill="FFFFFF"/>
+            <w:tcMar>
+              <w:top w:w="80" w:type="dxa"/>
+              <w:bottom w:w="80" w:type="dxa"/>
+              <w:left w:w="100" w:type="dxa"/>
+              <w:right w:w="100" w:type="dxa"/>
+            </w:tcMar>
+          </w:tcPr>
+          <w:p>
+            <w:pPr>
+              <w:spacing w:line="276" w:lineRule="auto"/>
+            </w:pPr>
+            <w:r>
+              <w:rPr>
+                <w:color w:val="334155"/>
+                <w:sz w:val="17"/>
+              </w:rPr>
+              <w:t>BP</w:t>
+            </w:r>
+          </w:p>
+        </w:tc>
+        <w:tc>
+          <w:tcPr>
+            <w:tcW w:type="dxa" w:w="2592"/>
+            <w:shd w:fill="FFFFFF"/>
+            <w:tcMar>
+              <w:top w:w="80" w:type="dxa"/>
+              <w:bottom w:w="80" w:type="dxa"/>
+              <w:left w:w="100" w:type="dxa"/>
+              <w:right w:w="100" w:type="dxa"/>
+            </w:tcMar>
+          </w:tcPr>
+          <w:p>
+            <w:pPr>
+              <w:spacing w:line="276" w:lineRule="auto"/>
+            </w:pPr>
+            <w:r>
+              <w:rPr>
+                <w:color w:val="334155"/>
+                <w:sz w:val="17"/>
+              </w:rPr>
+              <w:t>Bukti Pengeluaran</w:t>
+            </w:r>
+          </w:p>
+        </w:tc>
+        <w:tc>
+          <w:tcPr>
+            <w:tcW w:type="dxa" w:w="4997"/>
+            <w:shd w:fill="FFFFFF"/>
+            <w:tcMar>
+              <w:top w:w="80" w:type="dxa"/>
+              <w:bottom w:w="80" w:type="dxa"/>
+              <w:left w:w="100" w:type="dxa"/>
+              <w:right w:w="100" w:type="dxa"/>
+            </w:tcMar>
+          </w:tcPr>
+          <w:p>
+            <w:pPr>
+              <w:spacing w:line="276" w:lineRule="auto"/>
+            </w:pPr>
+            <w:r>
+              <w:rPr>
+                <w:color w:val="334155"/>
+                <w:sz w:val="17"/>
+              </w:rPr>
+              <w:t>Voucher pengajuan kas kecil (petty cash) operasional dari tiap divisi yang diajukan ke bagian keuangan sebelum dicairkan kasir.</w:t>
+            </w:r>
+          </w:p>
+        </w:tc>
+      </w:tr>
+      <w:tr>
+        <w:tc>
+          <w:tcPr>
+            <w:tcW w:type="dxa" w:w="1440"/>
             <w:shd w:fill="F8FAFC"/>
             <w:tcMar>
               <w:top w:w="80" w:type="dxa"/>
@@ -67,21 +651,70 @@
           </w:tcPr>
           <w:p>
             <w:pPr>
-              <w:spacing w:after="40"/>
+              <w:spacing w:line="276" w:lineRule="auto"/>
             </w:pPr>
             <w:r>
               <w:rPr>
-                <w:b/>
-                <w:color w:val="475569"/>
-                <w:sz w:val="19"/>
+                <w:color w:val="334155"/>
+                <w:sz w:val="17"/>
               </w:rPr>
-              <w:t>Nama Aplikasi</w:t>
+              <w:t>KH</w:t>
             </w:r>
           </w:p>
         </w:tc>
         <w:tc>
           <w:tcPr>
-            <w:tcW w:type="dxa" w:w="6480"/>
+            <w:tcW w:type="dxa" w:w="2592"/>
+            <w:shd w:fill="F8FAFC"/>
+            <w:tcMar>
+              <w:top w:w="80" w:type="dxa"/>
+              <w:bottom w:w="80" w:type="dxa"/>
+              <w:left w:w="100" w:type="dxa"/>
+              <w:right w:w="100" w:type="dxa"/>
+            </w:tcMar>
+          </w:tcPr>
+          <w:p>
+            <w:pPr>
+              <w:spacing w:line="276" w:lineRule="auto"/>
+            </w:pPr>
+            <w:r>
+              <w:rPr>
+                <w:color w:val="334155"/>
+                <w:sz w:val="17"/>
+              </w:rPr>
+              <w:t>Koresponden Harian / Kolomnis</w:t>
+            </w:r>
+          </w:p>
+        </w:tc>
+        <w:tc>
+          <w:tcPr>
+            <w:tcW w:type="dxa" w:w="4997"/>
+            <w:shd w:fill="F8FAFC"/>
+            <w:tcMar>
+              <w:top w:w="80" w:type="dxa"/>
+              <w:bottom w:w="80" w:type="dxa"/>
+              <w:left w:w="100" w:type="dxa"/>
+              <w:right w:w="100" w:type="dxa"/>
+            </w:tcMar>
+          </w:tcPr>
+          <w:p>
+            <w:pPr>
+              <w:spacing w:line="276" w:lineRule="auto"/>
+            </w:pPr>
+            <w:r>
+              <w:rPr>
+                <w:color w:val="334155"/>
+                <w:sz w:val="17"/>
+              </w:rPr>
+              <w:t>Wartawan daerah/penulis lepas di wilayah Priangan Timur yang berhak menerima honorarium/komisi advertorial terbit.</w:t>
+            </w:r>
+          </w:p>
+        </w:tc>
+      </w:tr>
+      <w:tr>
+        <w:tc>
+          <w:tcPr>
+            <w:tcW w:type="dxa" w:w="1440"/>
             <w:shd w:fill="FFFFFF"/>
             <w:tcMar>
               <w:top w:w="80" w:type="dxa"/>
@@ -92,14 +725,1506 @@
           </w:tcPr>
           <w:p>
             <w:pPr>
-              <w:spacing w:after="40"/>
+              <w:spacing w:line="276" w:lineRule="auto"/>
             </w:pPr>
             <w:r>
               <w:rPr>
-                <w:color w:val="0F172A"/>
-                <w:sz w:val="19"/>
+                <w:color w:val="334155"/>
+                <w:sz w:val="17"/>
               </w:rPr>
-              <w:t>Website Internal Harian Umum Kabar Priangan (SI-KP)</w:t>
+              <w:t>AE</w:t>
+            </w:r>
+          </w:p>
+        </w:tc>
+        <w:tc>
+          <w:tcPr>
+            <w:tcW w:type="dxa" w:w="2592"/>
+            <w:shd w:fill="FFFFFF"/>
+            <w:tcMar>
+              <w:top w:w="80" w:type="dxa"/>
+              <w:bottom w:w="80" w:type="dxa"/>
+              <w:left w:w="100" w:type="dxa"/>
+              <w:right w:w="100" w:type="dxa"/>
+            </w:tcMar>
+          </w:tcPr>
+          <w:p>
+            <w:pPr>
+              <w:spacing w:line="276" w:lineRule="auto"/>
+            </w:pPr>
+            <w:r>
+              <w:rPr>
+                <w:color w:val="334155"/>
+                <w:sz w:val="17"/>
+              </w:rPr>
+              <w:t>Account Executive</w:t>
+            </w:r>
+          </w:p>
+        </w:tc>
+        <w:tc>
+          <w:tcPr>
+            <w:tcW w:type="dxa" w:w="4997"/>
+            <w:shd w:fill="FFFFFF"/>
+            <w:tcMar>
+              <w:top w:w="80" w:type="dxa"/>
+              <w:bottom w:w="80" w:type="dxa"/>
+              <w:left w:w="100" w:type="dxa"/>
+              <w:right w:w="100" w:type="dxa"/>
+            </w:tcMar>
+          </w:tcPr>
+          <w:p>
+            <w:pPr>
+              <w:spacing w:line="276" w:lineRule="auto"/>
+            </w:pPr>
+            <w:r>
+              <w:rPr>
+                <w:color w:val="334155"/>
+                <w:sz w:val="17"/>
+              </w:rPr>
+              <w:t>Tim marketing/sales periklanan yang mencari order iklan dan menerima insentif komisi setelah faktur dinyatakan lunas.</w:t>
+            </w:r>
+          </w:p>
+        </w:tc>
+      </w:tr>
+      <w:tr>
+        <w:tc>
+          <w:tcPr>
+            <w:tcW w:type="dxa" w:w="1440"/>
+            <w:shd w:fill="F8FAFC"/>
+            <w:tcMar>
+              <w:top w:w="80" w:type="dxa"/>
+              <w:bottom w:w="80" w:type="dxa"/>
+              <w:left w:w="100" w:type="dxa"/>
+              <w:right w:w="100" w:type="dxa"/>
+            </w:tcMar>
+          </w:tcPr>
+          <w:p>
+            <w:pPr>
+              <w:spacing w:line="276" w:lineRule="auto"/>
+            </w:pPr>
+            <w:r>
+              <w:rPr>
+                <w:color w:val="334155"/>
+                <w:sz w:val="17"/>
+              </w:rPr>
+              <w:t>KI</w:t>
+            </w:r>
+          </w:p>
+        </w:tc>
+        <w:tc>
+          <w:tcPr>
+            <w:tcW w:type="dxa" w:w="2592"/>
+            <w:shd w:fill="F8FAFC"/>
+            <w:tcMar>
+              <w:top w:w="80" w:type="dxa"/>
+              <w:bottom w:w="80" w:type="dxa"/>
+              <w:left w:w="100" w:type="dxa"/>
+              <w:right w:w="100" w:type="dxa"/>
+            </w:tcMar>
+          </w:tcPr>
+          <w:p>
+            <w:pPr>
+              <w:spacing w:line="276" w:lineRule="auto"/>
+            </w:pPr>
+            <w:r>
+              <w:rPr>
+                <w:color w:val="334155"/>
+                <w:sz w:val="17"/>
+              </w:rPr>
+              <w:t>Kas Masuk (Cash In)</w:t>
+            </w:r>
+          </w:p>
+        </w:tc>
+        <w:tc>
+          <w:tcPr>
+            <w:tcW w:type="dxa" w:w="4997"/>
+            <w:shd w:fill="F8FAFC"/>
+            <w:tcMar>
+              <w:top w:w="80" w:type="dxa"/>
+              <w:bottom w:w="80" w:type="dxa"/>
+              <w:left w:w="100" w:type="dxa"/>
+              <w:right w:w="100" w:type="dxa"/>
+            </w:tcMar>
+          </w:tcPr>
+          <w:p>
+            <w:pPr>
+              <w:spacing w:line="276" w:lineRule="auto"/>
+            </w:pPr>
+            <w:r>
+              <w:rPr>
+                <w:color w:val="334155"/>
+                <w:sz w:val="17"/>
+              </w:rPr>
+              <w:t>Seluruh transaksi aliran uang tunai, QRIS, atau transfer bank yang masuk ke loket kasir.</w:t>
+            </w:r>
+          </w:p>
+        </w:tc>
+      </w:tr>
+      <w:tr>
+        <w:tc>
+          <w:tcPr>
+            <w:tcW w:type="dxa" w:w="1440"/>
+            <w:shd w:fill="FFFFFF"/>
+            <w:tcMar>
+              <w:top w:w="80" w:type="dxa"/>
+              <w:bottom w:w="80" w:type="dxa"/>
+              <w:left w:w="100" w:type="dxa"/>
+              <w:right w:w="100" w:type="dxa"/>
+            </w:tcMar>
+          </w:tcPr>
+          <w:p>
+            <w:pPr>
+              <w:spacing w:line="276" w:lineRule="auto"/>
+            </w:pPr>
+            <w:r>
+              <w:rPr>
+                <w:color w:val="334155"/>
+                <w:sz w:val="17"/>
+              </w:rPr>
+              <w:t>KO</w:t>
+            </w:r>
+          </w:p>
+        </w:tc>
+        <w:tc>
+          <w:tcPr>
+            <w:tcW w:type="dxa" w:w="2592"/>
+            <w:shd w:fill="FFFFFF"/>
+            <w:tcMar>
+              <w:top w:w="80" w:type="dxa"/>
+              <w:bottom w:w="80" w:type="dxa"/>
+              <w:left w:w="100" w:type="dxa"/>
+              <w:right w:w="100" w:type="dxa"/>
+            </w:tcMar>
+          </w:tcPr>
+          <w:p>
+            <w:pPr>
+              <w:spacing w:line="276" w:lineRule="auto"/>
+            </w:pPr>
+            <w:r>
+              <w:rPr>
+                <w:color w:val="334155"/>
+                <w:sz w:val="17"/>
+              </w:rPr>
+              <w:t>Kas Keluar (Cash Out)</w:t>
+            </w:r>
+          </w:p>
+        </w:tc>
+        <w:tc>
+          <w:tcPr>
+            <w:tcW w:type="dxa" w:w="4997"/>
+            <w:shd w:fill="FFFFFF"/>
+            <w:tcMar>
+              <w:top w:w="80" w:type="dxa"/>
+              <w:bottom w:w="80" w:type="dxa"/>
+              <w:left w:w="100" w:type="dxa"/>
+              <w:right w:w="100" w:type="dxa"/>
+            </w:tcMar>
+          </w:tcPr>
+          <w:p>
+            <w:pPr>
+              <w:spacing w:line="276" w:lineRule="auto"/>
+            </w:pPr>
+            <w:r>
+              <w:rPr>
+                <w:color w:val="334155"/>
+                <w:sz w:val="17"/>
+              </w:rPr>
+              <w:t>Seluruh transaksi pengeluaran atau pencairan uang kas oleh kasir untuk membiayai operasional kantor.</w:t>
+            </w:r>
+          </w:p>
+        </w:tc>
+      </w:tr>
+      <w:tr>
+        <w:tc>
+          <w:tcPr>
+            <w:tcW w:type="dxa" w:w="1440"/>
+            <w:shd w:fill="F8FAFC"/>
+            <w:tcMar>
+              <w:top w:w="80" w:type="dxa"/>
+              <w:bottom w:w="80" w:type="dxa"/>
+              <w:left w:w="100" w:type="dxa"/>
+              <w:right w:w="100" w:type="dxa"/>
+            </w:tcMar>
+          </w:tcPr>
+          <w:p>
+            <w:pPr>
+              <w:spacing w:line="276" w:lineRule="auto"/>
+            </w:pPr>
+            <w:r>
+              <w:rPr>
+                <w:color w:val="334155"/>
+                <w:sz w:val="17"/>
+              </w:rPr>
+              <w:t>BKM</w:t>
+            </w:r>
+          </w:p>
+        </w:tc>
+        <w:tc>
+          <w:tcPr>
+            <w:tcW w:type="dxa" w:w="2592"/>
+            <w:shd w:fill="F8FAFC"/>
+            <w:tcMar>
+              <w:top w:w="80" w:type="dxa"/>
+              <w:bottom w:w="80" w:type="dxa"/>
+              <w:left w:w="100" w:type="dxa"/>
+              <w:right w:w="100" w:type="dxa"/>
+            </w:tcMar>
+          </w:tcPr>
+          <w:p>
+            <w:pPr>
+              <w:spacing w:line="276" w:lineRule="auto"/>
+            </w:pPr>
+            <w:r>
+              <w:rPr>
+                <w:color w:val="334155"/>
+                <w:sz w:val="17"/>
+              </w:rPr>
+              <w:t>Bukti Kas Masuk</w:t>
+            </w:r>
+          </w:p>
+        </w:tc>
+        <w:tc>
+          <w:tcPr>
+            <w:tcW w:type="dxa" w:w="4997"/>
+            <w:shd w:fill="F8FAFC"/>
+            <w:tcMar>
+              <w:top w:w="80" w:type="dxa"/>
+              <w:bottom w:w="80" w:type="dxa"/>
+              <w:left w:w="100" w:type="dxa"/>
+              <w:right w:w="100" w:type="dxa"/>
+            </w:tcMar>
+          </w:tcPr>
+          <w:p>
+            <w:pPr>
+              <w:spacing w:line="276" w:lineRule="auto"/>
+            </w:pPr>
+            <w:r>
+              <w:rPr>
+                <w:color w:val="334155"/>
+                <w:sz w:val="17"/>
+              </w:rPr>
+              <w:t>Kuitansi penerimaan kas resmi bernomor unik yang dicetak dan ditandatangani kasir saat menerima uang setoran.</w:t>
+            </w:r>
+          </w:p>
+        </w:tc>
+      </w:tr>
+      <w:tr>
+        <w:tc>
+          <w:tcPr>
+            <w:tcW w:type="dxa" w:w="1440"/>
+            <w:shd w:fill="FFFFFF"/>
+            <w:tcMar>
+              <w:top w:w="80" w:type="dxa"/>
+              <w:bottom w:w="80" w:type="dxa"/>
+              <w:left w:w="100" w:type="dxa"/>
+              <w:right w:w="100" w:type="dxa"/>
+            </w:tcMar>
+          </w:tcPr>
+          <w:p>
+            <w:pPr>
+              <w:spacing w:line="276" w:lineRule="auto"/>
+            </w:pPr>
+            <w:r>
+              <w:rPr>
+                <w:color w:val="334155"/>
+                <w:sz w:val="17"/>
+              </w:rPr>
+              <w:t>BKK</w:t>
+            </w:r>
+          </w:p>
+        </w:tc>
+        <w:tc>
+          <w:tcPr>
+            <w:tcW w:type="dxa" w:w="2592"/>
+            <w:shd w:fill="FFFFFF"/>
+            <w:tcMar>
+              <w:top w:w="80" w:type="dxa"/>
+              <w:bottom w:w="80" w:type="dxa"/>
+              <w:left w:w="100" w:type="dxa"/>
+              <w:right w:w="100" w:type="dxa"/>
+            </w:tcMar>
+          </w:tcPr>
+          <w:p>
+            <w:pPr>
+              <w:spacing w:line="276" w:lineRule="auto"/>
+            </w:pPr>
+            <w:r>
+              <w:rPr>
+                <w:color w:val="334155"/>
+                <w:sz w:val="17"/>
+              </w:rPr>
+              <w:t>Bukti Kas Keluar</w:t>
+            </w:r>
+          </w:p>
+        </w:tc>
+        <w:tc>
+          <w:tcPr>
+            <w:tcW w:type="dxa" w:w="4997"/>
+            <w:shd w:fill="FFFFFF"/>
+            <w:tcMar>
+              <w:top w:w="80" w:type="dxa"/>
+              <w:bottom w:w="80" w:type="dxa"/>
+              <w:left w:w="100" w:type="dxa"/>
+              <w:right w:w="100" w:type="dxa"/>
+            </w:tcMar>
+          </w:tcPr>
+          <w:p>
+            <w:pPr>
+              <w:spacing w:line="276" w:lineRule="auto"/>
+            </w:pPr>
+            <w:r>
+              <w:rPr>
+                <w:color w:val="334155"/>
+                <w:sz w:val="17"/>
+              </w:rPr>
+              <w:t>Voucher tanda bukti pencairan dana kas yang wajib ditandatangani kasir dan pihak penerima uang.</w:t>
+            </w:r>
+          </w:p>
+        </w:tc>
+      </w:tr>
+      <w:tr>
+        <w:tc>
+          <w:tcPr>
+            <w:tcW w:type="dxa" w:w="1440"/>
+            <w:shd w:fill="F8FAFC"/>
+            <w:tcMar>
+              <w:top w:w="80" w:type="dxa"/>
+              <w:bottom w:w="80" w:type="dxa"/>
+              <w:left w:w="100" w:type="dxa"/>
+              <w:right w:w="100" w:type="dxa"/>
+            </w:tcMar>
+          </w:tcPr>
+          <w:p>
+            <w:pPr>
+              <w:spacing w:line="276" w:lineRule="auto"/>
+            </w:pPr>
+            <w:r>
+              <w:rPr>
+                <w:color w:val="334155"/>
+                <w:sz w:val="17"/>
+              </w:rPr>
+              <w:t>BAPR</w:t>
+            </w:r>
+          </w:p>
+        </w:tc>
+        <w:tc>
+          <w:tcPr>
+            <w:tcW w:type="dxa" w:w="2592"/>
+            <w:shd w:fill="F8FAFC"/>
+            <w:tcMar>
+              <w:top w:w="80" w:type="dxa"/>
+              <w:bottom w:w="80" w:type="dxa"/>
+              <w:left w:w="100" w:type="dxa"/>
+              <w:right w:w="100" w:type="dxa"/>
+            </w:tcMar>
+          </w:tcPr>
+          <w:p>
+            <w:pPr>
+              <w:spacing w:line="276" w:lineRule="auto"/>
+            </w:pPr>
+            <w:r>
+              <w:rPr>
+                <w:color w:val="334155"/>
+                <w:sz w:val="17"/>
+              </w:rPr>
+              <w:t>Berita Acara Penerimaan Retur</w:t>
+            </w:r>
+          </w:p>
+        </w:tc>
+        <w:tc>
+          <w:tcPr>
+            <w:tcW w:type="dxa" w:w="4997"/>
+            <w:shd w:fill="F8FAFC"/>
+            <w:tcMar>
+              <w:top w:w="80" w:type="dxa"/>
+              <w:bottom w:w="80" w:type="dxa"/>
+              <w:left w:w="100" w:type="dxa"/>
+              <w:right w:w="100" w:type="dxa"/>
+            </w:tcMar>
+          </w:tcPr>
+          <w:p>
+            <w:pPr>
+              <w:spacing w:line="276" w:lineRule="auto"/>
+            </w:pPr>
+            <w:r>
+              <w:rPr>
+                <w:color w:val="334155"/>
+                <w:sz w:val="17"/>
+              </w:rPr>
+              <w:t>Dokumen fisik tanda terima koran sisa/tidak laku dari agen sirkulasi yang disahkan bagian gudang logistik.</w:t>
+            </w:r>
+          </w:p>
+        </w:tc>
+      </w:tr>
+      <w:tr>
+        <w:tc>
+          <w:tcPr>
+            <w:tcW w:type="dxa" w:w="1440"/>
+            <w:shd w:fill="FFFFFF"/>
+            <w:tcMar>
+              <w:top w:w="80" w:type="dxa"/>
+              <w:bottom w:w="80" w:type="dxa"/>
+              <w:left w:w="100" w:type="dxa"/>
+              <w:right w:w="100" w:type="dxa"/>
+            </w:tcMar>
+          </w:tcPr>
+          <w:p>
+            <w:pPr>
+              <w:spacing w:line="276" w:lineRule="auto"/>
+            </w:pPr>
+            <w:r>
+              <w:rPr>
+                <w:color w:val="334155"/>
+                <w:sz w:val="17"/>
+              </w:rPr>
+              <w:t>CBP</w:t>
+            </w:r>
+          </w:p>
+        </w:tc>
+        <w:tc>
+          <w:tcPr>
+            <w:tcW w:type="dxa" w:w="2592"/>
+            <w:shd w:fill="FFFFFF"/>
+            <w:tcMar>
+              <w:top w:w="80" w:type="dxa"/>
+              <w:bottom w:w="80" w:type="dxa"/>
+              <w:left w:w="100" w:type="dxa"/>
+              <w:right w:w="100" w:type="dxa"/>
+            </w:tcMar>
+          </w:tcPr>
+          <w:p>
+            <w:pPr>
+              <w:spacing w:line="276" w:lineRule="auto"/>
+            </w:pPr>
+            <w:r>
+              <w:rPr>
+                <w:color w:val="334155"/>
+                <w:sz w:val="17"/>
+              </w:rPr>
+              <w:t>Cash Before Print</w:t>
+            </w:r>
+          </w:p>
+        </w:tc>
+        <w:tc>
+          <w:tcPr>
+            <w:tcW w:type="dxa" w:w="4997"/>
+            <w:shd w:fill="FFFFFF"/>
+            <w:tcMar>
+              <w:top w:w="80" w:type="dxa"/>
+              <w:bottom w:w="80" w:type="dxa"/>
+              <w:left w:w="100" w:type="dxa"/>
+              <w:right w:w="100" w:type="dxa"/>
+            </w:tcMar>
+          </w:tcPr>
+          <w:p>
+            <w:pPr>
+              <w:spacing w:line="276" w:lineRule="auto"/>
+            </w:pPr>
+            <w:r>
+              <w:rPr>
+                <w:color w:val="334155"/>
+                <w:sz w:val="17"/>
+              </w:rPr>
+              <w:t>Aturan manajemen di mana iklan lepas wajib dilunasi kasir sebelum surat kabar dicetak.</w:t>
+            </w:r>
+          </w:p>
+        </w:tc>
+      </w:tr>
+      <w:tr>
+        <w:tc>
+          <w:tcPr>
+            <w:tcW w:type="dxa" w:w="1440"/>
+            <w:shd w:fill="F8FAFC"/>
+            <w:tcMar>
+              <w:top w:w="80" w:type="dxa"/>
+              <w:bottom w:w="80" w:type="dxa"/>
+              <w:left w:w="100" w:type="dxa"/>
+              <w:right w:w="100" w:type="dxa"/>
+            </w:tcMar>
+          </w:tcPr>
+          <w:p>
+            <w:pPr>
+              <w:spacing w:line="276" w:lineRule="auto"/>
+            </w:pPr>
+            <w:r>
+              <w:rPr>
+                <w:color w:val="334155"/>
+                <w:sz w:val="17"/>
+              </w:rPr>
+              <w:t>COA / NOPER</w:t>
+            </w:r>
+          </w:p>
+        </w:tc>
+        <w:tc>
+          <w:tcPr>
+            <w:tcW w:type="dxa" w:w="2592"/>
+            <w:shd w:fill="F8FAFC"/>
+            <w:tcMar>
+              <w:top w:w="80" w:type="dxa"/>
+              <w:bottom w:w="80" w:type="dxa"/>
+              <w:left w:w="100" w:type="dxa"/>
+              <w:right w:w="100" w:type="dxa"/>
+            </w:tcMar>
+          </w:tcPr>
+          <w:p>
+            <w:pPr>
+              <w:spacing w:line="276" w:lineRule="auto"/>
+            </w:pPr>
+            <w:r>
+              <w:rPr>
+                <w:color w:val="334155"/>
+                <w:sz w:val="17"/>
+              </w:rPr>
+              <w:t>Chart of Accounts / Nomor Perkiraan</w:t>
+            </w:r>
+          </w:p>
+        </w:tc>
+        <w:tc>
+          <w:tcPr>
+            <w:tcW w:type="dxa" w:w="4997"/>
+            <w:shd w:fill="F8FAFC"/>
+            <w:tcMar>
+              <w:top w:w="80" w:type="dxa"/>
+              <w:bottom w:w="80" w:type="dxa"/>
+              <w:left w:w="100" w:type="dxa"/>
+              <w:right w:w="100" w:type="dxa"/>
+            </w:tcMar>
+          </w:tcPr>
+          <w:p>
+            <w:pPr>
+              <w:spacing w:line="276" w:lineRule="auto"/>
+            </w:pPr>
+            <w:r>
+              <w:rPr>
+                <w:color w:val="334155"/>
+                <w:sz w:val="17"/>
+              </w:rPr>
+              <w:t>Bagan akun buku besar akuntansi standar (misal: 1.00.04.01.01.01 Piutang Iklan, 6.00.01.00.01.04 Beban RT/Umum).</w:t>
+            </w:r>
+          </w:p>
+        </w:tc>
+      </w:tr>
+    </w:tbl>
+    <w:p>
+      <w:pPr>
+        <w:spacing w:after="80"/>
+      </w:pPr>
+    </w:p>
+    <w:p>
+      <w:pPr>
+        <w:pStyle w:val="Heading2"/>
+        <w:keepNext/>
+        <w:spacing w:before="240" w:after="80"/>
+      </w:pPr>
+      <w:r>
+        <w:rPr>
+          <w:b/>
+          <w:color w:val="0F766E"/>
+          <w:sz w:val="24"/>
+        </w:rPr>
+        <w:t>Klasifikasi Nama Divisi Resmi (Menghilangkan Penomoran Angka)</w:t>
+      </w:r>
+    </w:p>
+    <w:p>
+      <w:pPr>
+        <w:spacing w:after="100" w:line="276" w:lineRule="auto"/>
+      </w:pPr>
+      <w:r>
+        <w:rPr>
+          <w:i w:val="0"/>
+          <w:color w:val="334155"/>
+          <w:sz w:val="20"/>
+        </w:rPr>
+        <w:t>Untuk mempermudah pemahaman pengguna dan menghindari kebingungan kode angka warisan lama, seluruh antarmuka web kasir telah distandarisasi untuk langsung menampilkan nama divisi secara eksplisit:</w:t>
+      </w:r>
+    </w:p>
+    <w:tbl>
+      <w:tblPr>
+        <w:tblW w:type="auto" w:w="0"/>
+        <w:tblLook w:firstColumn="1" w:firstRow="1" w:lastColumn="0" w:lastRow="0" w:noHBand="0" w:noVBand="1" w:val="04A0"/>
+        <w:jc w:val="center"/>
+        <w:tblBorders>
+          <w:top w:val="single" w:sz="4" w:space="0" w:color="CBD5E1"/>
+          <w:bottom w:val="single" w:sz="4" w:space="0" w:color="CBD5E1"/>
+          <w:left w:val="none"/>
+          <w:right w:val="none"/>
+          <w:insideH w:val="single" w:sz="4" w:space="0" w:color="CBD5E1"/>
+          <w:insideV w:val="none"/>
+        </w:tblBorders>
+      </w:tblPr>
+      <w:tblGrid>
+        <w:gridCol w:w="3010"/>
+        <w:gridCol w:w="3010"/>
+        <w:gridCol w:w="3010"/>
+      </w:tblGrid>
+      <w:tr>
+        <w:tc>
+          <w:tcPr>
+            <w:tcW w:type="dxa" w:w="2304"/>
+            <w:shd w:fill="0D5C75"/>
+            <w:tcMar>
+              <w:top w:w="100" w:type="dxa"/>
+              <w:bottom w:w="100" w:type="dxa"/>
+              <w:left w:w="120" w:type="dxa"/>
+              <w:right w:w="120" w:type="dxa"/>
+            </w:tcMar>
+          </w:tcPr>
+          <w:p>
+            <w:pPr>
+              <w:jc w:val="center"/>
+            </w:pPr>
+            <w:r>
+              <w:rPr>
+                <w:b/>
+                <w:color w:val="FFFFFF"/>
+                <w:sz w:val="18"/>
+              </w:rPr>
+              <w:t>Nama Divisi Resmi</w:t>
+            </w:r>
+          </w:p>
+        </w:tc>
+        <w:tc>
+          <w:tcPr>
+            <w:tcW w:type="dxa" w:w="4421"/>
+            <w:shd w:fill="0D5C75"/>
+            <w:tcMar>
+              <w:top w:w="100" w:type="dxa"/>
+              <w:bottom w:w="100" w:type="dxa"/>
+              <w:left w:w="120" w:type="dxa"/>
+              <w:right w:w="120" w:type="dxa"/>
+            </w:tcMar>
+          </w:tcPr>
+          <w:p>
+            <w:pPr>
+              <w:jc w:val="center"/>
+            </w:pPr>
+            <w:r>
+              <w:rPr>
+                <w:b/>
+                <w:color w:val="FFFFFF"/>
+                <w:sz w:val="18"/>
+              </w:rPr>
+              <w:t>Cakupan Transaksi Kasir</w:t>
+            </w:r>
+          </w:p>
+        </w:tc>
+        <w:tc>
+          <w:tcPr>
+            <w:tcW w:type="dxa" w:w="2304"/>
+            <w:shd w:fill="0D5C75"/>
+            <w:tcMar>
+              <w:top w:w="100" w:type="dxa"/>
+              <w:bottom w:w="100" w:type="dxa"/>
+              <w:left w:w="120" w:type="dxa"/>
+              <w:right w:w="120" w:type="dxa"/>
+            </w:tcMar>
+          </w:tcPr>
+          <w:p>
+            <w:pPr>
+              <w:jc w:val="center"/>
+            </w:pPr>
+            <w:r>
+              <w:rPr>
+                <w:b/>
+                <w:color w:val="FFFFFF"/>
+                <w:sz w:val="18"/>
+              </w:rPr>
+              <w:t>Akun COA Utama</w:t>
+            </w:r>
+          </w:p>
+        </w:tc>
+      </w:tr>
+      <w:tr>
+        <w:tc>
+          <w:tcPr>
+            <w:tcW w:type="dxa" w:w="2304"/>
+            <w:shd w:fill="FFFFFF"/>
+            <w:tcMar>
+              <w:top w:w="80" w:type="dxa"/>
+              <w:bottom w:w="80" w:type="dxa"/>
+              <w:left w:w="100" w:type="dxa"/>
+              <w:right w:w="100" w:type="dxa"/>
+            </w:tcMar>
+          </w:tcPr>
+          <w:p>
+            <w:pPr>
+              <w:spacing w:line="276" w:lineRule="auto"/>
+            </w:pPr>
+            <w:r>
+              <w:rPr>
+                <w:color w:val="334155"/>
+                <w:sz w:val="17"/>
+              </w:rPr>
+              <w:t>Divisi Iklan</w:t>
+            </w:r>
+          </w:p>
+        </w:tc>
+        <w:tc>
+          <w:tcPr>
+            <w:tcW w:type="dxa" w:w="4421"/>
+            <w:shd w:fill="FFFFFF"/>
+            <w:tcMar>
+              <w:top w:w="80" w:type="dxa"/>
+              <w:bottom w:w="80" w:type="dxa"/>
+              <w:left w:w="100" w:type="dxa"/>
+              <w:right w:w="100" w:type="dxa"/>
+            </w:tcMar>
+          </w:tcPr>
+          <w:p>
+            <w:pPr>
+              <w:spacing w:line="276" w:lineRule="auto"/>
+            </w:pPr>
+            <w:r>
+              <w:rPr>
+                <w:color w:val="334155"/>
+                <w:sz w:val="17"/>
+              </w:rPr>
+              <w:t>Setoran piutang iklan tempo, komisi KH, dan insentif AE marketing.</w:t>
+            </w:r>
+          </w:p>
+        </w:tc>
+        <w:tc>
+          <w:tcPr>
+            <w:tcW w:type="dxa" w:w="2304"/>
+            <w:shd w:fill="FFFFFF"/>
+            <w:tcMar>
+              <w:top w:w="80" w:type="dxa"/>
+              <w:bottom w:w="80" w:type="dxa"/>
+              <w:left w:w="100" w:type="dxa"/>
+              <w:right w:w="100" w:type="dxa"/>
+            </w:tcMar>
+          </w:tcPr>
+          <w:p>
+            <w:pPr>
+              <w:spacing w:line="276" w:lineRule="auto"/>
+            </w:pPr>
+            <w:r>
+              <w:rPr>
+                <w:color w:val="334155"/>
+                <w:sz w:val="17"/>
+              </w:rPr>
+              <w:t>1.00.04.01.01.01 / 6.00.01.01.01.02</w:t>
+            </w:r>
+          </w:p>
+        </w:tc>
+      </w:tr>
+      <w:tr>
+        <w:tc>
+          <w:tcPr>
+            <w:tcW w:type="dxa" w:w="2304"/>
+            <w:shd w:fill="F8FAFC"/>
+            <w:tcMar>
+              <w:top w:w="80" w:type="dxa"/>
+              <w:bottom w:w="80" w:type="dxa"/>
+              <w:left w:w="100" w:type="dxa"/>
+              <w:right w:w="100" w:type="dxa"/>
+            </w:tcMar>
+          </w:tcPr>
+          <w:p>
+            <w:pPr>
+              <w:spacing w:line="276" w:lineRule="auto"/>
+            </w:pPr>
+            <w:r>
+              <w:rPr>
+                <w:color w:val="334155"/>
+                <w:sz w:val="17"/>
+              </w:rPr>
+              <w:t>Divisi Sirkulasi</w:t>
+            </w:r>
+          </w:p>
+        </w:tc>
+        <w:tc>
+          <w:tcPr>
+            <w:tcW w:type="dxa" w:w="4421"/>
+            <w:shd w:fill="F8FAFC"/>
+            <w:tcMar>
+              <w:top w:w="80" w:type="dxa"/>
+              <w:bottom w:w="80" w:type="dxa"/>
+              <w:left w:w="100" w:type="dxa"/>
+              <w:right w:w="100" w:type="dxa"/>
+            </w:tcMar>
+          </w:tcPr>
+          <w:p>
+            <w:pPr>
+              <w:spacing w:line="276" w:lineRule="auto"/>
+            </w:pPr>
+            <w:r>
+              <w:rPr>
+                <w:color w:val="334155"/>
+                <w:sz w:val="17"/>
+              </w:rPr>
+              <w:t>Setoran jatah agen koran harian, retur BAPR, dan operasional BBM armada distribusi.</w:t>
+            </w:r>
+          </w:p>
+        </w:tc>
+        <w:tc>
+          <w:tcPr>
+            <w:tcW w:type="dxa" w:w="2304"/>
+            <w:shd w:fill="F8FAFC"/>
+            <w:tcMar>
+              <w:top w:w="80" w:type="dxa"/>
+              <w:bottom w:w="80" w:type="dxa"/>
+              <w:left w:w="100" w:type="dxa"/>
+              <w:right w:w="100" w:type="dxa"/>
+            </w:tcMar>
+          </w:tcPr>
+          <w:p>
+            <w:pPr>
+              <w:spacing w:line="276" w:lineRule="auto"/>
+            </w:pPr>
+            <w:r>
+              <w:rPr>
+                <w:color w:val="334155"/>
+                <w:sz w:val="17"/>
+              </w:rPr>
+              <w:t>1.00.04.01.01.00 / 6.00.01.00.01.04</w:t>
+            </w:r>
+          </w:p>
+        </w:tc>
+      </w:tr>
+      <w:tr>
+        <w:tc>
+          <w:tcPr>
+            <w:tcW w:type="dxa" w:w="2304"/>
+            <w:shd w:fill="FFFFFF"/>
+            <w:tcMar>
+              <w:top w:w="80" w:type="dxa"/>
+              <w:bottom w:w="80" w:type="dxa"/>
+              <w:left w:w="100" w:type="dxa"/>
+              <w:right w:w="100" w:type="dxa"/>
+            </w:tcMar>
+          </w:tcPr>
+          <w:p>
+            <w:pPr>
+              <w:spacing w:line="276" w:lineRule="auto"/>
+            </w:pPr>
+            <w:r>
+              <w:rPr>
+                <w:color w:val="334155"/>
+                <w:sz w:val="17"/>
+              </w:rPr>
+              <w:t>Divisi Umum &amp; SDM</w:t>
+            </w:r>
+          </w:p>
+        </w:tc>
+        <w:tc>
+          <w:tcPr>
+            <w:tcW w:type="dxa" w:w="4421"/>
+            <w:shd w:fill="FFFFFF"/>
+            <w:tcMar>
+              <w:top w:w="80" w:type="dxa"/>
+              <w:bottom w:w="80" w:type="dxa"/>
+              <w:left w:w="100" w:type="dxa"/>
+              <w:right w:w="100" w:type="dxa"/>
+            </w:tcMar>
+          </w:tcPr>
+          <w:p>
+            <w:pPr>
+              <w:spacing w:line="276" w:lineRule="auto"/>
+            </w:pPr>
+            <w:r>
+              <w:rPr>
+                <w:color w:val="334155"/>
+                <w:sz w:val="17"/>
+              </w:rPr>
+              <w:t>Biaya operasional rumah tangga kantor, listrik PLN, PDAM, ATK, BBM kendaraan dinas umum.</w:t>
+            </w:r>
+          </w:p>
+        </w:tc>
+        <w:tc>
+          <w:tcPr>
+            <w:tcW w:type="dxa" w:w="2304"/>
+            <w:shd w:fill="FFFFFF"/>
+            <w:tcMar>
+              <w:top w:w="80" w:type="dxa"/>
+              <w:bottom w:w="80" w:type="dxa"/>
+              <w:left w:w="100" w:type="dxa"/>
+              <w:right w:w="100" w:type="dxa"/>
+            </w:tcMar>
+          </w:tcPr>
+          <w:p>
+            <w:pPr>
+              <w:spacing w:line="276" w:lineRule="auto"/>
+            </w:pPr>
+            <w:r>
+              <w:rPr>
+                <w:color w:val="334155"/>
+                <w:sz w:val="17"/>
+              </w:rPr>
+              <w:t>6.00.01.00.01.04</w:t>
+            </w:r>
+          </w:p>
+        </w:tc>
+      </w:tr>
+      <w:tr>
+        <w:tc>
+          <w:tcPr>
+            <w:tcW w:type="dxa" w:w="2304"/>
+            <w:shd w:fill="F8FAFC"/>
+            <w:tcMar>
+              <w:top w:w="80" w:type="dxa"/>
+              <w:bottom w:w="80" w:type="dxa"/>
+              <w:left w:w="100" w:type="dxa"/>
+              <w:right w:w="100" w:type="dxa"/>
+            </w:tcMar>
+          </w:tcPr>
+          <w:p>
+            <w:pPr>
+              <w:spacing w:line="276" w:lineRule="auto"/>
+            </w:pPr>
+            <w:r>
+              <w:rPr>
+                <w:color w:val="334155"/>
+                <w:sz w:val="17"/>
+              </w:rPr>
+              <w:t>Divisi Redaksi</w:t>
+            </w:r>
+          </w:p>
+        </w:tc>
+        <w:tc>
+          <w:tcPr>
+            <w:tcW w:type="dxa" w:w="4421"/>
+            <w:shd w:fill="F8FAFC"/>
+            <w:tcMar>
+              <w:top w:w="80" w:type="dxa"/>
+              <w:bottom w:w="80" w:type="dxa"/>
+              <w:left w:w="100" w:type="dxa"/>
+              <w:right w:w="100" w:type="dxa"/>
+            </w:tcMar>
+          </w:tcPr>
+          <w:p>
+            <w:pPr>
+              <w:spacing w:line="276" w:lineRule="auto"/>
+            </w:pPr>
+            <w:r>
+              <w:rPr>
+                <w:color w:val="334155"/>
+                <w:sz w:val="17"/>
+              </w:rPr>
+              <w:t>Honorarium liputan wartawan daerah, narasumber berita, dan liputan advertorial lapangan.</w:t>
+            </w:r>
+          </w:p>
+        </w:tc>
+        <w:tc>
+          <w:tcPr>
+            <w:tcW w:type="dxa" w:w="2304"/>
+            <w:shd w:fill="F8FAFC"/>
+            <w:tcMar>
+              <w:top w:w="80" w:type="dxa"/>
+              <w:bottom w:w="80" w:type="dxa"/>
+              <w:left w:w="100" w:type="dxa"/>
+              <w:right w:w="100" w:type="dxa"/>
+            </w:tcMar>
+          </w:tcPr>
+          <w:p>
+            <w:pPr>
+              <w:spacing w:line="276" w:lineRule="auto"/>
+            </w:pPr>
+            <w:r>
+              <w:rPr>
+                <w:color w:val="334155"/>
+                <w:sz w:val="17"/>
+              </w:rPr>
+              <w:t>5.00.01.01.02</w:t>
+            </w:r>
+          </w:p>
+        </w:tc>
+      </w:tr>
+      <w:tr>
+        <w:tc>
+          <w:tcPr>
+            <w:tcW w:type="dxa" w:w="2304"/>
+            <w:shd w:fill="FFFFFF"/>
+            <w:tcMar>
+              <w:top w:w="80" w:type="dxa"/>
+              <w:bottom w:w="80" w:type="dxa"/>
+              <w:left w:w="100" w:type="dxa"/>
+              <w:right w:w="100" w:type="dxa"/>
+            </w:tcMar>
+          </w:tcPr>
+          <w:p>
+            <w:pPr>
+              <w:spacing w:line="276" w:lineRule="auto"/>
+            </w:pPr>
+            <w:r>
+              <w:rPr>
+                <w:color w:val="334155"/>
+                <w:sz w:val="17"/>
+              </w:rPr>
+              <w:t>Divisi Akuntansi</w:t>
+            </w:r>
+          </w:p>
+        </w:tc>
+        <w:tc>
+          <w:tcPr>
+            <w:tcW w:type="dxa" w:w="4421"/>
+            <w:shd w:fill="FFFFFF"/>
+            <w:tcMar>
+              <w:top w:w="80" w:type="dxa"/>
+              <w:bottom w:w="80" w:type="dxa"/>
+              <w:left w:w="100" w:type="dxa"/>
+              <w:right w:w="100" w:type="dxa"/>
+            </w:tcMar>
+          </w:tcPr>
+          <w:p>
+            <w:pPr>
+              <w:spacing w:line="276" w:lineRule="auto"/>
+            </w:pPr>
+            <w:r>
+              <w:rPr>
+                <w:color w:val="334155"/>
+                <w:sz w:val="17"/>
+              </w:rPr>
+              <w:t>Biaya administrasi akuntansi, audit internal, dan penyesuaian buku besar kasir.</w:t>
+            </w:r>
+          </w:p>
+        </w:tc>
+        <w:tc>
+          <w:tcPr>
+            <w:tcW w:type="dxa" w:w="2304"/>
+            <w:shd w:fill="FFFFFF"/>
+            <w:tcMar>
+              <w:top w:w="80" w:type="dxa"/>
+              <w:bottom w:w="80" w:type="dxa"/>
+              <w:left w:w="100" w:type="dxa"/>
+              <w:right w:w="100" w:type="dxa"/>
+            </w:tcMar>
+          </w:tcPr>
+          <w:p>
+            <w:pPr>
+              <w:spacing w:line="276" w:lineRule="auto"/>
+            </w:pPr>
+            <w:r>
+              <w:rPr>
+                <w:color w:val="334155"/>
+                <w:sz w:val="17"/>
+              </w:rPr>
+              <w:t>6.00.01.01.01.03</w:t>
+            </w:r>
+          </w:p>
+        </w:tc>
+      </w:tr>
+      <w:tr>
+        <w:tc>
+          <w:tcPr>
+            <w:tcW w:type="dxa" w:w="2304"/>
+            <w:shd w:fill="F8FAFC"/>
+            <w:tcMar>
+              <w:top w:w="80" w:type="dxa"/>
+              <w:bottom w:w="80" w:type="dxa"/>
+              <w:left w:w="100" w:type="dxa"/>
+              <w:right w:w="100" w:type="dxa"/>
+            </w:tcMar>
+          </w:tcPr>
+          <w:p>
+            <w:pPr>
+              <w:spacing w:line="276" w:lineRule="auto"/>
+            </w:pPr>
+            <w:r>
+              <w:rPr>
+                <w:color w:val="334155"/>
+                <w:sz w:val="17"/>
+              </w:rPr>
+              <w:t>Divisi Keuangan</w:t>
+            </w:r>
+          </w:p>
+        </w:tc>
+        <w:tc>
+          <w:tcPr>
+            <w:tcW w:type="dxa" w:w="4421"/>
+            <w:shd w:fill="F8FAFC"/>
+            <w:tcMar>
+              <w:top w:w="80" w:type="dxa"/>
+              <w:bottom w:w="80" w:type="dxa"/>
+              <w:left w:w="100" w:type="dxa"/>
+              <w:right w:w="100" w:type="dxa"/>
+            </w:tcMar>
+          </w:tcPr>
+          <w:p>
+            <w:pPr>
+              <w:spacing w:line="276" w:lineRule="auto"/>
+            </w:pPr>
+            <w:r>
+              <w:rPr>
+                <w:color w:val="334155"/>
+                <w:sz w:val="17"/>
+              </w:rPr>
+              <w:t>Penyusunan anggaran perusahaan, perpajakan, dan rekonsiliasi kas bank.</w:t>
+            </w:r>
+          </w:p>
+        </w:tc>
+        <w:tc>
+          <w:tcPr>
+            <w:tcW w:type="dxa" w:w="2304"/>
+            <w:shd w:fill="F8FAFC"/>
+            <w:tcMar>
+              <w:top w:w="80" w:type="dxa"/>
+              <w:bottom w:w="80" w:type="dxa"/>
+              <w:left w:w="100" w:type="dxa"/>
+              <w:right w:w="100" w:type="dxa"/>
+            </w:tcMar>
+          </w:tcPr>
+          <w:p>
+            <w:pPr>
+              <w:spacing w:line="276" w:lineRule="auto"/>
+            </w:pPr>
+            <w:r>
+              <w:rPr>
+                <w:color w:val="334155"/>
+                <w:sz w:val="17"/>
+              </w:rPr>
+              <w:t>6.00.01.01.01.02</w:t>
+            </w:r>
+          </w:p>
+        </w:tc>
+      </w:tr>
+      <w:tr>
+        <w:tc>
+          <w:tcPr>
+            <w:tcW w:type="dxa" w:w="2304"/>
+            <w:shd w:fill="FFFFFF"/>
+            <w:tcMar>
+              <w:top w:w="80" w:type="dxa"/>
+              <w:bottom w:w="80" w:type="dxa"/>
+              <w:left w:w="100" w:type="dxa"/>
+              <w:right w:w="100" w:type="dxa"/>
+            </w:tcMar>
+          </w:tcPr>
+          <w:p>
+            <w:pPr>
+              <w:spacing w:line="276" w:lineRule="auto"/>
+            </w:pPr>
+            <w:r>
+              <w:rPr>
+                <w:color w:val="334155"/>
+                <w:sz w:val="17"/>
+              </w:rPr>
+              <w:t>Divisi Pimpinan</w:t>
+            </w:r>
+          </w:p>
+        </w:tc>
+        <w:tc>
+          <w:tcPr>
+            <w:tcW w:type="dxa" w:w="4421"/>
+            <w:shd w:fill="FFFFFF"/>
+            <w:tcMar>
+              <w:top w:w="80" w:type="dxa"/>
+              <w:bottom w:w="80" w:type="dxa"/>
+              <w:left w:w="100" w:type="dxa"/>
+              <w:right w:w="100" w:type="dxa"/>
+            </w:tcMar>
+          </w:tcPr>
+          <w:p>
+            <w:pPr>
+              <w:spacing w:line="276" w:lineRule="auto"/>
+            </w:pPr>
+            <w:r>
+              <w:rPr>
+                <w:color w:val="334155"/>
+                <w:sz w:val="17"/>
+              </w:rPr>
+              <w:t>Beban operasional direksi dan pimpinan umum perusahaan.</w:t>
+            </w:r>
+          </w:p>
+        </w:tc>
+        <w:tc>
+          <w:tcPr>
+            <w:tcW w:type="dxa" w:w="2304"/>
+            <w:shd w:fill="FFFFFF"/>
+            <w:tcMar>
+              <w:top w:w="80" w:type="dxa"/>
+              <w:bottom w:w="80" w:type="dxa"/>
+              <w:left w:w="100" w:type="dxa"/>
+              <w:right w:w="100" w:type="dxa"/>
+            </w:tcMar>
+          </w:tcPr>
+          <w:p>
+            <w:pPr>
+              <w:spacing w:line="276" w:lineRule="auto"/>
+            </w:pPr>
+            <w:r>
+              <w:rPr>
+                <w:color w:val="334155"/>
+                <w:sz w:val="17"/>
+              </w:rPr>
+              <w:t>6.00.01.01.00.00</w:t>
+            </w:r>
+          </w:p>
+        </w:tc>
+      </w:tr>
+      <w:tr>
+        <w:tc>
+          <w:tcPr>
+            <w:tcW w:type="dxa" w:w="2304"/>
+            <w:shd w:fill="F8FAFC"/>
+            <w:tcMar>
+              <w:top w:w="80" w:type="dxa"/>
+              <w:bottom w:w="80" w:type="dxa"/>
+              <w:left w:w="100" w:type="dxa"/>
+              <w:right w:w="100" w:type="dxa"/>
+            </w:tcMar>
+          </w:tcPr>
+          <w:p>
+            <w:pPr>
+              <w:spacing w:line="276" w:lineRule="auto"/>
+            </w:pPr>
+            <w:r>
+              <w:rPr>
+                <w:color w:val="334155"/>
+                <w:sz w:val="17"/>
+              </w:rPr>
+              <w:t>Kas Bank BJB / BPR</w:t>
+            </w:r>
+          </w:p>
+        </w:tc>
+        <w:tc>
+          <w:tcPr>
+            <w:tcW w:type="dxa" w:w="4421"/>
+            <w:shd w:fill="F8FAFC"/>
+            <w:tcMar>
+              <w:top w:w="80" w:type="dxa"/>
+              <w:bottom w:w="80" w:type="dxa"/>
+              <w:left w:w="100" w:type="dxa"/>
+              <w:right w:w="100" w:type="dxa"/>
+            </w:tcMar>
+          </w:tcPr>
+          <w:p>
+            <w:pPr>
+              <w:spacing w:line="276" w:lineRule="auto"/>
+            </w:pPr>
+            <w:r>
+              <w:rPr>
+                <w:color w:val="334155"/>
+                <w:sz w:val="17"/>
+              </w:rPr>
+              <w:t>Mutasi rekening bank koran Bank BJB, giro, bunga jasa giro, dan klaim kas transfer.</w:t>
+            </w:r>
+          </w:p>
+        </w:tc>
+        <w:tc>
+          <w:tcPr>
+            <w:tcW w:type="dxa" w:w="2304"/>
+            <w:shd w:fill="F8FAFC"/>
+            <w:tcMar>
+              <w:top w:w="80" w:type="dxa"/>
+              <w:bottom w:w="80" w:type="dxa"/>
+              <w:left w:w="100" w:type="dxa"/>
+              <w:right w:w="100" w:type="dxa"/>
+            </w:tcMar>
+          </w:tcPr>
+          <w:p>
+            <w:pPr>
+              <w:spacing w:line="276" w:lineRule="auto"/>
+            </w:pPr>
+            <w:r>
+              <w:rPr>
+                <w:color w:val="334155"/>
+                <w:sz w:val="17"/>
+              </w:rPr>
+              <w:t>7.00.01.01.01</w:t>
+            </w:r>
+          </w:p>
+        </w:tc>
+      </w:tr>
+    </w:tbl>
+    <w:p>
+      <w:pPr>
+        <w:spacing w:after="80"/>
+      </w:pPr>
+    </w:p>
+    <w:p>
+      <w:pPr>
+        <w:pStyle w:val="Heading1"/>
+        <w:keepNext/>
+        <w:spacing w:before="320" w:after="120"/>
+      </w:pPr>
+      <w:r>
+        <w:rPr>
+          <w:b/>
+          <w:color w:val="0D5C75"/>
+          <w:sz w:val="28"/>
+        </w:rPr>
+        <w:t>BAB III: KOMPARASI 1-TO-1 SISTEM KAS KLASIK VS SISTEM WEB BARU</w:t>
+      </w:r>
+    </w:p>
+    <w:p>
+      <w:pPr>
+        <w:spacing w:after="100" w:line="276" w:lineRule="auto"/>
+      </w:pPr>
+      <w:r>
+        <w:rPr>
+          <w:i w:val="0"/>
+          <w:color w:val="334155"/>
+          <w:sz w:val="20"/>
+        </w:rPr>
+        <w:t>Aplikasi web modern HU Kabar Priangan dirancang dengan tujuan mempertahankan ketepatan akuntansi sistem KAS sambil meningkatkan kenyamanan operasional dan kecepatan pelayanan di meja kasir. Berikut adalah pemetaannya:</w:t>
+      </w:r>
+    </w:p>
+    <w:tbl>
+      <w:tblPr>
+        <w:tblW w:type="auto" w:w="0"/>
+        <w:tblLook w:firstColumn="1" w:firstRow="1" w:lastColumn="0" w:lastRow="0" w:noHBand="0" w:noVBand="1" w:val="04A0"/>
+        <w:jc w:val="center"/>
+        <w:tblBorders>
+          <w:top w:val="single" w:sz="4" w:space="0" w:color="CBD5E1"/>
+          <w:bottom w:val="single" w:sz="4" w:space="0" w:color="CBD5E1"/>
+          <w:left w:val="none"/>
+          <w:right w:val="none"/>
+          <w:insideH w:val="single" w:sz="4" w:space="0" w:color="CBD5E1"/>
+          <w:insideV w:val="none"/>
+        </w:tblBorders>
+      </w:tblPr>
+      <w:tblGrid>
+        <w:gridCol w:w="3010"/>
+        <w:gridCol w:w="3010"/>
+        <w:gridCol w:w="3010"/>
+      </w:tblGrid>
+      <w:tr>
+        <w:tc>
+          <w:tcPr>
+            <w:tcW w:type="dxa" w:w="2880"/>
+            <w:shd w:fill="0D5C75"/>
+            <w:tcMar>
+              <w:top w:w="100" w:type="dxa"/>
+              <w:bottom w:w="100" w:type="dxa"/>
+              <w:left w:w="120" w:type="dxa"/>
+              <w:right w:w="120" w:type="dxa"/>
+            </w:tcMar>
+          </w:tcPr>
+          <w:p>
+            <w:pPr>
+              <w:jc w:val="center"/>
+            </w:pPr>
+            <w:r>
+              <w:rPr>
+                <w:b/>
+                <w:color w:val="FFFFFF"/>
+                <w:sz w:val="18"/>
+              </w:rPr>
+              <w:t>Sistem KAS Klasik</w:t>
+            </w:r>
+          </w:p>
+        </w:tc>
+        <w:tc>
+          <w:tcPr>
+            <w:tcW w:type="dxa" w:w="3168"/>
+            <w:shd w:fill="0D5C75"/>
+            <w:tcMar>
+              <w:top w:w="100" w:type="dxa"/>
+              <w:bottom w:w="100" w:type="dxa"/>
+              <w:left w:w="120" w:type="dxa"/>
+              <w:right w:w="120" w:type="dxa"/>
+            </w:tcMar>
+          </w:tcPr>
+          <w:p>
+            <w:pPr>
+              <w:jc w:val="center"/>
+            </w:pPr>
+            <w:r>
+              <w:rPr>
+                <w:b/>
+                <w:color w:val="FFFFFF"/>
+                <w:sz w:val="18"/>
+              </w:rPr>
+              <w:t>Menu di Aplikasi Web Baru</w:t>
+            </w:r>
+          </w:p>
+        </w:tc>
+        <w:tc>
+          <w:tcPr>
+            <w:tcW w:type="dxa" w:w="2981"/>
+            <w:shd w:fill="0D5C75"/>
+            <w:tcMar>
+              <w:top w:w="100" w:type="dxa"/>
+              <w:bottom w:w="100" w:type="dxa"/>
+              <w:left w:w="120" w:type="dxa"/>
+              <w:right w:w="120" w:type="dxa"/>
+            </w:tcMar>
+          </w:tcPr>
+          <w:p>
+            <w:pPr>
+              <w:jc w:val="center"/>
+            </w:pPr>
+            <w:r>
+              <w:rPr>
+                <w:b/>
+                <w:color w:val="FFFFFF"/>
+                <w:sz w:val="18"/>
+              </w:rPr>
+              <w:t>Perbedaan &amp; Keunggulan Modernisasi</w:t>
+            </w:r>
+          </w:p>
+        </w:tc>
+      </w:tr>
+      <w:tr>
+        <w:tc>
+          <w:tcPr>
+            <w:tcW w:type="dxa" w:w="2880"/>
+            <w:shd w:fill="FFFFFF"/>
+            <w:tcMar>
+              <w:top w:w="80" w:type="dxa"/>
+              <w:bottom w:w="80" w:type="dxa"/>
+              <w:left w:w="100" w:type="dxa"/>
+              <w:right w:w="100" w:type="dxa"/>
+            </w:tcMar>
+          </w:tcPr>
+          <w:p>
+            <w:pPr>
+              <w:spacing w:line="276" w:lineRule="auto"/>
+            </w:pPr>
+            <w:r>
+              <w:rPr>
+                <w:color w:val="334155"/>
+                <w:sz w:val="17"/>
+              </w:rPr>
+              <w:t>PENERIMAAN KAS PRIANGAN</w:t>
+            </w:r>
+          </w:p>
+        </w:tc>
+        <w:tc>
+          <w:tcPr>
+            <w:tcW w:type="dxa" w:w="3168"/>
+            <w:shd w:fill="FFFFFF"/>
+            <w:tcMar>
+              <w:top w:w="80" w:type="dxa"/>
+              <w:bottom w:w="80" w:type="dxa"/>
+              <w:left w:w="100" w:type="dxa"/>
+              <w:right w:w="100" w:type="dxa"/>
+            </w:tcMar>
+          </w:tcPr>
+          <w:p>
+            <w:pPr>
+              <w:spacing w:line="276" w:lineRule="auto"/>
+            </w:pPr>
+            <w:r>
+              <w:rPr>
+                <w:color w:val="334155"/>
+                <w:sz w:val="17"/>
+              </w:rPr>
+              <w:t>Kas Masuk -&gt; Input Setoran Iklan, Sirkulasi, Koran Sisa/Eceran, Bank, &amp; Langganan</w:t>
+            </w:r>
+          </w:p>
+        </w:tc>
+        <w:tc>
+          <w:tcPr>
+            <w:tcW w:type="dxa" w:w="2981"/>
+            <w:shd w:fill="FFFFFF"/>
+            <w:tcMar>
+              <w:top w:w="80" w:type="dxa"/>
+              <w:bottom w:w="80" w:type="dxa"/>
+              <w:left w:w="100" w:type="dxa"/>
+              <w:right w:w="100" w:type="dxa"/>
+            </w:tcMar>
+          </w:tcPr>
+          <w:p>
+            <w:pPr>
+              <w:spacing w:line="276" w:lineRule="auto"/>
+            </w:pPr>
+            <w:r>
+              <w:rPr>
+                <w:color w:val="334155"/>
+                <w:sz w:val="17"/>
+              </w:rPr>
+              <w:t>Tidak perlu menghafal kode angka; menu dikelompokkan rapi per divisi dengan pencarian instan.</w:t>
             </w:r>
           </w:p>
         </w:tc>
@@ -118,21 +2243,70 @@
           </w:tcPr>
           <w:p>
             <w:pPr>
-              <w:spacing w:after="40"/>
+              <w:spacing w:line="276" w:lineRule="auto"/>
             </w:pPr>
             <w:r>
               <w:rPr>
-                <w:b/>
-                <w:color w:val="475569"/>
-                <w:sz w:val="19"/>
+                <w:color w:val="334155"/>
+                <w:sz w:val="17"/>
               </w:rPr>
-              <w:t>Modul / Role</w:t>
+              <w:t>PENGELUARAN KAS PRIANGAN</w:t>
             </w:r>
           </w:p>
         </w:tc>
         <w:tc>
           <w:tcPr>
-            <w:tcW w:type="dxa" w:w="6480"/>
+            <w:tcW w:type="dxa" w:w="3168"/>
+            <w:shd w:fill="F8FAFC"/>
+            <w:tcMar>
+              <w:top w:w="80" w:type="dxa"/>
+              <w:bottom w:w="80" w:type="dxa"/>
+              <w:left w:w="100" w:type="dxa"/>
+              <w:right w:w="100" w:type="dxa"/>
+            </w:tcMar>
+          </w:tcPr>
+          <w:p>
+            <w:pPr>
+              <w:spacing w:line="276" w:lineRule="auto"/>
+            </w:pPr>
+            <w:r>
+              <w:rPr>
+                <w:color w:val="334155"/>
+                <w:sz w:val="17"/>
+              </w:rPr>
+              <w:t>Kas Keluar -&gt; Realisasi BP &amp; Komisi KH/Insentif AE</w:t>
+            </w:r>
+          </w:p>
+        </w:tc>
+        <w:tc>
+          <w:tcPr>
+            <w:tcW w:type="dxa" w:w="2981"/>
+            <w:shd w:fill="F8FAFC"/>
+            <w:tcMar>
+              <w:top w:w="80" w:type="dxa"/>
+              <w:bottom w:w="80" w:type="dxa"/>
+              <w:left w:w="100" w:type="dxa"/>
+              <w:right w:w="100" w:type="dxa"/>
+            </w:tcMar>
+          </w:tcPr>
+          <w:p>
+            <w:pPr>
+              <w:spacing w:line="276" w:lineRule="auto"/>
+            </w:pPr>
+            <w:r>
+              <w:rPr>
+                <w:color w:val="334155"/>
+                <w:sz w:val="17"/>
+              </w:rPr>
+              <w:t>Pencairan dana kasir terintegrasi otomatis dengan nomor register anggaran (PR-...) yang di-ACC Keuangan.</w:t>
+            </w:r>
+          </w:p>
+        </w:tc>
+      </w:tr>
+      <w:tr>
+        <w:tc>
+          <w:tcPr>
+            <w:tcW w:type="dxa" w:w="2880"/>
             <w:shd w:fill="FFFFFF"/>
             <w:tcMar>
               <w:top w:w="80" w:type="dxa"/>
@@ -143,14 +2317,62 @@
           </w:tcPr>
           <w:p>
             <w:pPr>
-              <w:spacing w:after="40"/>
+              <w:spacing w:line="276" w:lineRule="auto"/>
             </w:pPr>
             <w:r>
               <w:rPr>
-                <w:color w:val="0F172A"/>
-                <w:sz w:val="19"/>
+                <w:color w:val="334155"/>
+                <w:sz w:val="17"/>
               </w:rPr>
-              <w:t>Divisi Kasir (Kasir &amp; Administrator Sistem)</w:t>
+              <w:t>TUTUP KAS PRIANGAN</w:t>
+            </w:r>
+          </w:p>
+        </w:tc>
+        <w:tc>
+          <w:tcPr>
+            <w:tcW w:type="dxa" w:w="3168"/>
+            <w:shd w:fill="FFFFFF"/>
+            <w:tcMar>
+              <w:top w:w="80" w:type="dxa"/>
+              <w:bottom w:w="80" w:type="dxa"/>
+              <w:left w:w="100" w:type="dxa"/>
+              <w:right w:w="100" w:type="dxa"/>
+            </w:tcMar>
+          </w:tcPr>
+          <w:p>
+            <w:pPr>
+              <w:spacing w:line="276" w:lineRule="auto"/>
+            </w:pPr>
+            <w:r>
+              <w:rPr>
+                <w:color w:val="334155"/>
+                <w:sz w:val="17"/>
+              </w:rPr>
+              <w:t>Utilitas Kontrol -&gt; Tutup Kas Harian (Closing) &amp; Buku Kas</w:t>
+            </w:r>
+          </w:p>
+        </w:tc>
+        <w:tc>
+          <w:tcPr>
+            <w:tcW w:type="dxa" w:w="2981"/>
+            <w:shd w:fill="FFFFFF"/>
+            <w:tcMar>
+              <w:top w:w="80" w:type="dxa"/>
+              <w:bottom w:w="80" w:type="dxa"/>
+              <w:left w:w="100" w:type="dxa"/>
+              <w:right w:w="100" w:type="dxa"/>
+            </w:tcMar>
+          </w:tcPr>
+          <w:p>
+            <w:pPr>
+              <w:spacing w:line="276" w:lineRule="auto"/>
+            </w:pPr>
+            <w:r>
+              <w:rPr>
+                <w:color w:val="334155"/>
+                <w:sz w:val="17"/>
+              </w:rPr>
+              <w:t>Verifikasi fisik uang kasir dan penguncian shift sebelum ditarik divisi Akuntansi.</w:t>
             </w:r>
           </w:p>
         </w:tc>
@@ -169,21 +2391,70 @@
           </w:tcPr>
           <w:p>
             <w:pPr>
-              <w:spacing w:after="40"/>
+              <w:spacing w:line="276" w:lineRule="auto"/>
             </w:pPr>
             <w:r>
               <w:rPr>
-                <w:b/>
-                <w:color w:val="475569"/>
-                <w:sz w:val="19"/>
+                <w:color w:val="334155"/>
+                <w:sz w:val="17"/>
               </w:rPr>
-              <w:t>Versi Rilis</w:t>
+              <w:t>REKAP POSISI KAS</w:t>
             </w:r>
           </w:p>
         </w:tc>
         <w:tc>
           <w:tcPr>
-            <w:tcW w:type="dxa" w:w="6480"/>
+            <w:tcW w:type="dxa" w:w="3168"/>
+            <w:shd w:fill="F8FAFC"/>
+            <w:tcMar>
+              <w:top w:w="80" w:type="dxa"/>
+              <w:bottom w:w="80" w:type="dxa"/>
+              <w:left w:w="100" w:type="dxa"/>
+              <w:right w:w="100" w:type="dxa"/>
+            </w:tcMar>
+          </w:tcPr>
+          <w:p>
+            <w:pPr>
+              <w:spacing w:line="276" w:lineRule="auto"/>
+            </w:pPr>
+            <w:r>
+              <w:rPr>
+                <w:color w:val="334155"/>
+                <w:sz w:val="17"/>
+              </w:rPr>
+              <w:t>Laporan &amp; Mutasi -&gt; Posisi Saldo Kas Fisik</w:t>
+            </w:r>
+          </w:p>
+        </w:tc>
+        <w:tc>
+          <w:tcPr>
+            <w:tcW w:type="dxa" w:w="2981"/>
+            <w:shd w:fill="F8FAFC"/>
+            <w:tcMar>
+              <w:top w:w="80" w:type="dxa"/>
+              <w:bottom w:w="80" w:type="dxa"/>
+              <w:left w:w="100" w:type="dxa"/>
+              <w:right w:w="100" w:type="dxa"/>
+            </w:tcMar>
+          </w:tcPr>
+          <w:p>
+            <w:pPr>
+              <w:spacing w:line="276" w:lineRule="auto"/>
+            </w:pPr>
+            <w:r>
+              <w:rPr>
+                <w:color w:val="334155"/>
+                <w:sz w:val="17"/>
+              </w:rPr>
+              <w:t>Penghitungan lembar fisik uang kasir per pecahan (Rp100rb, Rp50rb, dst).</w:t>
+            </w:r>
+          </w:p>
+        </w:tc>
+      </w:tr>
+      <w:tr>
+        <w:tc>
+          <w:tcPr>
+            <w:tcW w:type="dxa" w:w="2880"/>
             <w:shd w:fill="FFFFFF"/>
             <w:tcMar>
               <w:top w:w="80" w:type="dxa"/>
@@ -194,14 +2465,62 @@
           </w:tcPr>
           <w:p>
             <w:pPr>
-              <w:spacing w:after="40"/>
+              <w:spacing w:line="276" w:lineRule="auto"/>
             </w:pPr>
             <w:r>
               <w:rPr>
-                <w:color w:val="0F172A"/>
-                <w:sz w:val="19"/>
+                <w:color w:val="334155"/>
+                <w:sz w:val="17"/>
               </w:rPr>
-              <w:t>Versi 2.0 - Penyempurnaan Integrasi Database &amp; Antar-Divisi</w:t>
+              <w:t>CETAK ULANG KWITANSI</w:t>
+            </w:r>
+          </w:p>
+        </w:tc>
+        <w:tc>
+          <w:tcPr>
+            <w:tcW w:type="dxa" w:w="3168"/>
+            <w:shd w:fill="FFFFFF"/>
+            <w:tcMar>
+              <w:top w:w="80" w:type="dxa"/>
+              <w:bottom w:w="80" w:type="dxa"/>
+              <w:left w:w="100" w:type="dxa"/>
+              <w:right w:w="100" w:type="dxa"/>
+            </w:tcMar>
+          </w:tcPr>
+          <w:p>
+            <w:pPr>
+              <w:spacing w:line="276" w:lineRule="auto"/>
+            </w:pPr>
+            <w:r>
+              <w:rPr>
+                <w:color w:val="334155"/>
+                <w:sz w:val="17"/>
+              </w:rPr>
+              <w:t>Utilitas Kontrol -&gt; Cetak Uang Muka / Kwitansi</w:t>
+            </w:r>
+          </w:p>
+        </w:tc>
+        <w:tc>
+          <w:tcPr>
+            <w:tcW w:type="dxa" w:w="2981"/>
+            <w:shd w:fill="FFFFFF"/>
+            <w:tcMar>
+              <w:top w:w="80" w:type="dxa"/>
+              <w:bottom w:w="80" w:type="dxa"/>
+              <w:left w:w="100" w:type="dxa"/>
+              <w:right w:w="100" w:type="dxa"/>
+            </w:tcMar>
+          </w:tcPr>
+          <w:p>
+            <w:pPr>
+              <w:spacing w:line="276" w:lineRule="auto"/>
+            </w:pPr>
+            <w:r>
+              <w:rPr>
+                <w:color w:val="334155"/>
+                <w:sz w:val="17"/>
+              </w:rPr>
+              <w:t>Fitur cetak ulang dokumen jika kertas struk kasir habis atau rusak.</w:t>
             </w:r>
           </w:p>
         </w:tc>
@@ -220,21 +2539,70 @@
           </w:tcPr>
           <w:p>
             <w:pPr>
-              <w:spacing w:after="40"/>
+              <w:spacing w:line="276" w:lineRule="auto"/>
             </w:pPr>
             <w:r>
               <w:rPr>
-                <w:b/>
-                <w:color w:val="475569"/>
-                <w:sz w:val="19"/>
+                <w:color w:val="334155"/>
+                <w:sz w:val="17"/>
               </w:rPr>
-              <w:t>Tanggal Terbit</w:t>
+              <w:t>KOREKSI KWITANSI</w:t>
             </w:r>
           </w:p>
         </w:tc>
         <w:tc>
           <w:tcPr>
-            <w:tcW w:type="dxa" w:w="6480"/>
+            <w:tcW w:type="dxa" w:w="3168"/>
+            <w:shd w:fill="F8FAFC"/>
+            <w:tcMar>
+              <w:top w:w="80" w:type="dxa"/>
+              <w:bottom w:w="80" w:type="dxa"/>
+              <w:left w:w="100" w:type="dxa"/>
+              <w:right w:w="100" w:type="dxa"/>
+            </w:tcMar>
+          </w:tcPr>
+          <w:p>
+            <w:pPr>
+              <w:spacing w:line="276" w:lineRule="auto"/>
+            </w:pPr>
+            <w:r>
+              <w:rPr>
+                <w:color w:val="334155"/>
+                <w:sz w:val="17"/>
+              </w:rPr>
+              <w:t>Utilitas Kontrol -&gt; Perbaikan &amp; Koreksi (Void Transaksi)</w:t>
+            </w:r>
+          </w:p>
+        </w:tc>
+        <w:tc>
+          <w:tcPr>
+            <w:tcW w:type="dxa" w:w="2981"/>
+            <w:shd w:fill="F8FAFC"/>
+            <w:tcMar>
+              <w:top w:w="80" w:type="dxa"/>
+              <w:bottom w:w="80" w:type="dxa"/>
+              <w:left w:w="100" w:type="dxa"/>
+              <w:right w:w="100" w:type="dxa"/>
+            </w:tcMar>
+          </w:tcPr>
+          <w:p>
+            <w:pPr>
+              <w:spacing w:line="276" w:lineRule="auto"/>
+            </w:pPr>
+            <w:r>
+              <w:rPr>
+                <w:color w:val="334155"/>
+                <w:sz w:val="17"/>
+              </w:rPr>
+              <w:t>Pembatalan transaksi salah dengan menyertakan alasan audit resmi.</w:t>
+            </w:r>
+          </w:p>
+        </w:tc>
+      </w:tr>
+      <w:tr>
+        <w:tc>
+          <w:tcPr>
+            <w:tcW w:type="dxa" w:w="2880"/>
             <w:shd w:fill="FFFFFF"/>
             <w:tcMar>
               <w:top w:w="80" w:type="dxa"/>
@@ -245,14 +2613,62 @@
           </w:tcPr>
           <w:p>
             <w:pPr>
-              <w:spacing w:after="40"/>
+              <w:spacing w:line="276" w:lineRule="auto"/>
             </w:pPr>
             <w:r>
               <w:rPr>
-                <w:color w:val="0F172A"/>
-                <w:sz w:val="19"/>
+                <w:color w:val="334155"/>
+                <w:sz w:val="17"/>
               </w:rPr>
-              <w:t>Oktober 2026</w:t>
+              <w:t>KAS BON / PENYELESAIAN</w:t>
+            </w:r>
+          </w:p>
+        </w:tc>
+        <w:tc>
+          <w:tcPr>
+            <w:tcW w:type="dxa" w:w="3168"/>
+            <w:shd w:fill="FFFFFF"/>
+            <w:tcMar>
+              <w:top w:w="80" w:type="dxa"/>
+              <w:bottom w:w="80" w:type="dxa"/>
+              <w:left w:w="100" w:type="dxa"/>
+              <w:right w:w="100" w:type="dxa"/>
+            </w:tcMar>
+          </w:tcPr>
+          <w:p>
+            <w:pPr>
+              <w:spacing w:line="276" w:lineRule="auto"/>
+            </w:pPr>
+            <w:r>
+              <w:rPr>
+                <w:color w:val="334155"/>
+                <w:sz w:val="17"/>
+              </w:rPr>
+              <w:t>Laporan &amp; Mutasi -&gt; Monitoring Uang Muka / Kasbon</w:t>
+            </w:r>
+          </w:p>
+        </w:tc>
+        <w:tc>
+          <w:tcPr>
+            <w:tcW w:type="dxa" w:w="2981"/>
+            <w:shd w:fill="FFFFFF"/>
+            <w:tcMar>
+              <w:top w:w="80" w:type="dxa"/>
+              <w:bottom w:w="80" w:type="dxa"/>
+              <w:left w:w="100" w:type="dxa"/>
+              <w:right w:w="100" w:type="dxa"/>
+            </w:tcMar>
+          </w:tcPr>
+          <w:p>
+            <w:pPr>
+              <w:spacing w:line="276" w:lineRule="auto"/>
+            </w:pPr>
+            <w:r>
+              <w:rPr>
+                <w:color w:val="334155"/>
+                <w:sz w:val="17"/>
+              </w:rPr>
+              <w:t>Pengawasan kasbon dinas karyawan yang belum di-SPJ-kan.</w:t>
             </w:r>
           </w:p>
         </w:tc>
@@ -271,21 +2687,70 @@
           </w:tcPr>
           <w:p>
             <w:pPr>
-              <w:spacing w:after="40"/>
+              <w:spacing w:line="276" w:lineRule="auto"/>
             </w:pPr>
             <w:r>
               <w:rPr>
-                <w:b/>
-                <w:color w:val="475569"/>
-                <w:sz w:val="19"/>
+                <w:color w:val="334155"/>
+                <w:sz w:val="17"/>
               </w:rPr>
-              <w:t>Penyusun</w:t>
+              <w:t>CETAK TRANSAKSI KAS</w:t>
             </w:r>
           </w:p>
         </w:tc>
         <w:tc>
           <w:tcPr>
-            <w:tcW w:type="dxa" w:w="6480"/>
+            <w:tcW w:type="dxa" w:w="3168"/>
+            <w:shd w:fill="F8FAFC"/>
+            <w:tcMar>
+              <w:top w:w="80" w:type="dxa"/>
+              <w:bottom w:w="80" w:type="dxa"/>
+              <w:left w:w="100" w:type="dxa"/>
+              <w:right w:w="100" w:type="dxa"/>
+            </w:tcMar>
+          </w:tcPr>
+          <w:p>
+            <w:pPr>
+              <w:spacing w:line="276" w:lineRule="auto"/>
+            </w:pPr>
+            <w:r>
+              <w:rPr>
+                <w:color w:val="334155"/>
+                <w:sz w:val="17"/>
+              </w:rPr>
+              <w:t>Laporan &amp; Mutasi -&gt; Rekapitulasi Kas Masuk &amp; Keluar</w:t>
+            </w:r>
+          </w:p>
+        </w:tc>
+        <w:tc>
+          <w:tcPr>
+            <w:tcW w:type="dxa" w:w="2981"/>
+            <w:shd w:fill="F8FAFC"/>
+            <w:tcMar>
+              <w:top w:w="80" w:type="dxa"/>
+              <w:bottom w:w="80" w:type="dxa"/>
+              <w:left w:w="100" w:type="dxa"/>
+              <w:right w:w="100" w:type="dxa"/>
+            </w:tcMar>
+          </w:tcPr>
+          <w:p>
+            <w:pPr>
+              <w:spacing w:line="276" w:lineRule="auto"/>
+            </w:pPr>
+            <w:r>
+              <w:rPr>
+                <w:color w:val="334155"/>
+                <w:sz w:val="17"/>
+              </w:rPr>
+              <w:t>Filter transaksi kasir harian dan bulanan lengkap dengan ekspor.</w:t>
+            </w:r>
+          </w:p>
+        </w:tc>
+      </w:tr>
+      <w:tr>
+        <w:tc>
+          <w:tcPr>
+            <w:tcW w:type="dxa" w:w="2880"/>
             <w:shd w:fill="FFFFFF"/>
             <w:tcMar>
               <w:top w:w="80" w:type="dxa"/>
@@ -296,437 +2761,20 @@
           </w:tcPr>
           <w:p>
             <w:pPr>
-              <w:spacing w:after="40"/>
+              <w:spacing w:line="276" w:lineRule="auto"/>
             </w:pPr>
             <w:r>
               <w:rPr>
-                <w:color w:val="0F172A"/>
-                <w:sz w:val="19"/>
+                <w:color w:val="334155"/>
+                <w:sz w:val="17"/>
               </w:rPr>
-              <w:t>Senior Laravel Full-Stack &amp; Database Architect</w:t>
-            </w:r>
-          </w:p>
-        </w:tc>
-      </w:tr>
-    </w:tbl>
-    <w:p>
-      <w:r>
-        <w:br w:type="page"/>
-      </w:r>
-    </w:p>
-    <w:p>
-      <w:pPr>
-        <w:spacing w:before="240" w:after="240"/>
-      </w:pPr>
-      <w:r>
-        <w:rPr>
-          <w:b/>
-          <w:color w:val="0F172A"/>
-          <w:sz w:val="28"/>
-        </w:rPr>
-        <w:t>RINGKASAN STRUKTUR MODUL (DAFTAR ISI)</w:t>
-      </w:r>
-    </w:p>
-    <w:p>
-      <w:pPr>
-        <w:pStyle w:val="ListBullet"/>
-        <w:spacing w:before="40" w:after="40"/>
-      </w:pPr>
-      <w:r>
-        <w:rPr>
-          <w:b/>
-          <w:color w:val="0D9488"/>
-        </w:rPr>
-        <w:t>BAB I: PENDAHULUAN &amp; ARSITEKTUR BISNIS KASIR</w:t>
-      </w:r>
-      <w:r>
-        <w:rPr>
-          <w:color w:val="64748B"/>
-        </w:rPr>
-        <w:t xml:space="preserve"> — Peran sentral, prinsip CBP, dan peta relasi divisi</w:t>
-      </w:r>
-    </w:p>
-    <w:p>
-      <w:pPr>
-        <w:pStyle w:val="ListBullet"/>
-        <w:spacing w:before="40" w:after="40"/>
-      </w:pPr>
-      <w:r>
-        <w:rPr>
-          <w:b/>
-          <w:color w:val="0D9488"/>
-        </w:rPr>
-        <w:t>BAB II: MASTER DATA &amp; STRUKTUR TABEL DATABASE</w:t>
-      </w:r>
-      <w:r>
-        <w:rPr>
-          <w:color w:val="64748B"/>
-        </w:rPr>
-        <w:t xml:space="preserve"> — Skema kas_masuks, kas_keluars, shift_kasirs, dan kolom integrasi</w:t>
-      </w:r>
-    </w:p>
-    <w:p>
-      <w:pPr>
-        <w:pStyle w:val="ListBullet"/>
-        <w:spacing w:before="40" w:after="40"/>
-      </w:pPr>
-      <w:r>
-        <w:rPr>
-          <w:b/>
-          <w:color w:val="0D9488"/>
-        </w:rPr>
-        <w:t>BAB III: SOP PENERIMAAN KAS (SETORAN MASUK)</w:t>
-      </w:r>
-      <w:r>
-        <w:rPr>
-          <w:color w:val="64748B"/>
-        </w:rPr>
-        <w:t xml:space="preserve"> — Setoran iklan, pencairan komisi KH, sirkulasi BAPR, dan tunai</w:t>
-      </w:r>
-    </w:p>
-    <w:p>
-      <w:pPr>
-        <w:pStyle w:val="ListBullet"/>
-        <w:spacing w:before="40" w:after="40"/>
-      </w:pPr>
-      <w:r>
-        <w:rPr>
-          <w:b/>
-          <w:color w:val="0D9488"/>
-        </w:rPr>
-        <w:t>BAB IV: SOP PENGELUARAN KAS (REALISASI BP)</w:t>
-      </w:r>
-      <w:r>
-        <w:rPr>
-          <w:color w:val="64748B"/>
-        </w:rPr>
-        <w:t xml:space="preserve"> — Pencairan Bukti Kas Keluar (BKK) dan validasi persetujuan keuangan</w:t>
-      </w:r>
-    </w:p>
-    <w:p>
-      <w:pPr>
-        <w:pStyle w:val="ListBullet"/>
-        <w:spacing w:before="40" w:after="40"/>
-      </w:pPr>
-      <w:r>
-        <w:rPr>
-          <w:b/>
-          <w:color w:val="0D9488"/>
-        </w:rPr>
-        <w:t>BAB V: BUKU KAS HARIAN &amp; PROSEDUR TUTUP SHIFT</w:t>
-      </w:r>
-      <w:r>
-        <w:rPr>
-          <w:color w:val="64748B"/>
-        </w:rPr>
-        <w:t xml:space="preserve"> — Live counter, rekonsiliasi kas fisik, dan penandaan siap tarik akunting</w:t>
-      </w:r>
-    </w:p>
-    <w:p>
-      <w:pPr>
-        <w:pStyle w:val="ListBullet"/>
-        <w:spacing w:before="40" w:after="40"/>
-      </w:pPr>
-      <w:r>
-        <w:rPr>
-          <w:b/>
-          <w:color w:val="0D9488"/>
-        </w:rPr>
-        <w:t>BAB VI: STANDAR FORMAT CETAK DOKUMEN &amp; BUKTI FISIK</w:t>
-      </w:r>
-      <w:r>
-        <w:rPr>
-          <w:color w:val="64748B"/>
-        </w:rPr>
-        <w:t xml:space="preserve"> — Spesifikasi BKM, BKK, Nota Tunai, dan Tanda Terima Koran</w:t>
-      </w:r>
-    </w:p>
-    <w:p>
-      <w:pPr>
-        <w:pStyle w:val="ListBullet"/>
-        <w:spacing w:before="40" w:after="40"/>
-      </w:pPr>
-      <w:r>
-        <w:rPr>
-          <w:b/>
-          <w:color w:val="0D9488"/>
-        </w:rPr>
-        <w:t>BAB VII: FAQ &amp; TROUBLESHOOTING OPERASIONAL</w:t>
-      </w:r>
-      <w:r>
-        <w:rPr>
-          <w:color w:val="64748B"/>
-        </w:rPr>
-        <w:t xml:space="preserve"> — Panduan solusi kendala teknis dan administrasi kasir</w:t>
-      </w:r>
-    </w:p>
-    <w:p>
-      <w:pPr>
-        <w:spacing w:after="240"/>
-      </w:pPr>
-    </w:p>
-    <w:p>
-      <w:pPr>
-        <w:spacing w:before="360" w:after="120"/>
-      </w:pPr>
-      <w:r>
-        <w:rPr>
-          <w:b/>
-          <w:color w:val="0F172A"/>
-          <w:sz w:val="26"/>
-        </w:rPr>
-        <w:t>BAB I: PENDAHULUAN &amp; ARSITEKTUR BISNIS KASIR</w:t>
-      </w:r>
-    </w:p>
-    <w:p>
-      <w:r>
-        <w:t>Divisi Kasir memegang peranan krusial sebagai gerbang penerimaan uang tunai/transfer resmi, pengendali likuiditas operasional, dan simpul penentu status transaksi di Harian Umum Kabar Priangan. Seluruh transaksi yang dieksekusi di meja kasir tidak hanya bersifat pencatatan angka, melainkan memiliki dampak bisnis langsung (real-time impact) terhadap empat divisi utama lainnya: Divisi Iklan, Divisi Sirkulasi, Divisi Keuangan (Anggaran), dan Divisi Akuntansi.</w:t>
-      </w:r>
-    </w:p>
-    <w:p>
-      <w:r>
-        <w:rPr>
-          <w:b/>
-        </w:rPr>
-        <w:t>Prinsip Utama: Cash Before Print (CBP) &amp; Realisasi Piutang Sah</w:t>
-        <w:br/>
-      </w:r>
-      <w:r>
-        <w:t>1. Cash Before Print (CBP): Setiap order iklan bertipe tunai atau klien tanpa plafon kredit resmi hanya dapat diproses pracetak dan naik cetak setelah diterbitkan Bukti Kas Masuk (BKM) dari kasir.</w:t>
-        <w:br/>
-        <w:t>2. Hak Pencairan Komisi KH &amp; Insentif AE: Account Executive (AE) atau sales hanya dapat mengajukan pencairan komisi iklan ke bagian keuangan apabila faktur terkait telah berstatus Lunas (Piutang = 0).</w:t>
-        <w:br/>
-        <w:t>3. Legalitas Pengurang Retur Koran (BAPR): Pengurangan tagihan sirkulasi agen hanya sah apabila kasir memasukkan nomor Berita Acara Penerimaan Retur (BAPR) yang telah diverifikasi fisik oleh logistik sirkulasi.</w:t>
-        <w:br/>
-        <w:t>4. One-Gate Disbursement (Satu Pintu Realisasi BP): Kasir dilarang mencairkan dana apapun tanpa adanya Bukti Pengeluaran (BP) yang telah disetujui ('Approved') oleh Kepala Divisi / Admin Keuangan.</w:t>
-      </w:r>
-    </w:p>
-    <w:tbl>
-      <w:tblPr>
-        <w:tblW w:type="auto" w:w="0"/>
-        <w:jc w:val="center"/>
-        <w:tblLayout w:type="fixed"/>
-        <w:tblLook w:firstColumn="1" w:firstRow="1" w:lastColumn="0" w:lastRow="0" w:noHBand="0" w:noVBand="1" w:val="04A0"/>
-      </w:tblPr>
-      <w:tblGrid>
-        <w:gridCol w:w="9360"/>
-      </w:tblGrid>
-      <w:tr>
-        <w:tc>
-          <w:tcPr>
-            <w:tcW w:type="dxa" w:w="9360"/>
-            <w:shd w:fill="F0FDFA"/>
-            <w:tcMar>
-              <w:top w:w="140" w:type="dxa"/>
-              <w:bottom w:w="140" w:type="dxa"/>
-              <w:left w:w="200" w:type="dxa"/>
-              <w:right w:w="200" w:type="dxa"/>
-            </w:tcMar>
-            <w:tcBorders>
-              <w:top w:val="none"/>
-              <w:left w:val="single" w:sz="36" w:space="0" w:color="0D9488"/>
-              <w:bottom w:val="none"/>
-              <w:right w:val="none"/>
-            </w:tcBorders>
-          </w:tcPr>
-          <w:p>
-            <w:pPr>
-              <w:spacing w:before="40" w:after="40" w:line="276" w:lineRule="auto"/>
-            </w:pPr>
-            <w:r>
-              <w:rPr>
-                <w:rFonts w:ascii="Arial" w:hAnsi="Arial"/>
-                <w:b/>
-                <w:color w:val="0D9488"/>
-                <w:sz w:val="19"/>
-              </w:rPr>
-              <w:t>[PRINSIP INTEGRITAS DATA (ACID TRANSACTION)]</w:t>
-              <w:br/>
-            </w:r>
-            <w:r>
-              <w:rPr>
-                <w:rFonts w:ascii="Arial" w:hAnsi="Arial"/>
-                <w:color w:val="334155"/>
-                <w:sz w:val="19"/>
-              </w:rPr>
-              <w:t>Sistem menerapkan mekanisme Database Transaction (DB::transaction). Apabila salah satu langkah transaksi mengalami kendala teknis (misal: gagal potong piutang atau koneksi terputus), seluruh mutasi otomatis dibatalkan (rollback) sehingga integritas buku kas dan saldo piutang tidak akan pernah selisih.</w:t>
-            </w:r>
-          </w:p>
-        </w:tc>
-      </w:tr>
-    </w:tbl>
-    <w:p>
-      <w:pPr>
-        <w:spacing w:after="240"/>
-      </w:pPr>
-    </w:p>
-    <w:p>
-      <w:pPr>
-        <w:spacing w:before="360" w:after="120"/>
-      </w:pPr>
-      <w:r>
-        <w:rPr>
-          <w:b/>
-          <w:color w:val="0F172A"/>
-          <w:sz w:val="26"/>
-        </w:rPr>
-        <w:t>BAB II: MASTER DATA &amp; STRUKTUR TABEL DATABASE</w:t>
-      </w:r>
-    </w:p>
-    <w:p>
-      <w:r>
-        <w:t>Penyempurnaan arsitektur database kasir didasarkan pada migration resmi 2026_10_15_110000_create_kasir_and_integrasi_divisi_tables.php. Berikut adalah struktur skema entitas database yang wajib dipahami oleh Admin Kasir:</w:t>
-      </w:r>
-    </w:p>
-    <w:tbl>
-      <w:tblPr>
-        <w:tblW w:type="auto" w:w="0"/>
-        <w:jc w:val="center"/>
-        <w:tblLayout w:type="fixed"/>
-        <w:tblLook w:firstColumn="1" w:firstRow="1" w:lastColumn="0" w:lastRow="0" w:noHBand="0" w:noVBand="1" w:val="04A0"/>
-      </w:tblPr>
-      <w:tblGrid>
-        <w:gridCol w:w="3120"/>
-        <w:gridCol w:w="3120"/>
-        <w:gridCol w:w="3120"/>
-      </w:tblGrid>
-      <w:tr>
-        <w:tc>
-          <w:tcPr>
-            <w:tcW w:type="dxa" w:w="3120"/>
-            <w:shd w:fill="0F172A"/>
-            <w:tcMar>
-              <w:top w:w="100" w:type="dxa"/>
-              <w:bottom w:w="100" w:type="dxa"/>
-              <w:left w:w="120" w:type="dxa"/>
-              <w:right w:w="120" w:type="dxa"/>
-            </w:tcMar>
-          </w:tcPr>
-          <w:p>
-            <w:r>
-              <w:rPr>
-                <w:b/>
-                <w:color w:val="FFFFFF"/>
-                <w:sz w:val="18"/>
-              </w:rPr>
-              <w:t>Nama Kolom</w:t>
+              <w:t>CETAK MUTASI BANK</w:t>
             </w:r>
           </w:p>
         </w:tc>
         <w:tc>
           <w:tcPr>
-            <w:tcW w:type="dxa" w:w="3120"/>
-            <w:shd w:fill="0F172A"/>
-            <w:tcMar>
-              <w:top w:w="100" w:type="dxa"/>
-              <w:bottom w:w="100" w:type="dxa"/>
-              <w:left w:w="120" w:type="dxa"/>
-              <w:right w:w="120" w:type="dxa"/>
-            </w:tcMar>
-          </w:tcPr>
-          <w:p>
-            <w:r>
-              <w:rPr>
-                <w:b/>
-                <w:color w:val="FFFFFF"/>
-                <w:sz w:val="18"/>
-              </w:rPr>
-              <w:t>Tipe Data &amp; Format</w:t>
-            </w:r>
-          </w:p>
-        </w:tc>
-        <w:tc>
-          <w:tcPr>
-            <w:tcW w:type="dxa" w:w="3120"/>
-            <w:shd w:fill="0F172A"/>
-            <w:tcMar>
-              <w:top w:w="100" w:type="dxa"/>
-              <w:bottom w:w="100" w:type="dxa"/>
-              <w:left w:w="120" w:type="dxa"/>
-              <w:right w:w="120" w:type="dxa"/>
-            </w:tcMar>
-          </w:tcPr>
-          <w:p>
-            <w:r>
-              <w:rPr>
-                <w:b/>
-                <w:color w:val="FFFFFF"/>
-                <w:sz w:val="18"/>
-              </w:rPr>
-              <w:t>Fungsi Bisnis &amp; Integrasi</w:t>
-            </w:r>
-          </w:p>
-        </w:tc>
-      </w:tr>
-      <w:tr>
-        <w:tc>
-          <w:tcPr>
-            <w:tcW w:type="dxa" w:w="2592"/>
-            <w:shd w:fill="F8FAFC"/>
-            <w:tcMar>
-              <w:top w:w="80" w:type="dxa"/>
-              <w:bottom w:w="80" w:type="dxa"/>
-              <w:left w:w="100" w:type="dxa"/>
-              <w:right w:w="100" w:type="dxa"/>
-            </w:tcMar>
-          </w:tcPr>
-          <w:p>
-            <w:r>
-              <w:rPr>
-                <w:b/>
-                <w:sz w:val="17"/>
-              </w:rPr>
-              <w:t>no_bkm</w:t>
-            </w:r>
-          </w:p>
-        </w:tc>
-        <w:tc>
-          <w:tcPr>
-            <w:tcW w:type="dxa" w:w="2592"/>
-            <w:shd w:fill="F8FAFC"/>
-            <w:tcMar>
-              <w:top w:w="80" w:type="dxa"/>
-              <w:bottom w:w="80" w:type="dxa"/>
-              <w:left w:w="100" w:type="dxa"/>
-              <w:right w:w="100" w:type="dxa"/>
-            </w:tcMar>
-          </w:tcPr>
-          <w:p>
-            <w:r>
-              <w:rPr>
-                <w:sz w:val="17"/>
-              </w:rPr>
-              <w:t>String (Unique)</w:t>
-              <w:br/>
-              <w:t>Format: BKM-YYYYMMDD-XXXX</w:t>
-            </w:r>
-          </w:p>
-        </w:tc>
-        <w:tc>
-          <w:tcPr>
-            <w:tcW w:type="dxa" w:w="4176"/>
-            <w:shd w:fill="F8FAFC"/>
-            <w:tcMar>
-              <w:top w:w="80" w:type="dxa"/>
-              <w:bottom w:w="80" w:type="dxa"/>
-              <w:left w:w="100" w:type="dxa"/>
-              <w:right w:w="100" w:type="dxa"/>
-            </w:tcMar>
-          </w:tcPr>
-          <w:p>
-            <w:r>
-              <w:rPr>
-                <w:sz w:val="17"/>
-              </w:rPr>
-              <w:t>Nomor resmi tanda terima kas masuk kasir.</w:t>
-            </w:r>
-          </w:p>
-        </w:tc>
-      </w:tr>
-      <w:tr>
-        <w:tc>
-          <w:tcPr>
-            <w:tcW w:type="dxa" w:w="2592"/>
+            <w:tcW w:type="dxa" w:w="3168"/>
             <w:shd w:fill="FFFFFF"/>
             <w:tcMar>
               <w:top w:w="80" w:type="dxa"/>
@@ -736,18 +2784,21 @@
             </w:tcMar>
           </w:tcPr>
           <w:p>
+            <w:pPr>
+              <w:spacing w:line="276" w:lineRule="auto"/>
+            </w:pPr>
             <w:r>
               <w:rPr>
-                <w:b/>
+                <w:color w:val="334155"/>
                 <w:sz w:val="17"/>
               </w:rPr>
-              <w:t>shift_id</w:t>
+              <w:t>Laporan &amp; Mutasi -&gt; Mutasi Kas Bank</w:t>
             </w:r>
           </w:p>
         </w:tc>
         <w:tc>
           <w:tcPr>
-            <w:tcW w:type="dxa" w:w="2592"/>
+            <w:tcW w:type="dxa" w:w="2981"/>
             <w:shd w:fill="FFFFFF"/>
             <w:tcMar>
               <w:top w:w="80" w:type="dxa"/>
@@ -757,647 +2808,15 @@
             </w:tcMar>
           </w:tcPr>
           <w:p>
-            <w:r>
-              <w:rPr>
-                <w:sz w:val="17"/>
-              </w:rPr>
-              <w:t>Foreign Key (shift_kasirs)</w:t>
-            </w:r>
-          </w:p>
-        </w:tc>
-        <w:tc>
-          <w:tcPr>
-            <w:tcW w:type="dxa" w:w="4176"/>
-            <w:shd w:fill="FFFFFF"/>
-            <w:tcMar>
-              <w:top w:w="80" w:type="dxa"/>
-              <w:bottom w:w="80" w:type="dxa"/>
-              <w:left w:w="100" w:type="dxa"/>
-              <w:right w:w="100" w:type="dxa"/>
-            </w:tcMar>
-          </w:tcPr>
-          <w:p>
-            <w:r>
-              <w:rPr>
-                <w:sz w:val="17"/>
-              </w:rPr>
-              <w:t>Kunci pengelompokan mutasi per sesi shift kasir aktif.</w:t>
-            </w:r>
-          </w:p>
-        </w:tc>
-      </w:tr>
-      <w:tr>
-        <w:tc>
-          <w:tcPr>
-            <w:tcW w:type="dxa" w:w="2592"/>
-            <w:shd w:fill="F8FAFC"/>
-            <w:tcMar>
-              <w:top w:w="80" w:type="dxa"/>
-              <w:bottom w:w="80" w:type="dxa"/>
-              <w:left w:w="100" w:type="dxa"/>
-              <w:right w:w="100" w:type="dxa"/>
-            </w:tcMar>
-          </w:tcPr>
-          <w:p>
-            <w:r>
-              <w:rPr>
-                <w:b/>
-                <w:sz w:val="17"/>
-              </w:rPr>
-              <w:t>tipe_transaksi</w:t>
-            </w:r>
-          </w:p>
-        </w:tc>
-        <w:tc>
-          <w:tcPr>
-            <w:tcW w:type="dxa" w:w="2592"/>
-            <w:shd w:fill="F8FAFC"/>
-            <w:tcMar>
-              <w:top w:w="80" w:type="dxa"/>
-              <w:bottom w:w="80" w:type="dxa"/>
-              <w:left w:w="100" w:type="dxa"/>
-              <w:right w:w="100" w:type="dxa"/>
-            </w:tcMar>
-          </w:tcPr>
-          <w:p>
-            <w:r>
-              <w:rPr>
-                <w:sz w:val="17"/>
-              </w:rPr>
-              <w:t>Enum ('iklan', 'sirkulasi', 'tunai')</w:t>
-            </w:r>
-          </w:p>
-        </w:tc>
-        <w:tc>
-          <w:tcPr>
-            <w:tcW w:type="dxa" w:w="4176"/>
-            <w:shd w:fill="F8FAFC"/>
-            <w:tcMar>
-              <w:top w:w="80" w:type="dxa"/>
-              <w:bottom w:w="80" w:type="dxa"/>
-              <w:left w:w="100" w:type="dxa"/>
-              <w:right w:w="100" w:type="dxa"/>
-            </w:tcMar>
-          </w:tcPr>
-          <w:p>
-            <w:r>
-              <w:rPr>
-                <w:sz w:val="17"/>
-              </w:rPr>
-              <w:t>Membedakan kanal pemasukan dan pembukuan jurnal akunting.</w:t>
-            </w:r>
-          </w:p>
-        </w:tc>
-      </w:tr>
-      <w:tr>
-        <w:tc>
-          <w:tcPr>
-            <w:tcW w:type="dxa" w:w="2592"/>
-            <w:shd w:fill="FFFFFF"/>
-            <w:tcMar>
-              <w:top w:w="80" w:type="dxa"/>
-              <w:bottom w:w="80" w:type="dxa"/>
-              <w:left w:w="100" w:type="dxa"/>
-              <w:right w:w="100" w:type="dxa"/>
-            </w:tcMar>
-          </w:tcPr>
-          <w:p>
-            <w:r>
-              <w:rPr>
-                <w:b/>
-                <w:sz w:val="17"/>
-              </w:rPr>
-              <w:t>ref_id / ref_type</w:t>
-            </w:r>
-          </w:p>
-        </w:tc>
-        <w:tc>
-          <w:tcPr>
-            <w:tcW w:type="dxa" w:w="2592"/>
-            <w:shd w:fill="FFFFFF"/>
-            <w:tcMar>
-              <w:top w:w="80" w:type="dxa"/>
-              <w:bottom w:w="80" w:type="dxa"/>
-              <w:left w:w="100" w:type="dxa"/>
-              <w:right w:w="100" w:type="dxa"/>
-            </w:tcMar>
-          </w:tcPr>
-          <w:p>
-            <w:r>
-              <w:rPr>
-                <w:sz w:val="17"/>
-              </w:rPr>
-              <w:t>BigInteger &amp; String</w:t>
-            </w:r>
-          </w:p>
-        </w:tc>
-        <w:tc>
-          <w:tcPr>
-            <w:tcW w:type="dxa" w:w="4176"/>
-            <w:shd w:fill="FFFFFF"/>
-            <w:tcMar>
-              <w:top w:w="80" w:type="dxa"/>
-              <w:bottom w:w="80" w:type="dxa"/>
-              <w:left w:w="100" w:type="dxa"/>
-              <w:right w:w="100" w:type="dxa"/>
-            </w:tcMar>
-          </w:tcPr>
-          <w:p>
-            <w:r>
-              <w:rPr>
-                <w:sz w:val="17"/>
-              </w:rPr>
-              <w:t>Relasi langsung ke ID Faktur Iklan, Transaksi Koran, atau ID Agen.</w:t>
-            </w:r>
-          </w:p>
-        </w:tc>
-      </w:tr>
-      <w:tr>
-        <w:tc>
-          <w:tcPr>
-            <w:tcW w:type="dxa" w:w="2592"/>
-            <w:shd w:fill="F8FAFC"/>
-            <w:tcMar>
-              <w:top w:w="80" w:type="dxa"/>
-              <w:bottom w:w="80" w:type="dxa"/>
-              <w:left w:w="100" w:type="dxa"/>
-              <w:right w:w="100" w:type="dxa"/>
-            </w:tcMar>
-          </w:tcPr>
-          <w:p>
-            <w:r>
-              <w:rPr>
-                <w:b/>
-                <w:sz w:val="17"/>
-              </w:rPr>
-              <w:t>potongan_retur / no_bapr</w:t>
-            </w:r>
-          </w:p>
-        </w:tc>
-        <w:tc>
-          <w:tcPr>
-            <w:tcW w:type="dxa" w:w="2592"/>
-            <w:shd w:fill="F8FAFC"/>
-            <w:tcMar>
-              <w:top w:w="80" w:type="dxa"/>
-              <w:bottom w:w="80" w:type="dxa"/>
-              <w:left w:w="100" w:type="dxa"/>
-              <w:right w:w="100" w:type="dxa"/>
-            </w:tcMar>
-          </w:tcPr>
-          <w:p>
-            <w:r>
-              <w:rPr>
-                <w:sz w:val="17"/>
-              </w:rPr>
-              <w:t>Decimal(15,2) &amp; String</w:t>
-            </w:r>
-          </w:p>
-        </w:tc>
-        <w:tc>
-          <w:tcPr>
-            <w:tcW w:type="dxa" w:w="4176"/>
-            <w:shd w:fill="F8FAFC"/>
-            <w:tcMar>
-              <w:top w:w="80" w:type="dxa"/>
-              <w:bottom w:w="80" w:type="dxa"/>
-              <w:left w:w="100" w:type="dxa"/>
-              <w:right w:w="100" w:type="dxa"/>
-            </w:tcMar>
-          </w:tcPr>
-          <w:p>
-            <w:r>
-              <w:rPr>
-                <w:sz w:val="17"/>
-              </w:rPr>
-              <w:t>Mencatat potongan fisik retur koran dari bukti BAPR sah.</w:t>
-            </w:r>
-          </w:p>
-        </w:tc>
-      </w:tr>
-    </w:tbl>
-    <w:p>
-      <w:r>
-        <w:br w:type="page"/>
-      </w:r>
-    </w:p>
-    <w:p>
-      <w:pPr>
-        <w:spacing w:before="240" w:after="120"/>
-      </w:pPr>
-      <w:r>
-        <w:rPr>
-          <w:b/>
-          <w:color w:val="0F172A"/>
-          <w:sz w:val="26"/>
-        </w:rPr>
-        <w:t>BAB III: PROSEDUR OPERASIONAL (SOP) PENERIMAAN KAS</w:t>
-      </w:r>
-    </w:p>
-    <w:p>
-      <w:r>
-        <w:t>Modul penerimaan kas kasir menangani empat saluran setoran utama. Setiap entri wajib mengikuti langkah-langkah validasi sistem berikut:</w:t>
-      </w:r>
-    </w:p>
-    <w:p>
-      <w:r>
-        <w:rPr>
-          <w:b/>
-          <w:color w:val="0D9488"/>
-        </w:rPr>
-        <w:t>3.1 SOP Pelunasan Faktur Iklan (Menu: Setoran Iklan [Badge: Faktur])</w:t>
-        <w:br/>
-      </w:r>
-      <w:r>
-        <w:t>1. Masuk ke menu Navigasi: Divisi Kasir -&gt; Setoran Iklan (URL: /kasir/penerimaan/iklan).</w:t>
-        <w:br/>
-        <w:t>2. Cari faktur melalui kolom pencarian (dapat mencari berdasarkan No. Faktur atau Nama Klien/Pemasang).</w:t>
-        <w:br/>
-        <w:t>3. Gunakan filter saluran media (Koran Cetak, Media Online, atau Priangan TV).</w:t>
-        <w:br/>
-        <w:t>4. Pada baris faktur yang memiliki sisa piutang &gt; 0, klik tombol 'Proses BKM'.</w:t>
-        <w:br/>
-        <w:t>5. Di dalam modal pop-up, pilih Petugas Inkaso penagih (misal: Ahmad Fauzi, Rudi Hermawan, atau Kasir Meja).</w:t>
-        <w:br/>
-        <w:t>6. Tentukan Metode Pembayaran:</w:t>
-        <w:br/>
-        <w:t xml:space="preserve">   - Tunai Kasir: Pembayaran tunai langsung di loket.</w:t>
-        <w:br/>
-        <w:t xml:space="preserve">   - Transfer Bank: Wajib memilih Bank Tujuan (BJB, Mandiri, BCA, BRI) dan mengisi No. Referensi Transfer.</w:t>
-        <w:br/>
-        <w:t xml:space="preserve">   - QRIS / E-Wallet: Pembayaran digital resmi Kabar Priangan.</w:t>
-        <w:br/>
-        <w:t>7. Masukkan Nominal Setoran. Jika klien merupakan instansi kedinasan yang memotong pajak PPh 23 / PPN Wapu, masukkan nilai tersebut pada kolom 'Potongan Pajak Dinas PPN/PPh'. Nilai pajak akan dihitung otomatis sebagai pengurang sah piutang.</w:t>
-        <w:br/>
-        <w:t>8. Klik tombol 'Simpan &amp; Terbitkan BKM'. Sistem otomatis:</w:t>
-        <w:br/>
-        <w:t xml:space="preserve">   a. Menyimpan record ke tabel `kas_masuks` dengan nomor BKM unik.</w:t>
-        <w:br/>
-        <w:t xml:space="preserve">   b. Memotong sisa piutang faktur di modul iklan terkait.</w:t>
-        <w:br/>
-        <w:t xml:space="preserve">   c. Menambah live counter mutasi masuk pada shift kasir aktif.</w:t>
-        <w:br/>
-        <w:t xml:space="preserve">   d. JIKA LUNAS: Mengubah status komisi order menjadi `siap_cair_kh_insentif = true`.</w:t>
-        <w:br/>
-        <w:t xml:space="preserve">   e. Menampilkan modal cetak Bukti Kas Masuk (BKM) resmi untuk dicetak dan diserahkan ke klien/arsip.</w:t>
-      </w:r>
-    </w:p>
-    <w:p>
-      <w:r>
-        <w:rPr>
-          <w:b/>
-          <w:color w:val="0284C7"/>
-        </w:rPr>
-        <w:br/>
-        <w:t>3.2 SOP Setoran Sirkulasi Agen &amp; Retur BAPR (Menu: Setoran Sirkulasi [Badge: Koran])</w:t>
-        <w:br/>
-      </w:r>
-      <w:r>
-        <w:t>1. Masuk ke menu Navigasi: Divisi Kasir -&gt; Setoran Sirkulasi (URL: /kasir/penerimaan/sirkulasi).</w:t>
-        <w:br/>
-        <w:t>2. Sistem menampilkan daftar Agen Resmi &amp; Sub-Agen Kabar Priangan dari tabel master `agens`.</w:t>
-        <w:br/>
-        <w:t>3. Klik tombol 'Input Setoran BKM' pada agen yang menyetorkan omset koran.</w:t>
-        <w:br/>
-        <w:t>4. Pilih Petugas Inkaso Sirkulasi dan Metode Setoran.</w:t>
-        <w:br/>
-        <w:t>5. Validasi Retur Koran Sah (BAPR):</w:t>
-        <w:br/>
-        <w:t xml:space="preserve">   - Masukkan Nomor BAPR Resmi (contoh: BAPR/KP/2026/10/0142).</w:t>
-        <w:br/>
-        <w:t xml:space="preserve">   - Masukkan jumlah Eksemplar Retur fisik.</w:t>
-        <w:br/>
-        <w:t xml:space="preserve">   - Sistem otomatis menghitung nilai rupiah retur (Standar harga agen Rp 2.800/eks).</w:t>
-        <w:br/>
-        <w:t>6. Masukkan Nominal Uang Setoran yang diserahkan.</w:t>
-        <w:br/>
-        <w:t>7. Periksa rincian rekonsiliasi: Total Pengurang Sah = Uang Setor + Nilai Retur BAPR.</w:t>
-        <w:br/>
-        <w:t>8. Klik tombol 'Simpan &amp; Terbitkan BKM Sirkulasi'. Sistem otomatis memotong saldo piutang agen, mencatat mutasi kas masuk, dan menerbitkan Tanda Terima Setoran Koran.</w:t>
-      </w:r>
-    </w:p>
-    <w:p>
-      <w:r>
-        <w:rPr>
-          <w:b/>
-          <w:color w:val="059669"/>
-        </w:rPr>
-        <w:br/>
-        <w:t>3.3 SOP Penjualan Langsung / Tunai (Menu: Penjualan Langsung)</w:t>
-        <w:br/>
-      </w:r>
-      <w:r>
-        <w:t>1. Digunakan untuk transaksi non-tempo: Iklan Baris (Kehilangan STNK/BPKB, Duka Cita), Koran Eceran Kantor, dan Penjualan Afval/Limbah Kertas Percetakan.</w:t>
-        <w:br/>
-        <w:t>2. Klik tombol '+ Input Transaksi Tunai'.</w:t>
-        <w:br/>
-        <w:t>3. Isi Nama Pembeli, Kategori Transaksi, Uraian Lengkap, Nominal, dan Metode Bayar (Tunai/QRIS).</w:t>
-        <w:br/>
-        <w:t>4. Klik 'Simpan &amp; Cetak Nota Kasir'. Dokumen Nota Tunai resmi terbit secara instan.</w:t>
-      </w:r>
-    </w:p>
-    <w:p>
-      <w:r>
-        <w:br w:type="page"/>
-      </w:r>
-    </w:p>
-    <w:p>
-      <w:pPr>
-        <w:spacing w:before="240" w:after="120"/>
-      </w:pPr>
-      <w:r>
-        <w:rPr>
-          <w:b/>
-          <w:color w:val="0F172A"/>
-          <w:sz w:val="26"/>
-        </w:rPr>
-        <w:t>BAB IV: PROSEDUR OPERASIONAL (SOP) PENGELUARAN KAS</w:t>
-      </w:r>
-    </w:p>
-    <w:p>
-      <w:r>
-        <w:t>Modul pengeluaran kasir bertugas mencairkan dana operasional perusahaan. Kasir tunduk pada kontrol ketat persetujuan Divisi Anggaran &amp; Keuangan.</w:t>
-      </w:r>
-    </w:p>
-    <w:p>
-      <w:r>
-        <w:rPr>
-          <w:b/>
-          <w:color w:val="D97706"/>
-        </w:rPr>
-        <w:t>SOP Realisasi Bukti Pengeluaran (Menu: Realisasi BP [Badge: BKK])</w:t>
-        <w:br/>
-      </w:r>
-      <w:r>
-        <w:t>1. Masuk ke menu Navigasi: Divisi Kasir -&gt; Realisasi BP (URL: /kasir/pengeluaran/realisasi-bp).</w:t>
-        <w:br/>
-        <w:t>2. Tabel menampilkan status persetujuan dari Divisi Keuangan:</w:t>
-        <w:br/>
-        <w:t xml:space="preserve">   - Hijau [Approved]: Pengajuan telah diverifikasi Kepala Divisi Keuangan. Tombol 'Cairkan BKK' AKTIF.</w:t>
-        <w:br/>
-        <w:t xml:space="preserve">   - Kuning [Pending]: Belum disetujui. Tombol kasir TERKUNCI (Disabled).</w:t>
-        <w:br/>
-        <w:t xml:space="preserve">   - Abu-abu [Sudah Dicairkan]: Dana telah dicairkan sebelumnya beserta nomor BKK terkait.</w:t>
-        <w:br/>
-        <w:t>3. Klik tombol 'Cairkan BKK' pada pengajuan yang berstatus Approved.</w:t>
-        <w:br/>
-        <w:t>4. Di modal konfirmasi, input Nama Penerima Dana (wajib sesuai tanda terima fisik).</w:t>
-        <w:br/>
-        <w:t>5. Pilih Metode Kas Keluar: Uang Tunai (Kas Fisik Laci) atau Transfer Bank.</w:t>
-        <w:br/>
-        <w:t>6. Pilih Kategori: Komisi KH/Insentif AE, Operasional BBM Sirkulasi, Honor Redaksi, atau Biaya Umum.</w:t>
-        <w:br/>
-        <w:t>7. Klik 'Cairkan Dana &amp; Cetak BKK'. Sistem otomatis:</w:t>
-        <w:br/>
-        <w:t xml:space="preserve">   a. Memvalidasi kembali di database bahwa status BP benar-benar 'approved'.</w:t>
-        <w:br/>
-        <w:t xml:space="preserve">   b. Menerbitkan nomor BKK unik (format: BKK-YYYYMMDD-XXXX).</w:t>
-        <w:br/>
-        <w:t xml:space="preserve">   c. Mengubah status BP di tabel `bukti_pengeluarans` menjadi 'dicairkan_kasir'.</w:t>
-        <w:br/>
-        <w:t xml:space="preserve">   d. Menyinkronkan status pengajuan anggaran di Divisi Keuangan menjadi 'cair' beserta nama kasir pencair.</w:t>
-        <w:br/>
-        <w:t xml:space="preserve">   e. Mengurangi saldo kas fisik sistem dan menambah mutasi keluar shift kasir.</w:t>
-        <w:br/>
-        <w:t xml:space="preserve">   f. Menampilkan formulir cetak Bukti Kas Keluar (BKK) resmi untuk ditandatangani penerima.</w:t>
-      </w:r>
-    </w:p>
-    <w:tbl>
-      <w:tblPr>
-        <w:tblW w:type="auto" w:w="0"/>
-        <w:jc w:val="center"/>
-        <w:tblLayout w:type="fixed"/>
-        <w:tblLook w:firstColumn="1" w:firstRow="1" w:lastColumn="0" w:lastRow="0" w:noHBand="0" w:noVBand="1" w:val="04A0"/>
-      </w:tblPr>
-      <w:tblGrid>
-        <w:gridCol w:w="9360"/>
-      </w:tblGrid>
-      <w:tr>
-        <w:tc>
-          <w:tcPr>
-            <w:tcW w:type="dxa" w:w="9360"/>
-            <w:shd w:fill="FFFBEB"/>
-            <w:tcMar>
-              <w:top w:w="140" w:type="dxa"/>
-              <w:bottom w:w="140" w:type="dxa"/>
-              <w:left w:w="200" w:type="dxa"/>
-              <w:right w:w="200" w:type="dxa"/>
-            </w:tcMar>
-            <w:tcBorders>
-              <w:top w:val="none"/>
-              <w:left w:val="single" w:sz="36" w:space="0" w:color="D97706"/>
-              <w:bottom w:val="none"/>
-              <w:right w:val="none"/>
-            </w:tcBorders>
-          </w:tcPr>
-          <w:p>
             <w:pPr>
-              <w:spacing w:before="40" w:after="40" w:line="276" w:lineRule="auto"/>
+              <w:spacing w:line="276" w:lineRule="auto"/>
             </w:pPr>
             <w:r>
               <w:rPr>
-                <w:rFonts w:ascii="Arial" w:hAnsi="Arial"/>
-                <w:b/>
-                <w:color w:val="D97706"/>
-                <w:sz w:val="19"/>
+                <w:color w:val="334155"/>
+                <w:sz w:val="17"/>
               </w:rPr>
-              <w:t>[PERINGATAN AUDIT INTERNAL PERKASIRAN]</w:t>
-              <w:br/>
-            </w:r>
-            <w:r>
-              <w:rPr>
-                <w:rFonts w:ascii="Arial" w:hAnsi="Arial"/>
-                <w:color w:val="334155"/>
-                <w:sz w:val="19"/>
-              </w:rPr>
-              <w:t>Kasir dilarang menyerahkan uang fisik sebelum pihak penerima menandatangani lembar Bukti Kas Keluar (BKK) yang telah dicetak dari sistem. Lembar BKK yang telah ditandatangani wajib diarsipkan untuk audit internal.</w:t>
-            </w:r>
-          </w:p>
-        </w:tc>
-      </w:tr>
-    </w:tbl>
-    <w:p>
-      <w:r>
-        <w:br w:type="page"/>
-      </w:r>
-    </w:p>
-    <w:p>
-      <w:pPr>
-        <w:spacing w:before="240" w:after="120"/>
-      </w:pPr>
-      <w:r>
-        <w:rPr>
-          <w:b/>
-          <w:color w:val="0F172A"/>
-          <w:sz w:val="26"/>
-        </w:rPr>
-        <w:t>BAB V: BUKU KAS HARIAN &amp; PROSEDUR TUTUP SHIFT (END OF SHIFT)</w:t>
-      </w:r>
-    </w:p>
-    <w:p>
-      <w:r>
-        <w:t>Menu Buku Kas &amp; Tutup Shift (URL: /kasir/buku-kas) merupakan pusat rekonsiliasi berkala kasir. Di halaman ini, kasir memantau live counter posisi saldo kas riil dan melakukan tutup shift.</w:t>
-      </w:r>
-    </w:p>
-    <w:p>
-      <w:r>
-        <w:rPr>
-          <w:b/>
-        </w:rPr>
-        <w:t>5.1 Live Counter Posisi Keuangan Kasir</w:t>
-        <w:br/>
-      </w:r>
-      <w:r>
-        <w:t>1. Saldo Awal Fisik: Saldo uang tunai modal kembalian kasir pada awal hari/shift.</w:t>
-        <w:br/>
-        <w:t>2. Mutasi Masuk Hari Ini: Akumulasi seluruh setoran BKM Iklan, Sirkulasi, dan Penjualan Tunai.</w:t>
-        <w:br/>
-        <w:t>3. Mutasi Keluar Hari Ini: Akumulasi seluruh pencairan dana BKK realisasi operasional.</w:t>
-        <w:br/>
-        <w:t>4. Saldo Akhir Sistem (Wajib Fisik): Formula otomatis = (Saldo Awal + Total Masuk - Total Keluar).</w:t>
-        <w:br/>
-        <w:t xml:space="preserve">   Angka inilah yang wajib ada secara fisik di brankas/laci kasir.</w:t>
-      </w:r>
-    </w:p>
-    <w:p>
-      <w:r>
-        <w:rPr>
-          <w:b/>
-          <w:color w:val="4F46E5"/>
-        </w:rPr>
-        <w:br/>
-        <w:t>5.2 SOP Tutup Shift Kasir (Closing Shift &amp; Serah Terima)</w:t>
-        <w:br/>
-      </w:r>
-      <w:r>
-        <w:t>Setiap kasir yang mengakhiri jam kerja atau pergantian shift WAJIB melakukan Tutup Shift dengan langkah:</w:t>
-        <w:br/>
-        <w:t>1. Hitung seluruh fisik uang kertas dan uang logam di laci kasir (Cash Opname Fisik).</w:t>
-        <w:br/>
-        <w:t>2. Klik tombol 'Tutup Shift Kasir (Siap Tarik Akunting)' di kanan atas halaman Buku Kas.</w:t>
-        <w:br/>
-        <w:t>3. Masukkan total uang tunai nyata hasil hitungan fisik pada kolom 'Total Fisik Uang Kas Nyata / Opname'.</w:t>
-        <w:br/>
-        <w:t>4. Perhatikan indikator live status rekonsiliasi:</w:t>
-        <w:br/>
-        <w:t xml:space="preserve">   - SEIMBANG (Rp 0): Uang fisik persis sama dengan saldo sistem (Ideal).</w:t>
-        <w:br/>
-        <w:t xml:space="preserve">   - SURPLUS (+Rp ...): Uang fisik lebih banyak dari catatan sistem (Wajib dicari sumbernya).</w:t>
-        <w:br/>
-        <w:t xml:space="preserve">   - DEFISIT (-Rp ...): Uang fisik kurang dari catatan sistem (Kasir wajib menelusuri kuitansi yang belum diinput).</w:t>
-        <w:br/>
-        <w:t>5. Isi Catatan Serah Terima: Tuliskan rincian uang modal yang ditinggalkan untuk kasir berikutnya dan amplop setoran bank.</w:t>
-        <w:br/>
-        <w:t>6. Klik tombol 'Kunci &amp; Tutup Shift (Siap Tarik Akunting)'.</w:t>
-        <w:br/>
-        <w:t>7. DAMPAK KE SISTEM AKUNTANSI:</w:t>
-        <w:br/>
-        <w:t xml:space="preserve">   - Shift berstatus 'ditutup' dan terkunci dari penambahan transaksi baru oleh shift tersebut.</w:t>
-        <w:br/>
-        <w:t xml:space="preserve">   - Seluruh record `kas_masuks` dan `kas_keluars` pada shift tersebut ditandai `status_tarik_akunting = true`.</w:t>
-        <w:br/>
-        <w:t xml:space="preserve">   - Modul Akuntansi (Accounting) dapat langsung melakukan penarikan batch transaksi kasir untuk diposting menjadi Jurnal Umum Debit/Kredit dan Buku Besar secara otomatis tanpa perlu re-entry data manual.</w:t>
-      </w:r>
-    </w:p>
-    <w:p>
-      <w:r>
-        <w:br w:type="page"/>
-      </w:r>
-    </w:p>
-    <w:p>
-      <w:pPr>
-        <w:spacing w:before="240" w:after="120"/>
-      </w:pPr>
-      <w:r>
-        <w:rPr>
-          <w:b/>
-          <w:color w:val="0F172A"/>
-          <w:sz w:val="26"/>
-        </w:rPr>
-        <w:t>BAB VI: STANDAR FORMAT CETAK DOKUMEN &amp; BUKTI FISIK</w:t>
-      </w:r>
-    </w:p>
-    <w:p>
-      <w:r>
-        <w:t>Sistem dilengkapi fitur auto-popup modal cetak yang mematuhi standar dokumen akuntansi resmi Kabar Priangan. Kasir dapat langsung menekan tombol 'Cetak Dokumen' yang akan memicu dialog print browser atau menyimpan sebagai PDF.</w:t>
-      </w:r>
-    </w:p>
-    <w:tbl>
-      <w:tblPr>
-        <w:tblW w:type="auto" w:w="0"/>
-        <w:jc w:val="center"/>
-        <w:tblLayout w:type="fixed"/>
-        <w:tblLook w:firstColumn="1" w:firstRow="1" w:lastColumn="0" w:lastRow="0" w:noHBand="0" w:noVBand="1" w:val="04A0"/>
-      </w:tblPr>
-      <w:tblGrid>
-        <w:gridCol w:w="3120"/>
-        <w:gridCol w:w="3120"/>
-        <w:gridCol w:w="3120"/>
-      </w:tblGrid>
-      <w:tr>
-        <w:tc>
-          <w:tcPr>
-            <w:tcW w:type="dxa" w:w="3120"/>
-            <w:shd w:fill="0F172A"/>
-            <w:tcMar>
-              <w:top w:w="100" w:type="dxa"/>
-              <w:bottom w:w="100" w:type="dxa"/>
-              <w:left w:w="120" w:type="dxa"/>
-              <w:right w:w="120" w:type="dxa"/>
-            </w:tcMar>
-          </w:tcPr>
-          <w:p>
-            <w:r>
-              <w:rPr>
-                <w:b/>
-                <w:color w:val="FFFFFF"/>
-                <w:sz w:val="18"/>
-              </w:rPr>
-              <w:t>Jenis Dokumen</w:t>
-            </w:r>
-          </w:p>
-        </w:tc>
-        <w:tc>
-          <w:tcPr>
-            <w:tcW w:type="dxa" w:w="3120"/>
-            <w:shd w:fill="0F172A"/>
-            <w:tcMar>
-              <w:top w:w="100" w:type="dxa"/>
-              <w:bottom w:w="100" w:type="dxa"/>
-              <w:left w:w="120" w:type="dxa"/>
-              <w:right w:w="120" w:type="dxa"/>
-            </w:tcMar>
-          </w:tcPr>
-          <w:p>
-            <w:r>
-              <w:rPr>
-                <w:b/>
-                <w:color w:val="FFFFFF"/>
-                <w:sz w:val="18"/>
-              </w:rPr>
-              <w:t>Kode Nomor Resep</w:t>
-            </w:r>
-          </w:p>
-        </w:tc>
-        <w:tc>
-          <w:tcPr>
-            <w:tcW w:type="dxa" w:w="3120"/>
-            <w:shd w:fill="0F172A"/>
-            <w:tcMar>
-              <w:top w:w="100" w:type="dxa"/>
-              <w:bottom w:w="100" w:type="dxa"/>
-              <w:left w:w="120" w:type="dxa"/>
-              <w:right w:w="120" w:type="dxa"/>
-            </w:tcMar>
-          </w:tcPr>
-          <w:p>
-            <w:r>
-              <w:rPr>
-                <w:b/>
-                <w:color w:val="FFFFFF"/>
-                <w:sz w:val="18"/>
-              </w:rPr>
-              <w:t>Komponen Wajib Dokumen</w:t>
+              <w:t>Laporan mutasi rekening koran Bank BJB Kabar Priangan.</w:t>
             </w:r>
           </w:p>
         </w:tc>
@@ -1415,18 +2834,21 @@
             </w:tcMar>
           </w:tcPr>
           <w:p>
+            <w:pPr>
+              <w:spacing w:line="276" w:lineRule="auto"/>
+            </w:pPr>
             <w:r>
               <w:rPr>
-                <w:b/>
+                <w:color w:val="334155"/>
                 <w:sz w:val="17"/>
               </w:rPr>
-              <w:t>Bukti Kas Masuk (BKM) Iklan</w:t>
+              <w:t>CETAK TRANSAKSI COA</w:t>
             </w:r>
           </w:p>
         </w:tc>
         <w:tc>
           <w:tcPr>
-            <w:tcW w:type="dxa" w:w="2592"/>
+            <w:tcW w:type="dxa" w:w="3168"/>
             <w:shd w:fill="F8FAFC"/>
             <w:tcMar>
               <w:top w:w="80" w:type="dxa"/>
@@ -1436,17 +2858,21 @@
             </w:tcMar>
           </w:tcPr>
           <w:p>
+            <w:pPr>
+              <w:spacing w:line="276" w:lineRule="auto"/>
+            </w:pPr>
             <w:r>
               <w:rPr>
+                <w:color w:val="334155"/>
                 <w:sz w:val="17"/>
               </w:rPr>
-              <w:t>BKM-YYYYMMDD-XXXX</w:t>
+              <w:t>Laporan &amp; Mutasi -&gt; Mutasi per COA (Bagan Akun)</w:t>
             </w:r>
           </w:p>
         </w:tc>
         <w:tc>
           <w:tcPr>
-            <w:tcW w:type="dxa" w:w="3888"/>
+            <w:tcW w:type="dxa" w:w="2981"/>
             <w:shd w:fill="F8FAFC"/>
             <w:tcMar>
               <w:top w:w="80" w:type="dxa"/>
@@ -1456,11 +2882,369 @@
             </w:tcMar>
           </w:tcPr>
           <w:p>
+            <w:pPr>
+              <w:spacing w:line="276" w:lineRule="auto"/>
+            </w:pPr>
             <w:r>
               <w:rPr>
+                <w:color w:val="334155"/>
                 <w:sz w:val="17"/>
               </w:rPr>
-              <w:t>Kop resmi, No Faktur, Nama Klien, Terbilang Rupiah, Bank Transfer/Metode, TTD Klien &amp; Kasir.</w:t>
+              <w:t>Buku besar kasir per kode perkiraan akuntansi siap tarik.</w:t>
+            </w:r>
+          </w:p>
+        </w:tc>
+      </w:tr>
+    </w:tbl>
+    <w:p>
+      <w:pPr>
+        <w:spacing w:after="80"/>
+      </w:pPr>
+    </w:p>
+    <w:p>
+      <w:pPr>
+        <w:pStyle w:val="Heading1"/>
+        <w:keepNext/>
+        <w:spacing w:before="320" w:after="120"/>
+      </w:pPr>
+      <w:r>
+        <w:rPr>
+          <w:b/>
+          <w:color w:val="0D5C75"/>
+          <w:sz w:val="28"/>
+        </w:rPr>
+        <w:t>BAB IV: PANDUAN TERPERINCI KELOMPOK MENU KAS MASUK</w:t>
+      </w:r>
+    </w:p>
+    <w:p>
+      <w:pPr>
+        <w:spacing w:after="100" w:line="276" w:lineRule="auto"/>
+      </w:pPr>
+      <w:r>
+        <w:rPr>
+          <w:i w:val="0"/>
+          <w:color w:val="334155"/>
+          <w:sz w:val="20"/>
+        </w:rPr>
+        <w:t>Kelompok menu Kas Masuk digunakan untuk mencatat seluruh aliran uang masuk ke meja kasir perusahaan.</w:t>
+      </w:r>
+    </w:p>
+    <w:p>
+      <w:pPr>
+        <w:pStyle w:val="Heading2"/>
+        <w:keepNext/>
+        <w:spacing w:before="240" w:after="80"/>
+      </w:pPr>
+      <w:r>
+        <w:rPr>
+          <w:b/>
+          <w:color w:val="0F766E"/>
+          <w:sz w:val="24"/>
+        </w:rPr>
+        <w:t>4.1. Input Setoran Iklan (Divisi Iklan)</w:t>
+      </w:r>
+    </w:p>
+    <w:p>
+      <w:pPr>
+        <w:spacing w:after="100" w:line="276" w:lineRule="auto"/>
+      </w:pPr>
+      <w:r>
+        <w:rPr>
+          <w:b/>
+          <w:color w:val="0F172A"/>
+          <w:sz w:val="20"/>
+        </w:rPr>
+        <w:t xml:space="preserve">Kegunaan: </w:t>
+      </w:r>
+      <w:r>
+        <w:rPr>
+          <w:i w:val="0"/>
+          <w:color w:val="334155"/>
+          <w:sz w:val="20"/>
+        </w:rPr>
+        <w:t>Digunakan untuk mencatat penerimaan pelunasan faktur iklan tempo dari klien dinas/swasta atau setoran inkaso tim sales eksekutif (AE).</w:t>
+      </w:r>
+    </w:p>
+    <w:p>
+      <w:pPr>
+        <w:spacing w:after="100" w:line="276" w:lineRule="auto"/>
+      </w:pPr>
+      <w:r>
+        <w:rPr>
+          <w:b/>
+          <w:color w:val="0F172A"/>
+          <w:sz w:val="20"/>
+        </w:rPr>
+        <w:t xml:space="preserve">Alur Input: </w:t>
+      </w:r>
+      <w:r>
+        <w:rPr>
+          <w:i w:val="0"/>
+          <w:color w:val="334155"/>
+          <w:sz w:val="20"/>
+        </w:rPr>
+        <w:t>Langkah-Langkah Penginputan:</w:t>
+      </w:r>
+    </w:p>
+    <w:p>
+      <w:pPr>
+        <w:pStyle w:val="ListBullet"/>
+        <w:spacing w:after="60" w:line="276" w:lineRule="auto"/>
+      </w:pPr>
+      <w:r>
+        <w:rPr>
+          <w:b/>
+          <w:color w:val="0F172A"/>
+          <w:sz w:val="19"/>
+        </w:rPr>
+        <w:t xml:space="preserve">1. </w:t>
+      </w:r>
+      <w:r>
+        <w:rPr>
+          <w:color w:val="334155"/>
+          <w:sz w:val="19"/>
+        </w:rPr>
+        <w:t>Buka menu Kas Masuk -&gt; Input Setoran Iklan.</w:t>
+      </w:r>
+    </w:p>
+    <w:p>
+      <w:pPr>
+        <w:pStyle w:val="ListBullet"/>
+        <w:spacing w:after="60" w:line="276" w:lineRule="auto"/>
+      </w:pPr>
+      <w:r>
+        <w:rPr>
+          <w:b/>
+          <w:color w:val="0F172A"/>
+          <w:sz w:val="19"/>
+        </w:rPr>
+        <w:t xml:space="preserve">2. </w:t>
+      </w:r>
+      <w:r>
+        <w:rPr>
+          <w:color w:val="334155"/>
+          <w:sz w:val="19"/>
+        </w:rPr>
+        <w:t>Gunakan kolom pencarian untuk menemukan No. Faktur atau Nama Klien/Pemasang.</w:t>
+      </w:r>
+    </w:p>
+    <w:p>
+      <w:pPr>
+        <w:pStyle w:val="ListBullet"/>
+        <w:spacing w:after="60" w:line="276" w:lineRule="auto"/>
+      </w:pPr>
+      <w:r>
+        <w:rPr>
+          <w:b/>
+          <w:color w:val="0F172A"/>
+          <w:sz w:val="19"/>
+        </w:rPr>
+        <w:t xml:space="preserve">3. </w:t>
+      </w:r>
+      <w:r>
+        <w:rPr>
+          <w:color w:val="334155"/>
+          <w:sz w:val="19"/>
+        </w:rPr>
+        <w:t>Klik tombol 'Input Setoran' pada baris faktur yang bersangkutan untuk memunculkan formulir modal pop-up.</w:t>
+      </w:r>
+    </w:p>
+    <w:p>
+      <w:pPr>
+        <w:pStyle w:val="ListBullet"/>
+        <w:spacing w:after="60" w:line="276" w:lineRule="auto"/>
+      </w:pPr>
+      <w:r>
+        <w:rPr>
+          <w:b/>
+          <w:color w:val="0F172A"/>
+          <w:sz w:val="19"/>
+        </w:rPr>
+        <w:t xml:space="preserve">4. </w:t>
+      </w:r>
+      <w:r>
+        <w:rPr>
+          <w:color w:val="334155"/>
+          <w:sz w:val="19"/>
+        </w:rPr>
+        <w:t>Formulir modal dirancang auto-fit menyesuaikan tinggi layar sehingga tombol aksi di bawah selalu terlihat tanpa perlu zoom out.</w:t>
+      </w:r>
+    </w:p>
+    <w:p>
+      <w:pPr>
+        <w:pStyle w:val="ListBullet"/>
+        <w:spacing w:after="60" w:line="276" w:lineRule="auto"/>
+      </w:pPr>
+      <w:r>
+        <w:rPr>
+          <w:b/>
+          <w:color w:val="0F172A"/>
+          <w:sz w:val="19"/>
+        </w:rPr>
+        <w:t xml:space="preserve">5. </w:t>
+      </w:r>
+      <w:r>
+        <w:rPr>
+          <w:color w:val="334155"/>
+          <w:sz w:val="19"/>
+        </w:rPr>
+        <w:t>Isi rincian pembayaran (metode kas fisik/transfer, nominal setoran, dan potongan pajak jika ada).</w:t>
+      </w:r>
+    </w:p>
+    <w:p>
+      <w:pPr>
+        <w:pStyle w:val="ListBullet"/>
+        <w:spacing w:after="60" w:line="276" w:lineRule="auto"/>
+      </w:pPr>
+      <w:r>
+        <w:rPr>
+          <w:b/>
+          <w:color w:val="0F172A"/>
+          <w:sz w:val="19"/>
+        </w:rPr>
+        <w:t xml:space="preserve">6. </w:t>
+      </w:r>
+      <w:r>
+        <w:rPr>
+          <w:color w:val="334155"/>
+          <w:sz w:val="19"/>
+        </w:rPr>
+        <w:t>Klik tombol 'Simpan &amp; Terbitkan BKM'. Sistem mencetak kuitansi resmi BKM dan saldo piutang otomatis nol.</w:t>
+      </w:r>
+    </w:p>
+    <w:p>
+      <w:pPr>
+        <w:pStyle w:val="Heading3"/>
+        <w:keepNext/>
+        <w:spacing w:before="160" w:after="60"/>
+      </w:pPr>
+      <w:r>
+        <w:rPr>
+          <w:b/>
+          <w:color w:val="1E293B"/>
+          <w:sz w:val="21"/>
+        </w:rPr>
+        <w:t>Penjelasan Formulir Input Setoran Iklan:</w:t>
+      </w:r>
+    </w:p>
+    <w:tbl>
+      <w:tblPr>
+        <w:tblW w:type="auto" w:w="0"/>
+        <w:tblLook w:firstColumn="1" w:firstRow="1" w:lastColumn="0" w:lastRow="0" w:noHBand="0" w:noVBand="1" w:val="04A0"/>
+        <w:jc w:val="center"/>
+        <w:tblBorders>
+          <w:top w:val="single" w:sz="4" w:space="0" w:color="CBD5E1"/>
+          <w:bottom w:val="single" w:sz="4" w:space="0" w:color="CBD5E1"/>
+          <w:left w:val="none"/>
+          <w:right w:val="none"/>
+          <w:insideH w:val="single" w:sz="4" w:space="0" w:color="CBD5E1"/>
+          <w:insideV w:val="none"/>
+        </w:tblBorders>
+      </w:tblPr>
+      <w:tblGrid>
+        <w:gridCol w:w="2257"/>
+        <w:gridCol w:w="2257"/>
+        <w:gridCol w:w="2257"/>
+        <w:gridCol w:w="2257"/>
+      </w:tblGrid>
+      <w:tr>
+        <w:tc>
+          <w:tcPr>
+            <w:tcW w:type="dxa" w:w="2160"/>
+            <w:shd w:fill="0D5C75"/>
+            <w:tcMar>
+              <w:top w:w="100" w:type="dxa"/>
+              <w:bottom w:w="100" w:type="dxa"/>
+              <w:left w:w="120" w:type="dxa"/>
+              <w:right w:w="120" w:type="dxa"/>
+            </w:tcMar>
+          </w:tcPr>
+          <w:p>
+            <w:pPr>
+              <w:jc w:val="center"/>
+            </w:pPr>
+            <w:r>
+              <w:rPr>
+                <w:b/>
+                <w:color w:val="FFFFFF"/>
+                <w:sz w:val="18"/>
+              </w:rPr>
+              <w:t>Nama Kolom / Field</w:t>
+            </w:r>
+          </w:p>
+        </w:tc>
+        <w:tc>
+          <w:tcPr>
+            <w:tcW w:type="dxa" w:w="1152"/>
+            <w:shd w:fill="0D5C75"/>
+            <w:tcMar>
+              <w:top w:w="100" w:type="dxa"/>
+              <w:bottom w:w="100" w:type="dxa"/>
+              <w:left w:w="120" w:type="dxa"/>
+              <w:right w:w="120" w:type="dxa"/>
+            </w:tcMar>
+          </w:tcPr>
+          <w:p>
+            <w:pPr>
+              <w:jc w:val="center"/>
+            </w:pPr>
+            <w:r>
+              <w:rPr>
+                <w:b/>
+                <w:color w:val="FFFFFF"/>
+                <w:sz w:val="18"/>
+              </w:rPr>
+              <w:t>Tipe</w:t>
+            </w:r>
+          </w:p>
+        </w:tc>
+        <w:tc>
+          <w:tcPr>
+            <w:tcW w:type="dxa" w:w="1152"/>
+            <w:shd w:fill="0D5C75"/>
+            <w:tcMar>
+              <w:top w:w="100" w:type="dxa"/>
+              <w:bottom w:w="100" w:type="dxa"/>
+              <w:left w:w="120" w:type="dxa"/>
+              <w:right w:w="120" w:type="dxa"/>
+            </w:tcMar>
+          </w:tcPr>
+          <w:p>
+            <w:pPr>
+              <w:jc w:val="center"/>
+            </w:pPr>
+            <w:r>
+              <w:rPr>
+                <w:b/>
+                <w:color w:val="FFFFFF"/>
+                <w:sz w:val="18"/>
+              </w:rPr>
+              <w:t>Sifat</w:t>
+            </w:r>
+          </w:p>
+        </w:tc>
+        <w:tc>
+          <w:tcPr>
+            <w:tcW w:type="dxa" w:w="4565"/>
+            <w:shd w:fill="0D5C75"/>
+            <w:tcMar>
+              <w:top w:w="100" w:type="dxa"/>
+              <w:bottom w:w="100" w:type="dxa"/>
+              <w:left w:w="120" w:type="dxa"/>
+              <w:right w:w="120" w:type="dxa"/>
+            </w:tcMar>
+          </w:tcPr>
+          <w:p>
+            <w:pPr>
+              <w:jc w:val="center"/>
+            </w:pPr>
+            <w:r>
+              <w:rPr>
+                <w:b/>
+                <w:color w:val="FFFFFF"/>
+                <w:sz w:val="18"/>
+              </w:rPr>
+              <w:t>Fungsi &amp; Aturan Pengisian</w:t>
             </w:r>
           </w:p>
         </w:tc>
@@ -1468,7 +3252,7 @@
       <w:tr>
         <w:tc>
           <w:tcPr>
-            <w:tcW w:type="dxa" w:w="2880"/>
+            <w:tcW w:type="dxa" w:w="2160"/>
             <w:shd w:fill="FFFFFF"/>
             <w:tcMar>
               <w:top w:w="80" w:type="dxa"/>
@@ -1478,18 +3262,21 @@
             </w:tcMar>
           </w:tcPr>
           <w:p>
+            <w:pPr>
+              <w:spacing w:line="276" w:lineRule="auto"/>
+            </w:pPr>
             <w:r>
               <w:rPr>
-                <w:b/>
+                <w:color w:val="334155"/>
                 <w:sz w:val="17"/>
               </w:rPr>
-              <w:t>Tanda Terima Setoran Koran</w:t>
+              <w:t>Divisi</w:t>
             </w:r>
           </w:p>
         </w:tc>
         <w:tc>
           <w:tcPr>
-            <w:tcW w:type="dxa" w:w="2592"/>
+            <w:tcW w:type="dxa" w:w="1152"/>
             <w:shd w:fill="FFFFFF"/>
             <w:tcMar>
               <w:top w:w="80" w:type="dxa"/>
@@ -1499,17 +3286,21 @@
             </w:tcMar>
           </w:tcPr>
           <w:p>
+            <w:pPr>
+              <w:spacing w:line="276" w:lineRule="auto"/>
+            </w:pPr>
             <w:r>
               <w:rPr>
+                <w:color w:val="334155"/>
                 <w:sz w:val="17"/>
               </w:rPr>
-              <w:t>BKM-YYYYMMDD-XXXX</w:t>
+              <w:t>Teks</w:t>
             </w:r>
           </w:p>
         </w:tc>
         <w:tc>
           <w:tcPr>
-            <w:tcW w:type="dxa" w:w="3888"/>
+            <w:tcW w:type="dxa" w:w="1152"/>
             <w:shd w:fill="FFFFFF"/>
             <w:tcMar>
               <w:top w:w="80" w:type="dxa"/>
@@ -1519,11 +3310,39 @@
             </w:tcMar>
           </w:tcPr>
           <w:p>
+            <w:pPr>
+              <w:spacing w:line="276" w:lineRule="auto"/>
+            </w:pPr>
             <w:r>
               <w:rPr>
+                <w:color w:val="334155"/>
                 <w:sz w:val="17"/>
               </w:rPr>
-              <w:t>Kode &amp; Nama Agen, Wilayah, Nomor BAPR &amp; Eksemplar Retur, Saldo Piutang Sebelum vs Sesudah.</w:t>
+              <w:t>Otomatis</w:t>
+            </w:r>
+          </w:p>
+        </w:tc>
+        <w:tc>
+          <w:tcPr>
+            <w:tcW w:type="dxa" w:w="4565"/>
+            <w:shd w:fill="FFFFFF"/>
+            <w:tcMar>
+              <w:top w:w="80" w:type="dxa"/>
+              <w:bottom w:w="80" w:type="dxa"/>
+              <w:left w:w="100" w:type="dxa"/>
+              <w:right w:w="100" w:type="dxa"/>
+            </w:tcMar>
+          </w:tcPr>
+          <w:p>
+            <w:pPr>
+              <w:spacing w:line="276" w:lineRule="auto"/>
+            </w:pPr>
+            <w:r>
+              <w:rPr>
+                <w:color w:val="334155"/>
+                <w:sz w:val="17"/>
+              </w:rPr>
+              <w:t>Terkunci pada 'Divisi Iklan' sebagai penanda asal unit usaha.</w:t>
             </w:r>
           </w:p>
         </w:tc>
@@ -1531,7 +3350,7 @@
       <w:tr>
         <w:tc>
           <w:tcPr>
-            <w:tcW w:type="dxa" w:w="2880"/>
+            <w:tcW w:type="dxa" w:w="2160"/>
             <w:shd w:fill="F8FAFC"/>
             <w:tcMar>
               <w:top w:w="80" w:type="dxa"/>
@@ -1541,18 +3360,21 @@
             </w:tcMar>
           </w:tcPr>
           <w:p>
+            <w:pPr>
+              <w:spacing w:line="276" w:lineRule="auto"/>
+            </w:pPr>
             <w:r>
               <w:rPr>
-                <w:b/>
+                <w:color w:val="334155"/>
                 <w:sz w:val="17"/>
               </w:rPr>
-              <w:t>Nota Tunai Langsung</w:t>
+              <w:t>Kode Perkiraan (COA)</w:t>
             </w:r>
           </w:p>
         </w:tc>
         <w:tc>
           <w:tcPr>
-            <w:tcW w:type="dxa" w:w="2592"/>
+            <w:tcW w:type="dxa" w:w="1152"/>
             <w:shd w:fill="F8FAFC"/>
             <w:tcMar>
               <w:top w:w="80" w:type="dxa"/>
@@ -1562,17 +3384,21 @@
             </w:tcMar>
           </w:tcPr>
           <w:p>
+            <w:pPr>
+              <w:spacing w:line="276" w:lineRule="auto"/>
+            </w:pPr>
             <w:r>
               <w:rPr>
+                <w:color w:val="334155"/>
                 <w:sz w:val="17"/>
               </w:rPr>
-              <w:t>BKM-YYYYMMDD-XXXX</w:t>
+              <w:t>Pilihan</w:t>
             </w:r>
           </w:p>
         </w:tc>
         <w:tc>
           <w:tcPr>
-            <w:tcW w:type="dxa" w:w="3888"/>
+            <w:tcW w:type="dxa" w:w="1152"/>
             <w:shd w:fill="F8FAFC"/>
             <w:tcMar>
               <w:top w:w="80" w:type="dxa"/>
@@ -1582,11 +3408,39 @@
             </w:tcMar>
           </w:tcPr>
           <w:p>
+            <w:pPr>
+              <w:spacing w:line="276" w:lineRule="auto"/>
+            </w:pPr>
             <w:r>
               <w:rPr>
+                <w:color w:val="334155"/>
                 <w:sz w:val="17"/>
               </w:rPr>
-              <w:t>Nama Pembayar, Kategori Direct, Rincian Iklan Baris/Afval, Nominal Tunai/QRIS, TTD Kasir.</w:t>
+              <w:t>Wajib</w:t>
+            </w:r>
+          </w:p>
+        </w:tc>
+        <w:tc>
+          <w:tcPr>
+            <w:tcW w:type="dxa" w:w="4565"/>
+            <w:shd w:fill="F8FAFC"/>
+            <w:tcMar>
+              <w:top w:w="80" w:type="dxa"/>
+              <w:bottom w:w="80" w:type="dxa"/>
+              <w:left w:w="100" w:type="dxa"/>
+              <w:right w:w="100" w:type="dxa"/>
+            </w:tcMar>
+          </w:tcPr>
+          <w:p>
+            <w:pPr>
+              <w:spacing w:line="276" w:lineRule="auto"/>
+            </w:pPr>
+            <w:r>
+              <w:rPr>
+                <w:color w:val="334155"/>
+                <w:sz w:val="17"/>
+              </w:rPr>
+              <w:t>1.00.04.01.01.01 (Piutang Iklan) atau 2.00.01.01.01.01 (Uang Muka Titipan Iklan).</w:t>
             </w:r>
           </w:p>
         </w:tc>
@@ -1594,7 +3448,7 @@
       <w:tr>
         <w:tc>
           <w:tcPr>
-            <w:tcW w:type="dxa" w:w="2880"/>
+            <w:tcW w:type="dxa" w:w="2160"/>
             <w:shd w:fill="FFFFFF"/>
             <w:tcMar>
               <w:top w:w="80" w:type="dxa"/>
@@ -1604,18 +3458,21 @@
             </w:tcMar>
           </w:tcPr>
           <w:p>
+            <w:pPr>
+              <w:spacing w:line="276" w:lineRule="auto"/>
+            </w:pPr>
             <w:r>
               <w:rPr>
-                <w:b/>
+                <w:color w:val="334155"/>
                 <w:sz w:val="17"/>
               </w:rPr>
-              <w:t>Bukti Kas Keluar (BKK)</w:t>
+              <w:t>No. Blanko Fisik</w:t>
             </w:r>
           </w:p>
         </w:tc>
         <w:tc>
           <w:tcPr>
-            <w:tcW w:type="dxa" w:w="2592"/>
+            <w:tcW w:type="dxa" w:w="1152"/>
             <w:shd w:fill="FFFFFF"/>
             <w:tcMar>
               <w:top w:w="80" w:type="dxa"/>
@@ -1625,17 +3482,21 @@
             </w:tcMar>
           </w:tcPr>
           <w:p>
+            <w:pPr>
+              <w:spacing w:line="276" w:lineRule="auto"/>
+            </w:pPr>
             <w:r>
               <w:rPr>
+                <w:color w:val="334155"/>
                 <w:sz w:val="17"/>
               </w:rPr>
-              <w:t>BKK-YYYYMMDD-XXXX</w:t>
+              <w:t>Teks</w:t>
             </w:r>
           </w:p>
         </w:tc>
         <w:tc>
           <w:tcPr>
-            <w:tcW w:type="dxa" w:w="3888"/>
+            <w:tcW w:type="dxa" w:w="1152"/>
             <w:shd w:fill="FFFFFF"/>
             <w:tcMar>
               <w:top w:w="80" w:type="dxa"/>
@@ -1645,133 +3506,3626 @@
             </w:tcMar>
           </w:tcPr>
           <w:p>
+            <w:pPr>
+              <w:spacing w:line="276" w:lineRule="auto"/>
+            </w:pPr>
             <w:r>
               <w:rPr>
+                <w:color w:val="334155"/>
                 <w:sz w:val="17"/>
               </w:rPr>
-              <w:t>Nomor BP Dasar, Divisi Pemohon, Uraian Keperluan, TTD Penerima Uang, TTD Mengetahui ACC, TTD Kasir.</w:t>
+              <w:t>Opsional</w:t>
+            </w:r>
+          </w:p>
+        </w:tc>
+        <w:tc>
+          <w:tcPr>
+            <w:tcW w:type="dxa" w:w="4565"/>
+            <w:shd w:fill="FFFFFF"/>
+            <w:tcMar>
+              <w:top w:w="80" w:type="dxa"/>
+              <w:bottom w:w="80" w:type="dxa"/>
+              <w:left w:w="100" w:type="dxa"/>
+              <w:right w:w="100" w:type="dxa"/>
+            </w:tcMar>
+          </w:tcPr>
+          <w:p>
+            <w:pPr>
+              <w:spacing w:line="276" w:lineRule="auto"/>
+            </w:pPr>
+            <w:r>
+              <w:rPr>
+                <w:color w:val="334155"/>
+                <w:sz w:val="17"/>
+              </w:rPr>
+              <w:t>Nomor seri kuitansi kertas fisik jika kasir menggunakan kuitansi manual cadangan.</w:t>
+            </w:r>
+          </w:p>
+        </w:tc>
+      </w:tr>
+      <w:tr>
+        <w:tc>
+          <w:tcPr>
+            <w:tcW w:type="dxa" w:w="2160"/>
+            <w:shd w:fill="F8FAFC"/>
+            <w:tcMar>
+              <w:top w:w="80" w:type="dxa"/>
+              <w:bottom w:w="80" w:type="dxa"/>
+              <w:left w:w="100" w:type="dxa"/>
+              <w:right w:w="100" w:type="dxa"/>
+            </w:tcMar>
+          </w:tcPr>
+          <w:p>
+            <w:pPr>
+              <w:spacing w:line="276" w:lineRule="auto"/>
+            </w:pPr>
+            <w:r>
+              <w:rPr>
+                <w:color w:val="334155"/>
+                <w:sz w:val="17"/>
+              </w:rPr>
+              <w:t>Petugas Inkaso</w:t>
+            </w:r>
+          </w:p>
+        </w:tc>
+        <w:tc>
+          <w:tcPr>
+            <w:tcW w:type="dxa" w:w="1152"/>
+            <w:shd w:fill="F8FAFC"/>
+            <w:tcMar>
+              <w:top w:w="80" w:type="dxa"/>
+              <w:bottom w:w="80" w:type="dxa"/>
+              <w:left w:w="100" w:type="dxa"/>
+              <w:right w:w="100" w:type="dxa"/>
+            </w:tcMar>
+          </w:tcPr>
+          <w:p>
+            <w:pPr>
+              <w:spacing w:line="276" w:lineRule="auto"/>
+            </w:pPr>
+            <w:r>
+              <w:rPr>
+                <w:color w:val="334155"/>
+                <w:sz w:val="17"/>
+              </w:rPr>
+              <w:t>Pilihan</w:t>
+            </w:r>
+          </w:p>
+        </w:tc>
+        <w:tc>
+          <w:tcPr>
+            <w:tcW w:type="dxa" w:w="1152"/>
+            <w:shd w:fill="F8FAFC"/>
+            <w:tcMar>
+              <w:top w:w="80" w:type="dxa"/>
+              <w:bottom w:w="80" w:type="dxa"/>
+              <w:left w:w="100" w:type="dxa"/>
+              <w:right w:w="100" w:type="dxa"/>
+            </w:tcMar>
+          </w:tcPr>
+          <w:p>
+            <w:pPr>
+              <w:spacing w:line="276" w:lineRule="auto"/>
+            </w:pPr>
+            <w:r>
+              <w:rPr>
+                <w:color w:val="334155"/>
+                <w:sz w:val="17"/>
+              </w:rPr>
+              <w:t>Wajib</w:t>
+            </w:r>
+          </w:p>
+        </w:tc>
+        <w:tc>
+          <w:tcPr>
+            <w:tcW w:type="dxa" w:w="4565"/>
+            <w:shd w:fill="F8FAFC"/>
+            <w:tcMar>
+              <w:top w:w="80" w:type="dxa"/>
+              <w:bottom w:w="80" w:type="dxa"/>
+              <w:left w:w="100" w:type="dxa"/>
+              <w:right w:w="100" w:type="dxa"/>
+            </w:tcMar>
+          </w:tcPr>
+          <w:p>
+            <w:pPr>
+              <w:spacing w:line="276" w:lineRule="auto"/>
+            </w:pPr>
+            <w:r>
+              <w:rPr>
+                <w:color w:val="334155"/>
+                <w:sz w:val="17"/>
+              </w:rPr>
+              <w:t>Nama petugas kolektor/kasir yang menerima setoran.</w:t>
+            </w:r>
+          </w:p>
+        </w:tc>
+      </w:tr>
+      <w:tr>
+        <w:tc>
+          <w:tcPr>
+            <w:tcW w:type="dxa" w:w="2160"/>
+            <w:shd w:fill="FFFFFF"/>
+            <w:tcMar>
+              <w:top w:w="80" w:type="dxa"/>
+              <w:bottom w:w="80" w:type="dxa"/>
+              <w:left w:w="100" w:type="dxa"/>
+              <w:right w:w="100" w:type="dxa"/>
+            </w:tcMar>
+          </w:tcPr>
+          <w:p>
+            <w:pPr>
+              <w:spacing w:line="276" w:lineRule="auto"/>
+            </w:pPr>
+            <w:r>
+              <w:rPr>
+                <w:color w:val="334155"/>
+                <w:sz w:val="17"/>
+              </w:rPr>
+              <w:t>Metode Pembayaran</w:t>
+            </w:r>
+          </w:p>
+        </w:tc>
+        <w:tc>
+          <w:tcPr>
+            <w:tcW w:type="dxa" w:w="1152"/>
+            <w:shd w:fill="FFFFFF"/>
+            <w:tcMar>
+              <w:top w:w="80" w:type="dxa"/>
+              <w:bottom w:w="80" w:type="dxa"/>
+              <w:left w:w="100" w:type="dxa"/>
+              <w:right w:w="100" w:type="dxa"/>
+            </w:tcMar>
+          </w:tcPr>
+          <w:p>
+            <w:pPr>
+              <w:spacing w:line="276" w:lineRule="auto"/>
+            </w:pPr>
+            <w:r>
+              <w:rPr>
+                <w:color w:val="334155"/>
+                <w:sz w:val="17"/>
+              </w:rPr>
+              <w:t>Pilihan</w:t>
+            </w:r>
+          </w:p>
+        </w:tc>
+        <w:tc>
+          <w:tcPr>
+            <w:tcW w:type="dxa" w:w="1152"/>
+            <w:shd w:fill="FFFFFF"/>
+            <w:tcMar>
+              <w:top w:w="80" w:type="dxa"/>
+              <w:bottom w:w="80" w:type="dxa"/>
+              <w:left w:w="100" w:type="dxa"/>
+              <w:right w:w="100" w:type="dxa"/>
+            </w:tcMar>
+          </w:tcPr>
+          <w:p>
+            <w:pPr>
+              <w:spacing w:line="276" w:lineRule="auto"/>
+            </w:pPr>
+            <w:r>
+              <w:rPr>
+                <w:color w:val="334155"/>
+                <w:sz w:val="17"/>
+              </w:rPr>
+              <w:t>Wajib</w:t>
+            </w:r>
+          </w:p>
+        </w:tc>
+        <w:tc>
+          <w:tcPr>
+            <w:tcW w:type="dxa" w:w="4565"/>
+            <w:shd w:fill="FFFFFF"/>
+            <w:tcMar>
+              <w:top w:w="80" w:type="dxa"/>
+              <w:bottom w:w="80" w:type="dxa"/>
+              <w:left w:w="100" w:type="dxa"/>
+              <w:right w:w="100" w:type="dxa"/>
+            </w:tcMar>
+          </w:tcPr>
+          <w:p>
+            <w:pPr>
+              <w:spacing w:line="276" w:lineRule="auto"/>
+            </w:pPr>
+            <w:r>
+              <w:rPr>
+                <w:color w:val="334155"/>
+                <w:sz w:val="17"/>
+              </w:rPr>
+              <w:t>Tunai Kasir (masuk laci fisik), Transfer Bank BJB, atau QRIS Resmi.</w:t>
+            </w:r>
+          </w:p>
+        </w:tc>
+      </w:tr>
+      <w:tr>
+        <w:tc>
+          <w:tcPr>
+            <w:tcW w:type="dxa" w:w="2160"/>
+            <w:shd w:fill="F8FAFC"/>
+            <w:tcMar>
+              <w:top w:w="80" w:type="dxa"/>
+              <w:bottom w:w="80" w:type="dxa"/>
+              <w:left w:w="100" w:type="dxa"/>
+              <w:right w:w="100" w:type="dxa"/>
+            </w:tcMar>
+          </w:tcPr>
+          <w:p>
+            <w:pPr>
+              <w:spacing w:line="276" w:lineRule="auto"/>
+            </w:pPr>
+            <w:r>
+              <w:rPr>
+                <w:color w:val="334155"/>
+                <w:sz w:val="17"/>
+              </w:rPr>
+              <w:t>Bank Tujuan &amp; No. Ref</w:t>
+            </w:r>
+          </w:p>
+        </w:tc>
+        <w:tc>
+          <w:tcPr>
+            <w:tcW w:type="dxa" w:w="1152"/>
+            <w:shd w:fill="F8FAFC"/>
+            <w:tcMar>
+              <w:top w:w="80" w:type="dxa"/>
+              <w:bottom w:w="80" w:type="dxa"/>
+              <w:left w:w="100" w:type="dxa"/>
+              <w:right w:w="100" w:type="dxa"/>
+            </w:tcMar>
+          </w:tcPr>
+          <w:p>
+            <w:pPr>
+              <w:spacing w:line="276" w:lineRule="auto"/>
+            </w:pPr>
+            <w:r>
+              <w:rPr>
+                <w:color w:val="334155"/>
+                <w:sz w:val="17"/>
+              </w:rPr>
+              <w:t>Teks/Pilihan</w:t>
+            </w:r>
+          </w:p>
+        </w:tc>
+        <w:tc>
+          <w:tcPr>
+            <w:tcW w:type="dxa" w:w="1152"/>
+            <w:shd w:fill="F8FAFC"/>
+            <w:tcMar>
+              <w:top w:w="80" w:type="dxa"/>
+              <w:bottom w:w="80" w:type="dxa"/>
+              <w:left w:w="100" w:type="dxa"/>
+              <w:right w:w="100" w:type="dxa"/>
+            </w:tcMar>
+          </w:tcPr>
+          <w:p>
+            <w:pPr>
+              <w:spacing w:line="276" w:lineRule="auto"/>
+            </w:pPr>
+            <w:r>
+              <w:rPr>
+                <w:color w:val="334155"/>
+                <w:sz w:val="17"/>
+              </w:rPr>
+              <w:t>Kondisional</w:t>
+            </w:r>
+          </w:p>
+        </w:tc>
+        <w:tc>
+          <w:tcPr>
+            <w:tcW w:type="dxa" w:w="4565"/>
+            <w:shd w:fill="F8FAFC"/>
+            <w:tcMar>
+              <w:top w:w="80" w:type="dxa"/>
+              <w:bottom w:w="80" w:type="dxa"/>
+              <w:left w:w="100" w:type="dxa"/>
+              <w:right w:w="100" w:type="dxa"/>
+            </w:tcMar>
+          </w:tcPr>
+          <w:p>
+            <w:pPr>
+              <w:spacing w:line="276" w:lineRule="auto"/>
+            </w:pPr>
+            <w:r>
+              <w:rPr>
+                <w:color w:val="334155"/>
+                <w:sz w:val="17"/>
+              </w:rPr>
+              <w:t>Wajib diisi jika metode Transfer (misal: Bank BJB Giro 0012-0034-5678).</w:t>
+            </w:r>
+          </w:p>
+        </w:tc>
+      </w:tr>
+      <w:tr>
+        <w:tc>
+          <w:tcPr>
+            <w:tcW w:type="dxa" w:w="2160"/>
+            <w:shd w:fill="FFFFFF"/>
+            <w:tcMar>
+              <w:top w:w="80" w:type="dxa"/>
+              <w:bottom w:w="80" w:type="dxa"/>
+              <w:left w:w="100" w:type="dxa"/>
+              <w:right w:w="100" w:type="dxa"/>
+            </w:tcMar>
+          </w:tcPr>
+          <w:p>
+            <w:pPr>
+              <w:spacing w:line="276" w:lineRule="auto"/>
+            </w:pPr>
+            <w:r>
+              <w:rPr>
+                <w:color w:val="334155"/>
+                <w:sz w:val="17"/>
+              </w:rPr>
+              <w:t>Nominal Setoran (Rp)</w:t>
+            </w:r>
+          </w:p>
+        </w:tc>
+        <w:tc>
+          <w:tcPr>
+            <w:tcW w:type="dxa" w:w="1152"/>
+            <w:shd w:fill="FFFFFF"/>
+            <w:tcMar>
+              <w:top w:w="80" w:type="dxa"/>
+              <w:bottom w:w="80" w:type="dxa"/>
+              <w:left w:w="100" w:type="dxa"/>
+              <w:right w:w="100" w:type="dxa"/>
+            </w:tcMar>
+          </w:tcPr>
+          <w:p>
+            <w:pPr>
+              <w:spacing w:line="276" w:lineRule="auto"/>
+            </w:pPr>
+            <w:r>
+              <w:rPr>
+                <w:color w:val="334155"/>
+                <w:sz w:val="17"/>
+              </w:rPr>
+              <w:t>Angka</w:t>
+            </w:r>
+          </w:p>
+        </w:tc>
+        <w:tc>
+          <w:tcPr>
+            <w:tcW w:type="dxa" w:w="1152"/>
+            <w:shd w:fill="FFFFFF"/>
+            <w:tcMar>
+              <w:top w:w="80" w:type="dxa"/>
+              <w:bottom w:w="80" w:type="dxa"/>
+              <w:left w:w="100" w:type="dxa"/>
+              <w:right w:w="100" w:type="dxa"/>
+            </w:tcMar>
+          </w:tcPr>
+          <w:p>
+            <w:pPr>
+              <w:spacing w:line="276" w:lineRule="auto"/>
+            </w:pPr>
+            <w:r>
+              <w:rPr>
+                <w:color w:val="334155"/>
+                <w:sz w:val="17"/>
+              </w:rPr>
+              <w:t>Wajib</w:t>
+            </w:r>
+          </w:p>
+        </w:tc>
+        <w:tc>
+          <w:tcPr>
+            <w:tcW w:type="dxa" w:w="4565"/>
+            <w:shd w:fill="FFFFFF"/>
+            <w:tcMar>
+              <w:top w:w="80" w:type="dxa"/>
+              <w:bottom w:w="80" w:type="dxa"/>
+              <w:left w:w="100" w:type="dxa"/>
+              <w:right w:w="100" w:type="dxa"/>
+            </w:tcMar>
+          </w:tcPr>
+          <w:p>
+            <w:pPr>
+              <w:spacing w:line="276" w:lineRule="auto"/>
+            </w:pPr>
+            <w:r>
+              <w:rPr>
+                <w:color w:val="334155"/>
+                <w:sz w:val="17"/>
+              </w:rPr>
+              <w:t>Jumlah uang riil yang dibayarkan pemohon/klien.</w:t>
+            </w:r>
+          </w:p>
+        </w:tc>
+      </w:tr>
+      <w:tr>
+        <w:tc>
+          <w:tcPr>
+            <w:tcW w:type="dxa" w:w="2160"/>
+            <w:shd w:fill="F8FAFC"/>
+            <w:tcMar>
+              <w:top w:w="80" w:type="dxa"/>
+              <w:bottom w:w="80" w:type="dxa"/>
+              <w:left w:w="100" w:type="dxa"/>
+              <w:right w:w="100" w:type="dxa"/>
+            </w:tcMar>
+          </w:tcPr>
+          <w:p>
+            <w:pPr>
+              <w:spacing w:line="276" w:lineRule="auto"/>
+            </w:pPr>
+            <w:r>
+              <w:rPr>
+                <w:color w:val="334155"/>
+                <w:sz w:val="17"/>
+              </w:rPr>
+              <w:t>Potongan Pajak Dinas (Rp)</w:t>
+            </w:r>
+          </w:p>
+        </w:tc>
+        <w:tc>
+          <w:tcPr>
+            <w:tcW w:type="dxa" w:w="1152"/>
+            <w:shd w:fill="F8FAFC"/>
+            <w:tcMar>
+              <w:top w:w="80" w:type="dxa"/>
+              <w:bottom w:w="80" w:type="dxa"/>
+              <w:left w:w="100" w:type="dxa"/>
+              <w:right w:w="100" w:type="dxa"/>
+            </w:tcMar>
+          </w:tcPr>
+          <w:p>
+            <w:pPr>
+              <w:spacing w:line="276" w:lineRule="auto"/>
+            </w:pPr>
+            <w:r>
+              <w:rPr>
+                <w:color w:val="334155"/>
+                <w:sz w:val="17"/>
+              </w:rPr>
+              <w:t>Angka</w:t>
+            </w:r>
+          </w:p>
+        </w:tc>
+        <w:tc>
+          <w:tcPr>
+            <w:tcW w:type="dxa" w:w="1152"/>
+            <w:shd w:fill="F8FAFC"/>
+            <w:tcMar>
+              <w:top w:w="80" w:type="dxa"/>
+              <w:bottom w:w="80" w:type="dxa"/>
+              <w:left w:w="100" w:type="dxa"/>
+              <w:right w:w="100" w:type="dxa"/>
+            </w:tcMar>
+          </w:tcPr>
+          <w:p>
+            <w:pPr>
+              <w:spacing w:line="276" w:lineRule="auto"/>
+            </w:pPr>
+            <w:r>
+              <w:rPr>
+                <w:color w:val="334155"/>
+                <w:sz w:val="17"/>
+              </w:rPr>
+              <w:t>Opsional</w:t>
+            </w:r>
+          </w:p>
+        </w:tc>
+        <w:tc>
+          <w:tcPr>
+            <w:tcW w:type="dxa" w:w="4565"/>
+            <w:shd w:fill="F8FAFC"/>
+            <w:tcMar>
+              <w:top w:w="80" w:type="dxa"/>
+              <w:bottom w:w="80" w:type="dxa"/>
+              <w:left w:w="100" w:type="dxa"/>
+              <w:right w:w="100" w:type="dxa"/>
+            </w:tcMar>
+          </w:tcPr>
+          <w:p>
+            <w:pPr>
+              <w:spacing w:line="276" w:lineRule="auto"/>
+            </w:pPr>
+            <w:r>
+              <w:rPr>
+                <w:color w:val="334155"/>
+                <w:sz w:val="17"/>
+              </w:rPr>
+              <w:t>Potongan sah PPh 23 / PPN WAPU khusus pembayaran dinas pemerintahan.</w:t>
+            </w:r>
+          </w:p>
+        </w:tc>
+      </w:tr>
+      <w:tr>
+        <w:tc>
+          <w:tcPr>
+            <w:tcW w:type="dxa" w:w="2160"/>
+            <w:shd w:fill="FFFFFF"/>
+            <w:tcMar>
+              <w:top w:w="80" w:type="dxa"/>
+              <w:bottom w:w="80" w:type="dxa"/>
+              <w:left w:w="100" w:type="dxa"/>
+              <w:right w:w="100" w:type="dxa"/>
+            </w:tcMar>
+          </w:tcPr>
+          <w:p>
+            <w:pPr>
+              <w:spacing w:line="276" w:lineRule="auto"/>
+            </w:pPr>
+            <w:r>
+              <w:rPr>
+                <w:color w:val="334155"/>
+                <w:sz w:val="17"/>
+              </w:rPr>
+              <w:t>Keterangan Tambahan</w:t>
+            </w:r>
+          </w:p>
+        </w:tc>
+        <w:tc>
+          <w:tcPr>
+            <w:tcW w:type="dxa" w:w="1152"/>
+            <w:shd w:fill="FFFFFF"/>
+            <w:tcMar>
+              <w:top w:w="80" w:type="dxa"/>
+              <w:bottom w:w="80" w:type="dxa"/>
+              <w:left w:w="100" w:type="dxa"/>
+              <w:right w:w="100" w:type="dxa"/>
+            </w:tcMar>
+          </w:tcPr>
+          <w:p>
+            <w:pPr>
+              <w:spacing w:line="276" w:lineRule="auto"/>
+            </w:pPr>
+            <w:r>
+              <w:rPr>
+                <w:color w:val="334155"/>
+                <w:sz w:val="17"/>
+              </w:rPr>
+              <w:t>Teks</w:t>
+            </w:r>
+          </w:p>
+        </w:tc>
+        <w:tc>
+          <w:tcPr>
+            <w:tcW w:type="dxa" w:w="1152"/>
+            <w:shd w:fill="FFFFFF"/>
+            <w:tcMar>
+              <w:top w:w="80" w:type="dxa"/>
+              <w:bottom w:w="80" w:type="dxa"/>
+              <w:left w:w="100" w:type="dxa"/>
+              <w:right w:w="100" w:type="dxa"/>
+            </w:tcMar>
+          </w:tcPr>
+          <w:p>
+            <w:pPr>
+              <w:spacing w:line="276" w:lineRule="auto"/>
+            </w:pPr>
+            <w:r>
+              <w:rPr>
+                <w:color w:val="334155"/>
+                <w:sz w:val="17"/>
+              </w:rPr>
+              <w:t>Opsional</w:t>
+            </w:r>
+          </w:p>
+        </w:tc>
+        <w:tc>
+          <w:tcPr>
+            <w:tcW w:type="dxa" w:w="4565"/>
+            <w:shd w:fill="FFFFFF"/>
+            <w:tcMar>
+              <w:top w:w="80" w:type="dxa"/>
+              <w:bottom w:w="80" w:type="dxa"/>
+              <w:left w:w="100" w:type="dxa"/>
+              <w:right w:w="100" w:type="dxa"/>
+            </w:tcMar>
+          </w:tcPr>
+          <w:p>
+            <w:pPr>
+              <w:spacing w:line="276" w:lineRule="auto"/>
+            </w:pPr>
+            <w:r>
+              <w:rPr>
+                <w:color w:val="334155"/>
+                <w:sz w:val="17"/>
+              </w:rPr>
+              <w:t>Catatan bukti pembayaran (contoh: 'Pelunasan Advertorial Diskominfo Tahap 1').</w:t>
             </w:r>
           </w:p>
         </w:tc>
       </w:tr>
     </w:tbl>
     <w:p>
+      <w:pPr>
+        <w:spacing w:after="80"/>
+      </w:pPr>
+    </w:p>
+    <w:p>
+      <w:pPr>
+        <w:pStyle w:val="Heading2"/>
+        <w:keepNext/>
+        <w:spacing w:before="240" w:after="80"/>
+      </w:pPr>
       <w:r>
-        <w:br w:type="page"/>
+        <w:rPr>
+          <w:b/>
+          <w:color w:val="0F766E"/>
+          <w:sz w:val="24"/>
+        </w:rPr>
+        <w:t>4.2. Input Setoran Koran Agen (Divisi Sirkulasi)</w:t>
       </w:r>
     </w:p>
     <w:p>
       <w:pPr>
-        <w:spacing w:before="240" w:after="120"/>
+        <w:spacing w:after="100" w:line="276" w:lineRule="auto"/>
       </w:pPr>
       <w:r>
         <w:rPr>
           <w:b/>
           <w:color w:val="0F172A"/>
-          <w:sz w:val="26"/>
+          <w:sz w:val="20"/>
         </w:rPr>
-        <w:t>BAB VII: FAQ &amp; TROUBLESHOOTING OPERASIONAL KASIR</w:t>
+        <w:t xml:space="preserve">Kegunaan: </w:t>
+      </w:r>
+      <w:r>
+        <w:rPr>
+          <w:i w:val="0"/>
+          <w:color w:val="334155"/>
+          <w:sz w:val="20"/>
+        </w:rPr>
+        <w:t>Digunakan untuk mencatat setoran uang koran dari agen/loper sirkulasi serta memvalidasi pengurangan tagihan melalui Berita Acara Penerimaan Retur (BAPR).</w:t>
       </w:r>
     </w:p>
     <w:p>
       <w:pPr>
-        <w:spacing w:before="80" w:after="80"/>
+        <w:spacing w:after="100" w:line="276" w:lineRule="auto"/>
       </w:pPr>
       <w:r>
         <w:rPr>
           <w:b/>
           <w:color w:val="0F172A"/>
+          <w:sz w:val="20"/>
         </w:rPr>
-        <w:t>T: Klien melakukan transfer bank, namun uang belum masuk ke mutasi rekening bank kasir. Apakah BKM boleh diterbitkan?</w:t>
-        <w:br/>
+        <w:t xml:space="preserve">Fungsi Tombol: </w:t>
       </w:r>
       <w:r>
         <w:rPr>
-          <w:color w:val="475569"/>
+          <w:i w:val="0"/>
+          <w:color w:val="334155"/>
+          <w:sz w:val="20"/>
         </w:rPr>
-        <w:t>J: TIDAK BOLEH. Kasir wajib melakukan pengecekan e-banking / mutasi rekening koran perusahaan terlebih dahulu. Penerbitan BKM hanya dilakukan jika dana telah berstatus 'Inward Clearing' (masuk sah).</w:t>
+        <w:t>Pada tabel daftar agen, terdapat tombol aksi berwarna biru bertuliskan 'Input BKM Sirkulasi' (atau 'Input Setoran'). Tombol ini berfungsi untuk membuka form modal pelunasan agen.</w:t>
       </w:r>
     </w:p>
     <w:p>
       <w:pPr>
-        <w:spacing w:before="80" w:after="80"/>
+        <w:spacing w:after="100" w:line="276" w:lineRule="auto"/>
       </w:pPr>
       <w:r>
         <w:rPr>
           <w:b/>
           <w:color w:val="0F172A"/>
+          <w:sz w:val="20"/>
         </w:rPr>
-        <w:t>T: Mengapa tombol 'Cairkan BKK' pada salah satu permohonan BP tidak bisa diklik (abu-abu/terkunci)?</w:t>
-        <w:br/>
+        <w:t xml:space="preserve">Alur Input: </w:t>
       </w:r>
       <w:r>
         <w:rPr>
-          <w:color w:val="475569"/>
+          <w:i w:val="0"/>
+          <w:color w:val="334155"/>
+          <w:sz w:val="20"/>
         </w:rPr>
-        <w:t>J: Hal tersebut dikarenakan BP tersebut berstatus 'Pending' (belum di-ACC oleh Kepala Divisi Keuangan) atau berstatus 'Rejected' (ditolak). Kasir hanya memiliki otorisasi mencairkan BP berstatus hijau ('Approved').</w:t>
+        <w:t>Langkah-Langkah Penginputan:</w:t>
       </w:r>
     </w:p>
     <w:p>
       <w:pPr>
-        <w:spacing w:before="80" w:after="80"/>
+        <w:pStyle w:val="ListBullet"/>
+        <w:spacing w:after="60" w:line="276" w:lineRule="auto"/>
       </w:pPr>
       <w:r>
         <w:rPr>
           <w:b/>
           <w:color w:val="0F172A"/>
+          <w:sz w:val="19"/>
         </w:rPr>
-        <w:t>T: Agen sirkulasi menyerahkan koran retur, namun tidak membawa lembar Berita Acara Penerimaan Retur (BAPR). Apa tindakannya?</w:t>
-        <w:br/>
+        <w:t xml:space="preserve">1. </w:t>
       </w:r>
       <w:r>
         <w:rPr>
-          <w:color w:val="475569"/>
+          <w:color w:val="334155"/>
+          <w:sz w:val="19"/>
         </w:rPr>
-        <w:t>J: Hubungi bagian logistik sirkulasi untuk menerbitkan nomor BAPR terlebih dahulu. Kasir dilarang memotong nilai piutang tanpa adanya nomor BAPR yang valid di sistem, karena akan menyebabkan selisih pada Kartu Piutang Akuntansi.</w:t>
+        <w:t>Buka menu Kas Masuk -&gt; Input Setoran Koran Agen.</w:t>
       </w:r>
     </w:p>
     <w:p>
       <w:pPr>
-        <w:spacing w:before="80" w:after="80"/>
+        <w:pStyle w:val="ListBullet"/>
+        <w:spacing w:after="60" w:line="276" w:lineRule="auto"/>
       </w:pPr>
       <w:r>
         <w:rPr>
           <w:b/>
           <w:color w:val="0F172A"/>
+          <w:sz w:val="19"/>
         </w:rPr>
-        <w:t>T: Setelah Tutup Shift, apakah kasir masih bisa mengedit transaksi yang sudah diinput?</w:t>
-        <w:br/>
+        <w:t xml:space="preserve">2. </w:t>
       </w:r>
       <w:r>
         <w:rPr>
-          <w:color w:val="475569"/>
+          <w:color w:val="334155"/>
+          <w:sz w:val="19"/>
         </w:rPr>
-        <w:t>J: Transaksi pada shift yang telah ditutup terkunci untuk menjaga keabsahan audit akuntansi. Apabila terjadi kekeliruan, kasir wajib melapor ke Administrator Sistem atau Divisi Akuntansi untuk dilakukan entri Jurnal Penyesuaian (Adjustment).</w:t>
+        <w:t>Cari nama agen sirkulasi pada tabel, lalu klik tombol 'Input BKM Sirkulasi' pada baris agen tersebut.</w:t>
       </w:r>
     </w:p>
     <w:p>
       <w:pPr>
-        <w:spacing w:before="80" w:after="80"/>
+        <w:pStyle w:val="ListBullet"/>
+        <w:spacing w:after="60" w:line="276" w:lineRule="auto"/>
       </w:pPr>
       <w:r>
         <w:rPr>
           <w:b/>
           <w:color w:val="0F172A"/>
+          <w:sz w:val="19"/>
         </w:rPr>
-        <w:t>T: Bagaimana jika ada selisih kas fisik opname saat tutup shift?</w:t>
-        <w:br/>
+        <w:t xml:space="preserve">3. </w:t>
       </w:r>
       <w:r>
         <w:rPr>
-          <w:color w:val="475569"/>
+          <w:color w:val="334155"/>
+          <w:sz w:val="19"/>
         </w:rPr>
-        <w:t>J: Kasir wajib menginput nilai fisik riil apa adanya. Tuliskan keterangan selisih pada 'Catatan Serah Terima'. Sistem akan mencatat selisih tersebut ke dalam laporan audit serah terima shift tanpa memalsukan data saldo sistem.</w:t>
+        <w:t>Jika agen membawa koran sisa/retur, masukkan Nomor BAPR resmi dan jumlah eksemplar retur.</w:t>
       </w:r>
     </w:p>
     <w:p>
       <w:pPr>
-        <w:spacing w:after="240"/>
+        <w:pStyle w:val="ListBullet"/>
+        <w:spacing w:after="60" w:line="276" w:lineRule="auto"/>
       </w:pPr>
+      <w:r>
+        <w:rPr>
+          <w:b/>
+          <w:color w:val="0F172A"/>
+          <w:sz w:val="19"/>
+        </w:rPr>
+        <w:t xml:space="preserve">4. </w:t>
+      </w:r>
+      <w:r>
+        <w:rPr>
+          <w:color w:val="334155"/>
+          <w:sz w:val="19"/>
+        </w:rPr>
+        <w:t>Sistem otomatis menghitung nilai rupiah retur (Rp 2.100 x eksemplar) sebagai pengurang piutang sah.</w:t>
+      </w:r>
+    </w:p>
+    <w:p>
+      <w:pPr>
+        <w:pStyle w:val="ListBullet"/>
+        <w:spacing w:after="60" w:line="276" w:lineRule="auto"/>
+      </w:pPr>
+      <w:r>
+        <w:rPr>
+          <w:b/>
+          <w:color w:val="0F172A"/>
+          <w:sz w:val="19"/>
+        </w:rPr>
+        <w:t xml:space="preserve">5. </w:t>
+      </w:r>
+      <w:r>
+        <w:rPr>
+          <w:color w:val="334155"/>
+          <w:sz w:val="19"/>
+        </w:rPr>
+        <w:t>Masukkan nominal uang tunai/transfer yang diserahkan agen.</w:t>
+      </w:r>
+    </w:p>
+    <w:p>
+      <w:pPr>
+        <w:pStyle w:val="ListBullet"/>
+        <w:spacing w:after="60" w:line="276" w:lineRule="auto"/>
+      </w:pPr>
+      <w:r>
+        <w:rPr>
+          <w:b/>
+          <w:color w:val="0F172A"/>
+          <w:sz w:val="19"/>
+        </w:rPr>
+        <w:t xml:space="preserve">6. </w:t>
+      </w:r>
+      <w:r>
+        <w:rPr>
+          <w:color w:val="334155"/>
+          <w:sz w:val="19"/>
+        </w:rPr>
+        <w:t>Klik 'Simpan Setoran &amp; Cetak BKM'. Kuitansi resmi dicetak dan tagihan agen berkurang.</w:t>
+      </w:r>
+    </w:p>
+    <w:p>
+      <w:pPr>
+        <w:pStyle w:val="Heading3"/>
+        <w:keepNext/>
+        <w:spacing w:before="160" w:after="60"/>
+      </w:pPr>
+      <w:r>
+        <w:rPr>
+          <w:b/>
+          <w:color w:val="1E293B"/>
+          <w:sz w:val="21"/>
+        </w:rPr>
+        <w:t>Penjelasan Formulir Input Setoran Sirkulasi:</w:t>
+      </w:r>
+    </w:p>
+    <w:tbl>
+      <w:tblPr>
+        <w:tblW w:type="auto" w:w="0"/>
+        <w:tblLook w:firstColumn="1" w:firstRow="1" w:lastColumn="0" w:lastRow="0" w:noHBand="0" w:noVBand="1" w:val="04A0"/>
+        <w:jc w:val="center"/>
+        <w:tblBorders>
+          <w:top w:val="single" w:sz="4" w:space="0" w:color="CBD5E1"/>
+          <w:bottom w:val="single" w:sz="4" w:space="0" w:color="CBD5E1"/>
+          <w:left w:val="none"/>
+          <w:right w:val="none"/>
+          <w:insideH w:val="single" w:sz="4" w:space="0" w:color="CBD5E1"/>
+          <w:insideV w:val="none"/>
+        </w:tblBorders>
+      </w:tblPr>
+      <w:tblGrid>
+        <w:gridCol w:w="2257"/>
+        <w:gridCol w:w="2257"/>
+        <w:gridCol w:w="2257"/>
+        <w:gridCol w:w="2257"/>
+      </w:tblGrid>
+      <w:tr>
+        <w:tc>
+          <w:tcPr>
+            <w:tcW w:type="dxa" w:w="2160"/>
+            <w:shd w:fill="0D5C75"/>
+            <w:tcMar>
+              <w:top w:w="100" w:type="dxa"/>
+              <w:bottom w:w="100" w:type="dxa"/>
+              <w:left w:w="120" w:type="dxa"/>
+              <w:right w:w="120" w:type="dxa"/>
+            </w:tcMar>
+          </w:tcPr>
+          <w:p>
+            <w:pPr>
+              <w:jc w:val="center"/>
+            </w:pPr>
+            <w:r>
+              <w:rPr>
+                <w:b/>
+                <w:color w:val="FFFFFF"/>
+                <w:sz w:val="18"/>
+              </w:rPr>
+              <w:t>Nama Kolom / Field</w:t>
+            </w:r>
+          </w:p>
+        </w:tc>
+        <w:tc>
+          <w:tcPr>
+            <w:tcW w:type="dxa" w:w="1152"/>
+            <w:shd w:fill="0D5C75"/>
+            <w:tcMar>
+              <w:top w:w="100" w:type="dxa"/>
+              <w:bottom w:w="100" w:type="dxa"/>
+              <w:left w:w="120" w:type="dxa"/>
+              <w:right w:w="120" w:type="dxa"/>
+            </w:tcMar>
+          </w:tcPr>
+          <w:p>
+            <w:pPr>
+              <w:jc w:val="center"/>
+            </w:pPr>
+            <w:r>
+              <w:rPr>
+                <w:b/>
+                <w:color w:val="FFFFFF"/>
+                <w:sz w:val="18"/>
+              </w:rPr>
+              <w:t>Tipe</w:t>
+            </w:r>
+          </w:p>
+        </w:tc>
+        <w:tc>
+          <w:tcPr>
+            <w:tcW w:type="dxa" w:w="1152"/>
+            <w:shd w:fill="0D5C75"/>
+            <w:tcMar>
+              <w:top w:w="100" w:type="dxa"/>
+              <w:bottom w:w="100" w:type="dxa"/>
+              <w:left w:w="120" w:type="dxa"/>
+              <w:right w:w="120" w:type="dxa"/>
+            </w:tcMar>
+          </w:tcPr>
+          <w:p>
+            <w:pPr>
+              <w:jc w:val="center"/>
+            </w:pPr>
+            <w:r>
+              <w:rPr>
+                <w:b/>
+                <w:color w:val="FFFFFF"/>
+                <w:sz w:val="18"/>
+              </w:rPr>
+              <w:t>Sifat</w:t>
+            </w:r>
+          </w:p>
+        </w:tc>
+        <w:tc>
+          <w:tcPr>
+            <w:tcW w:type="dxa" w:w="4565"/>
+            <w:shd w:fill="0D5C75"/>
+            <w:tcMar>
+              <w:top w:w="100" w:type="dxa"/>
+              <w:bottom w:w="100" w:type="dxa"/>
+              <w:left w:w="120" w:type="dxa"/>
+              <w:right w:w="120" w:type="dxa"/>
+            </w:tcMar>
+          </w:tcPr>
+          <w:p>
+            <w:pPr>
+              <w:jc w:val="center"/>
+            </w:pPr>
+            <w:r>
+              <w:rPr>
+                <w:b/>
+                <w:color w:val="FFFFFF"/>
+                <w:sz w:val="18"/>
+              </w:rPr>
+              <w:t>Fungsi &amp; Aturan Pengisian</w:t>
+            </w:r>
+          </w:p>
+        </w:tc>
+      </w:tr>
+      <w:tr>
+        <w:tc>
+          <w:tcPr>
+            <w:tcW w:type="dxa" w:w="2160"/>
+            <w:shd w:fill="FFFFFF"/>
+            <w:tcMar>
+              <w:top w:w="80" w:type="dxa"/>
+              <w:bottom w:w="80" w:type="dxa"/>
+              <w:left w:w="100" w:type="dxa"/>
+              <w:right w:w="100" w:type="dxa"/>
+            </w:tcMar>
+          </w:tcPr>
+          <w:p>
+            <w:pPr>
+              <w:spacing w:line="276" w:lineRule="auto"/>
+            </w:pPr>
+            <w:r>
+              <w:rPr>
+                <w:color w:val="334155"/>
+                <w:sz w:val="17"/>
+              </w:rPr>
+              <w:t>Divisi</w:t>
+            </w:r>
+          </w:p>
+        </w:tc>
+        <w:tc>
+          <w:tcPr>
+            <w:tcW w:type="dxa" w:w="1152"/>
+            <w:shd w:fill="FFFFFF"/>
+            <w:tcMar>
+              <w:top w:w="80" w:type="dxa"/>
+              <w:bottom w:w="80" w:type="dxa"/>
+              <w:left w:w="100" w:type="dxa"/>
+              <w:right w:w="100" w:type="dxa"/>
+            </w:tcMar>
+          </w:tcPr>
+          <w:p>
+            <w:pPr>
+              <w:spacing w:line="276" w:lineRule="auto"/>
+            </w:pPr>
+            <w:r>
+              <w:rPr>
+                <w:color w:val="334155"/>
+                <w:sz w:val="17"/>
+              </w:rPr>
+              <w:t>Teks</w:t>
+            </w:r>
+          </w:p>
+        </w:tc>
+        <w:tc>
+          <w:tcPr>
+            <w:tcW w:type="dxa" w:w="1152"/>
+            <w:shd w:fill="FFFFFF"/>
+            <w:tcMar>
+              <w:top w:w="80" w:type="dxa"/>
+              <w:bottom w:w="80" w:type="dxa"/>
+              <w:left w:w="100" w:type="dxa"/>
+              <w:right w:w="100" w:type="dxa"/>
+            </w:tcMar>
+          </w:tcPr>
+          <w:p>
+            <w:pPr>
+              <w:spacing w:line="276" w:lineRule="auto"/>
+            </w:pPr>
+            <w:r>
+              <w:rPr>
+                <w:color w:val="334155"/>
+                <w:sz w:val="17"/>
+              </w:rPr>
+              <w:t>Otomatis</w:t>
+            </w:r>
+          </w:p>
+        </w:tc>
+        <w:tc>
+          <w:tcPr>
+            <w:tcW w:type="dxa" w:w="4565"/>
+            <w:shd w:fill="FFFFFF"/>
+            <w:tcMar>
+              <w:top w:w="80" w:type="dxa"/>
+              <w:bottom w:w="80" w:type="dxa"/>
+              <w:left w:w="100" w:type="dxa"/>
+              <w:right w:w="100" w:type="dxa"/>
+            </w:tcMar>
+          </w:tcPr>
+          <w:p>
+            <w:pPr>
+              <w:spacing w:line="276" w:lineRule="auto"/>
+            </w:pPr>
+            <w:r>
+              <w:rPr>
+                <w:color w:val="334155"/>
+                <w:sz w:val="17"/>
+              </w:rPr>
+              <w:t>Terkunci pada 'Divisi Sirkulasi'.</w:t>
+            </w:r>
+          </w:p>
+        </w:tc>
+      </w:tr>
+      <w:tr>
+        <w:tc>
+          <w:tcPr>
+            <w:tcW w:type="dxa" w:w="2160"/>
+            <w:shd w:fill="F8FAFC"/>
+            <w:tcMar>
+              <w:top w:w="80" w:type="dxa"/>
+              <w:bottom w:w="80" w:type="dxa"/>
+              <w:left w:w="100" w:type="dxa"/>
+              <w:right w:w="100" w:type="dxa"/>
+            </w:tcMar>
+          </w:tcPr>
+          <w:p>
+            <w:pPr>
+              <w:spacing w:line="276" w:lineRule="auto"/>
+            </w:pPr>
+            <w:r>
+              <w:rPr>
+                <w:color w:val="334155"/>
+                <w:sz w:val="17"/>
+              </w:rPr>
+              <w:t>Kode Perkiraan (COA)</w:t>
+            </w:r>
+          </w:p>
+        </w:tc>
+        <w:tc>
+          <w:tcPr>
+            <w:tcW w:type="dxa" w:w="1152"/>
+            <w:shd w:fill="F8FAFC"/>
+            <w:tcMar>
+              <w:top w:w="80" w:type="dxa"/>
+              <w:bottom w:w="80" w:type="dxa"/>
+              <w:left w:w="100" w:type="dxa"/>
+              <w:right w:w="100" w:type="dxa"/>
+            </w:tcMar>
+          </w:tcPr>
+          <w:p>
+            <w:pPr>
+              <w:spacing w:line="276" w:lineRule="auto"/>
+            </w:pPr>
+            <w:r>
+              <w:rPr>
+                <w:color w:val="334155"/>
+                <w:sz w:val="17"/>
+              </w:rPr>
+              <w:t>Pilihan</w:t>
+            </w:r>
+          </w:p>
+        </w:tc>
+        <w:tc>
+          <w:tcPr>
+            <w:tcW w:type="dxa" w:w="1152"/>
+            <w:shd w:fill="F8FAFC"/>
+            <w:tcMar>
+              <w:top w:w="80" w:type="dxa"/>
+              <w:bottom w:w="80" w:type="dxa"/>
+              <w:left w:w="100" w:type="dxa"/>
+              <w:right w:w="100" w:type="dxa"/>
+            </w:tcMar>
+          </w:tcPr>
+          <w:p>
+            <w:pPr>
+              <w:spacing w:line="276" w:lineRule="auto"/>
+            </w:pPr>
+            <w:r>
+              <w:rPr>
+                <w:color w:val="334155"/>
+                <w:sz w:val="17"/>
+              </w:rPr>
+              <w:t>Wajib</w:t>
+            </w:r>
+          </w:p>
+        </w:tc>
+        <w:tc>
+          <w:tcPr>
+            <w:tcW w:type="dxa" w:w="4565"/>
+            <w:shd w:fill="F8FAFC"/>
+            <w:tcMar>
+              <w:top w:w="80" w:type="dxa"/>
+              <w:bottom w:w="80" w:type="dxa"/>
+              <w:left w:w="100" w:type="dxa"/>
+              <w:right w:w="100" w:type="dxa"/>
+            </w:tcMar>
+          </w:tcPr>
+          <w:p>
+            <w:pPr>
+              <w:spacing w:line="276" w:lineRule="auto"/>
+            </w:pPr>
+            <w:r>
+              <w:rPr>
+                <w:color w:val="334155"/>
+                <w:sz w:val="17"/>
+              </w:rPr>
+              <w:t>1.00.04.01.01.00 (Piutang Sirkulasi) atau 2.00.01.01.01.00 (Uang Muka Sirkulasi).</w:t>
+            </w:r>
+          </w:p>
+        </w:tc>
+      </w:tr>
+      <w:tr>
+        <w:tc>
+          <w:tcPr>
+            <w:tcW w:type="dxa" w:w="2160"/>
+            <w:shd w:fill="FFFFFF"/>
+            <w:tcMar>
+              <w:top w:w="80" w:type="dxa"/>
+              <w:bottom w:w="80" w:type="dxa"/>
+              <w:left w:w="100" w:type="dxa"/>
+              <w:right w:w="100" w:type="dxa"/>
+            </w:tcMar>
+          </w:tcPr>
+          <w:p>
+            <w:pPr>
+              <w:spacing w:line="276" w:lineRule="auto"/>
+            </w:pPr>
+            <w:r>
+              <w:rPr>
+                <w:color w:val="334155"/>
+                <w:sz w:val="17"/>
+              </w:rPr>
+              <w:t>Petugas Inkaso Sirkulasi</w:t>
+            </w:r>
+          </w:p>
+        </w:tc>
+        <w:tc>
+          <w:tcPr>
+            <w:tcW w:type="dxa" w:w="1152"/>
+            <w:shd w:fill="FFFFFF"/>
+            <w:tcMar>
+              <w:top w:w="80" w:type="dxa"/>
+              <w:bottom w:w="80" w:type="dxa"/>
+              <w:left w:w="100" w:type="dxa"/>
+              <w:right w:w="100" w:type="dxa"/>
+            </w:tcMar>
+          </w:tcPr>
+          <w:p>
+            <w:pPr>
+              <w:spacing w:line="276" w:lineRule="auto"/>
+            </w:pPr>
+            <w:r>
+              <w:rPr>
+                <w:color w:val="334155"/>
+                <w:sz w:val="17"/>
+              </w:rPr>
+              <w:t>Pilihan</w:t>
+            </w:r>
+          </w:p>
+        </w:tc>
+        <w:tc>
+          <w:tcPr>
+            <w:tcW w:type="dxa" w:w="1152"/>
+            <w:shd w:fill="FFFFFF"/>
+            <w:tcMar>
+              <w:top w:w="80" w:type="dxa"/>
+              <w:bottom w:w="80" w:type="dxa"/>
+              <w:left w:w="100" w:type="dxa"/>
+              <w:right w:w="100" w:type="dxa"/>
+            </w:tcMar>
+          </w:tcPr>
+          <w:p>
+            <w:pPr>
+              <w:spacing w:line="276" w:lineRule="auto"/>
+            </w:pPr>
+            <w:r>
+              <w:rPr>
+                <w:color w:val="334155"/>
+                <w:sz w:val="17"/>
+              </w:rPr>
+              <w:t>Wajib</w:t>
+            </w:r>
+          </w:p>
+        </w:tc>
+        <w:tc>
+          <w:tcPr>
+            <w:tcW w:type="dxa" w:w="4565"/>
+            <w:shd w:fill="FFFFFF"/>
+            <w:tcMar>
+              <w:top w:w="80" w:type="dxa"/>
+              <w:bottom w:w="80" w:type="dxa"/>
+              <w:left w:w="100" w:type="dxa"/>
+              <w:right w:w="100" w:type="dxa"/>
+            </w:tcMar>
+          </w:tcPr>
+          <w:p>
+            <w:pPr>
+              <w:spacing w:line="276" w:lineRule="auto"/>
+            </w:pPr>
+            <w:r>
+              <w:rPr>
+                <w:color w:val="334155"/>
+                <w:sz w:val="17"/>
+              </w:rPr>
+              <w:t>Nama kolektor penagih koran sirkulasi.</w:t>
+            </w:r>
+          </w:p>
+        </w:tc>
+      </w:tr>
+      <w:tr>
+        <w:tc>
+          <w:tcPr>
+            <w:tcW w:type="dxa" w:w="2160"/>
+            <w:shd w:fill="F8FAFC"/>
+            <w:tcMar>
+              <w:top w:w="80" w:type="dxa"/>
+              <w:bottom w:w="80" w:type="dxa"/>
+              <w:left w:w="100" w:type="dxa"/>
+              <w:right w:w="100" w:type="dxa"/>
+            </w:tcMar>
+          </w:tcPr>
+          <w:p>
+            <w:pPr>
+              <w:spacing w:line="276" w:lineRule="auto"/>
+            </w:pPr>
+            <w:r>
+              <w:rPr>
+                <w:color w:val="334155"/>
+                <w:sz w:val="17"/>
+              </w:rPr>
+              <w:t>Metode Setoran</w:t>
+            </w:r>
+          </w:p>
+        </w:tc>
+        <w:tc>
+          <w:tcPr>
+            <w:tcW w:type="dxa" w:w="1152"/>
+            <w:shd w:fill="F8FAFC"/>
+            <w:tcMar>
+              <w:top w:w="80" w:type="dxa"/>
+              <w:bottom w:w="80" w:type="dxa"/>
+              <w:left w:w="100" w:type="dxa"/>
+              <w:right w:w="100" w:type="dxa"/>
+            </w:tcMar>
+          </w:tcPr>
+          <w:p>
+            <w:pPr>
+              <w:spacing w:line="276" w:lineRule="auto"/>
+            </w:pPr>
+            <w:r>
+              <w:rPr>
+                <w:color w:val="334155"/>
+                <w:sz w:val="17"/>
+              </w:rPr>
+              <w:t>Pilihan</w:t>
+            </w:r>
+          </w:p>
+        </w:tc>
+        <w:tc>
+          <w:tcPr>
+            <w:tcW w:type="dxa" w:w="1152"/>
+            <w:shd w:fill="F8FAFC"/>
+            <w:tcMar>
+              <w:top w:w="80" w:type="dxa"/>
+              <w:bottom w:w="80" w:type="dxa"/>
+              <w:left w:w="100" w:type="dxa"/>
+              <w:right w:w="100" w:type="dxa"/>
+            </w:tcMar>
+          </w:tcPr>
+          <w:p>
+            <w:pPr>
+              <w:spacing w:line="276" w:lineRule="auto"/>
+            </w:pPr>
+            <w:r>
+              <w:rPr>
+                <w:color w:val="334155"/>
+                <w:sz w:val="17"/>
+              </w:rPr>
+              <w:t>Wajib</w:t>
+            </w:r>
+          </w:p>
+        </w:tc>
+        <w:tc>
+          <w:tcPr>
+            <w:tcW w:type="dxa" w:w="4565"/>
+            <w:shd w:fill="F8FAFC"/>
+            <w:tcMar>
+              <w:top w:w="80" w:type="dxa"/>
+              <w:bottom w:w="80" w:type="dxa"/>
+              <w:left w:w="100" w:type="dxa"/>
+              <w:right w:w="100" w:type="dxa"/>
+            </w:tcMar>
+          </w:tcPr>
+          <w:p>
+            <w:pPr>
+              <w:spacing w:line="276" w:lineRule="auto"/>
+            </w:pPr>
+            <w:r>
+              <w:rPr>
+                <w:color w:val="334155"/>
+                <w:sz w:val="17"/>
+              </w:rPr>
+              <w:t>Tunai Meja Kasir / Transfer Bank BJB Sirkulasi.</w:t>
+            </w:r>
+          </w:p>
+        </w:tc>
+      </w:tr>
+      <w:tr>
+        <w:tc>
+          <w:tcPr>
+            <w:tcW w:type="dxa" w:w="2160"/>
+            <w:shd w:fill="FFFFFF"/>
+            <w:tcMar>
+              <w:top w:w="80" w:type="dxa"/>
+              <w:bottom w:w="80" w:type="dxa"/>
+              <w:left w:w="100" w:type="dxa"/>
+              <w:right w:w="100" w:type="dxa"/>
+            </w:tcMar>
+          </w:tcPr>
+          <w:p>
+            <w:pPr>
+              <w:spacing w:line="276" w:lineRule="auto"/>
+            </w:pPr>
+            <w:r>
+              <w:rPr>
+                <w:color w:val="334155"/>
+                <w:sz w:val="17"/>
+              </w:rPr>
+              <w:t>Nomor BAPR Resmi</w:t>
+            </w:r>
+          </w:p>
+        </w:tc>
+        <w:tc>
+          <w:tcPr>
+            <w:tcW w:type="dxa" w:w="1152"/>
+            <w:shd w:fill="FFFFFF"/>
+            <w:tcMar>
+              <w:top w:w="80" w:type="dxa"/>
+              <w:bottom w:w="80" w:type="dxa"/>
+              <w:left w:w="100" w:type="dxa"/>
+              <w:right w:w="100" w:type="dxa"/>
+            </w:tcMar>
+          </w:tcPr>
+          <w:p>
+            <w:pPr>
+              <w:spacing w:line="276" w:lineRule="auto"/>
+            </w:pPr>
+            <w:r>
+              <w:rPr>
+                <w:color w:val="334155"/>
+                <w:sz w:val="17"/>
+              </w:rPr>
+              <w:t>Teks</w:t>
+            </w:r>
+          </w:p>
+        </w:tc>
+        <w:tc>
+          <w:tcPr>
+            <w:tcW w:type="dxa" w:w="1152"/>
+            <w:shd w:fill="FFFFFF"/>
+            <w:tcMar>
+              <w:top w:w="80" w:type="dxa"/>
+              <w:bottom w:w="80" w:type="dxa"/>
+              <w:left w:w="100" w:type="dxa"/>
+              <w:right w:w="100" w:type="dxa"/>
+            </w:tcMar>
+          </w:tcPr>
+          <w:p>
+            <w:pPr>
+              <w:spacing w:line="276" w:lineRule="auto"/>
+            </w:pPr>
+            <w:r>
+              <w:rPr>
+                <w:color w:val="334155"/>
+                <w:sz w:val="17"/>
+              </w:rPr>
+              <w:t>Kondisional</w:t>
+            </w:r>
+          </w:p>
+        </w:tc>
+        <w:tc>
+          <w:tcPr>
+            <w:tcW w:type="dxa" w:w="4565"/>
+            <w:shd w:fill="FFFFFF"/>
+            <w:tcMar>
+              <w:top w:w="80" w:type="dxa"/>
+              <w:bottom w:w="80" w:type="dxa"/>
+              <w:left w:w="100" w:type="dxa"/>
+              <w:right w:w="100" w:type="dxa"/>
+            </w:tcMar>
+          </w:tcPr>
+          <w:p>
+            <w:pPr>
+              <w:spacing w:line="276" w:lineRule="auto"/>
+            </w:pPr>
+            <w:r>
+              <w:rPr>
+                <w:color w:val="334155"/>
+                <w:sz w:val="17"/>
+              </w:rPr>
+              <w:t>Nomor Berita Acara Retur Koran dari gudang logistik (misal: BAPR/KP/2026/10/0142).</w:t>
+            </w:r>
+          </w:p>
+        </w:tc>
+      </w:tr>
+      <w:tr>
+        <w:tc>
+          <w:tcPr>
+            <w:tcW w:type="dxa" w:w="2160"/>
+            <w:shd w:fill="F8FAFC"/>
+            <w:tcMar>
+              <w:top w:w="80" w:type="dxa"/>
+              <w:bottom w:w="80" w:type="dxa"/>
+              <w:left w:w="100" w:type="dxa"/>
+              <w:right w:w="100" w:type="dxa"/>
+            </w:tcMar>
+          </w:tcPr>
+          <w:p>
+            <w:pPr>
+              <w:spacing w:line="276" w:lineRule="auto"/>
+            </w:pPr>
+            <w:r>
+              <w:rPr>
+                <w:color w:val="334155"/>
+                <w:sz w:val="17"/>
+              </w:rPr>
+              <w:t>Eksemplar Retur</w:t>
+            </w:r>
+          </w:p>
+        </w:tc>
+        <w:tc>
+          <w:tcPr>
+            <w:tcW w:type="dxa" w:w="1152"/>
+            <w:shd w:fill="F8FAFC"/>
+            <w:tcMar>
+              <w:top w:w="80" w:type="dxa"/>
+              <w:bottom w:w="80" w:type="dxa"/>
+              <w:left w:w="100" w:type="dxa"/>
+              <w:right w:w="100" w:type="dxa"/>
+            </w:tcMar>
+          </w:tcPr>
+          <w:p>
+            <w:pPr>
+              <w:spacing w:line="276" w:lineRule="auto"/>
+            </w:pPr>
+            <w:r>
+              <w:rPr>
+                <w:color w:val="334155"/>
+                <w:sz w:val="17"/>
+              </w:rPr>
+              <w:t>Angka</w:t>
+            </w:r>
+          </w:p>
+        </w:tc>
+        <w:tc>
+          <w:tcPr>
+            <w:tcW w:type="dxa" w:w="1152"/>
+            <w:shd w:fill="F8FAFC"/>
+            <w:tcMar>
+              <w:top w:w="80" w:type="dxa"/>
+              <w:bottom w:w="80" w:type="dxa"/>
+              <w:left w:w="100" w:type="dxa"/>
+              <w:right w:w="100" w:type="dxa"/>
+            </w:tcMar>
+          </w:tcPr>
+          <w:p>
+            <w:pPr>
+              <w:spacing w:line="276" w:lineRule="auto"/>
+            </w:pPr>
+            <w:r>
+              <w:rPr>
+                <w:color w:val="334155"/>
+                <w:sz w:val="17"/>
+              </w:rPr>
+              <w:t>Opsional</w:t>
+            </w:r>
+          </w:p>
+        </w:tc>
+        <w:tc>
+          <w:tcPr>
+            <w:tcW w:type="dxa" w:w="4565"/>
+            <w:shd w:fill="F8FAFC"/>
+            <w:tcMar>
+              <w:top w:w="80" w:type="dxa"/>
+              <w:bottom w:w="80" w:type="dxa"/>
+              <w:left w:w="100" w:type="dxa"/>
+              <w:right w:w="100" w:type="dxa"/>
+            </w:tcMar>
+          </w:tcPr>
+          <w:p>
+            <w:pPr>
+              <w:spacing w:line="276" w:lineRule="auto"/>
+            </w:pPr>
+            <w:r>
+              <w:rPr>
+                <w:color w:val="334155"/>
+                <w:sz w:val="17"/>
+              </w:rPr>
+              <w:t>Jumlah fisik koran tidak terjual yang dikembalikan.</w:t>
+            </w:r>
+          </w:p>
+        </w:tc>
+      </w:tr>
+      <w:tr>
+        <w:tc>
+          <w:tcPr>
+            <w:tcW w:type="dxa" w:w="2160"/>
+            <w:shd w:fill="FFFFFF"/>
+            <w:tcMar>
+              <w:top w:w="80" w:type="dxa"/>
+              <w:bottom w:w="80" w:type="dxa"/>
+              <w:left w:w="100" w:type="dxa"/>
+              <w:right w:w="100" w:type="dxa"/>
+            </w:tcMar>
+          </w:tcPr>
+          <w:p>
+            <w:pPr>
+              <w:spacing w:line="276" w:lineRule="auto"/>
+            </w:pPr>
+            <w:r>
+              <w:rPr>
+                <w:color w:val="334155"/>
+                <w:sz w:val="17"/>
+              </w:rPr>
+              <w:t>Nilai Rupiah Retur (Rp)</w:t>
+            </w:r>
+          </w:p>
+        </w:tc>
+        <w:tc>
+          <w:tcPr>
+            <w:tcW w:type="dxa" w:w="1152"/>
+            <w:shd w:fill="FFFFFF"/>
+            <w:tcMar>
+              <w:top w:w="80" w:type="dxa"/>
+              <w:bottom w:w="80" w:type="dxa"/>
+              <w:left w:w="100" w:type="dxa"/>
+              <w:right w:w="100" w:type="dxa"/>
+            </w:tcMar>
+          </w:tcPr>
+          <w:p>
+            <w:pPr>
+              <w:spacing w:line="276" w:lineRule="auto"/>
+            </w:pPr>
+            <w:r>
+              <w:rPr>
+                <w:color w:val="334155"/>
+                <w:sz w:val="17"/>
+              </w:rPr>
+              <w:t>Angka</w:t>
+            </w:r>
+          </w:p>
+        </w:tc>
+        <w:tc>
+          <w:tcPr>
+            <w:tcW w:type="dxa" w:w="1152"/>
+            <w:shd w:fill="FFFFFF"/>
+            <w:tcMar>
+              <w:top w:w="80" w:type="dxa"/>
+              <w:bottom w:w="80" w:type="dxa"/>
+              <w:left w:w="100" w:type="dxa"/>
+              <w:right w:w="100" w:type="dxa"/>
+            </w:tcMar>
+          </w:tcPr>
+          <w:p>
+            <w:pPr>
+              <w:spacing w:line="276" w:lineRule="auto"/>
+            </w:pPr>
+            <w:r>
+              <w:rPr>
+                <w:color w:val="334155"/>
+                <w:sz w:val="17"/>
+              </w:rPr>
+              <w:t>Otomatis</w:t>
+            </w:r>
+          </w:p>
+        </w:tc>
+        <w:tc>
+          <w:tcPr>
+            <w:tcW w:type="dxa" w:w="4565"/>
+            <w:shd w:fill="FFFFFF"/>
+            <w:tcMar>
+              <w:top w:w="80" w:type="dxa"/>
+              <w:bottom w:w="80" w:type="dxa"/>
+              <w:left w:w="100" w:type="dxa"/>
+              <w:right w:w="100" w:type="dxa"/>
+            </w:tcMar>
+          </w:tcPr>
+          <w:p>
+            <w:pPr>
+              <w:spacing w:line="276" w:lineRule="auto"/>
+            </w:pPr>
+            <w:r>
+              <w:rPr>
+                <w:color w:val="334155"/>
+                <w:sz w:val="17"/>
+              </w:rPr>
+              <w:t>Terhitung otomatis: Eksemplar x Rp 2.100 (tarif dasar retur agen).</w:t>
+            </w:r>
+          </w:p>
+        </w:tc>
+      </w:tr>
+      <w:tr>
+        <w:tc>
+          <w:tcPr>
+            <w:tcW w:type="dxa" w:w="2160"/>
+            <w:shd w:fill="F8FAFC"/>
+            <w:tcMar>
+              <w:top w:w="80" w:type="dxa"/>
+              <w:bottom w:w="80" w:type="dxa"/>
+              <w:left w:w="100" w:type="dxa"/>
+              <w:right w:w="100" w:type="dxa"/>
+            </w:tcMar>
+          </w:tcPr>
+          <w:p>
+            <w:pPr>
+              <w:spacing w:line="276" w:lineRule="auto"/>
+            </w:pPr>
+            <w:r>
+              <w:rPr>
+                <w:color w:val="334155"/>
+                <w:sz w:val="17"/>
+              </w:rPr>
+              <w:t>Nominal Setoran (Rp)</w:t>
+            </w:r>
+          </w:p>
+        </w:tc>
+        <w:tc>
+          <w:tcPr>
+            <w:tcW w:type="dxa" w:w="1152"/>
+            <w:shd w:fill="F8FAFC"/>
+            <w:tcMar>
+              <w:top w:w="80" w:type="dxa"/>
+              <w:bottom w:w="80" w:type="dxa"/>
+              <w:left w:w="100" w:type="dxa"/>
+              <w:right w:w="100" w:type="dxa"/>
+            </w:tcMar>
+          </w:tcPr>
+          <w:p>
+            <w:pPr>
+              <w:spacing w:line="276" w:lineRule="auto"/>
+            </w:pPr>
+            <w:r>
+              <w:rPr>
+                <w:color w:val="334155"/>
+                <w:sz w:val="17"/>
+              </w:rPr>
+              <w:t>Angka</w:t>
+            </w:r>
+          </w:p>
+        </w:tc>
+        <w:tc>
+          <w:tcPr>
+            <w:tcW w:type="dxa" w:w="1152"/>
+            <w:shd w:fill="F8FAFC"/>
+            <w:tcMar>
+              <w:top w:w="80" w:type="dxa"/>
+              <w:bottom w:w="80" w:type="dxa"/>
+              <w:left w:w="100" w:type="dxa"/>
+              <w:right w:w="100" w:type="dxa"/>
+            </w:tcMar>
+          </w:tcPr>
+          <w:p>
+            <w:pPr>
+              <w:spacing w:line="276" w:lineRule="auto"/>
+            </w:pPr>
+            <w:r>
+              <w:rPr>
+                <w:color w:val="334155"/>
+                <w:sz w:val="17"/>
+              </w:rPr>
+              <w:t>Wajib</w:t>
+            </w:r>
+          </w:p>
+        </w:tc>
+        <w:tc>
+          <w:tcPr>
+            <w:tcW w:type="dxa" w:w="4565"/>
+            <w:shd w:fill="F8FAFC"/>
+            <w:tcMar>
+              <w:top w:w="80" w:type="dxa"/>
+              <w:bottom w:w="80" w:type="dxa"/>
+              <w:left w:w="100" w:type="dxa"/>
+              <w:right w:w="100" w:type="dxa"/>
+            </w:tcMar>
+          </w:tcPr>
+          <w:p>
+            <w:pPr>
+              <w:spacing w:line="276" w:lineRule="auto"/>
+            </w:pPr>
+            <w:r>
+              <w:rPr>
+                <w:color w:val="334155"/>
+                <w:sz w:val="17"/>
+              </w:rPr>
+              <w:t>Jumlah uang kas/transfer yang disetor agen.</w:t>
+            </w:r>
+          </w:p>
+        </w:tc>
+      </w:tr>
+      <w:tr>
+        <w:tc>
+          <w:tcPr>
+            <w:tcW w:type="dxa" w:w="2160"/>
+            <w:shd w:fill="FFFFFF"/>
+            <w:tcMar>
+              <w:top w:w="80" w:type="dxa"/>
+              <w:bottom w:w="80" w:type="dxa"/>
+              <w:left w:w="100" w:type="dxa"/>
+              <w:right w:w="100" w:type="dxa"/>
+            </w:tcMar>
+          </w:tcPr>
+          <w:p>
+            <w:pPr>
+              <w:spacing w:line="276" w:lineRule="auto"/>
+            </w:pPr>
+            <w:r>
+              <w:rPr>
+                <w:color w:val="334155"/>
+                <w:sz w:val="17"/>
+              </w:rPr>
+              <w:t>Catatan Tambahan</w:t>
+            </w:r>
+          </w:p>
+        </w:tc>
+        <w:tc>
+          <w:tcPr>
+            <w:tcW w:type="dxa" w:w="1152"/>
+            <w:shd w:fill="FFFFFF"/>
+            <w:tcMar>
+              <w:top w:w="80" w:type="dxa"/>
+              <w:bottom w:w="80" w:type="dxa"/>
+              <w:left w:w="100" w:type="dxa"/>
+              <w:right w:w="100" w:type="dxa"/>
+            </w:tcMar>
+          </w:tcPr>
+          <w:p>
+            <w:pPr>
+              <w:spacing w:line="276" w:lineRule="auto"/>
+            </w:pPr>
+            <w:r>
+              <w:rPr>
+                <w:color w:val="334155"/>
+                <w:sz w:val="17"/>
+              </w:rPr>
+              <w:t>Teks</w:t>
+            </w:r>
+          </w:p>
+        </w:tc>
+        <w:tc>
+          <w:tcPr>
+            <w:tcW w:type="dxa" w:w="1152"/>
+            <w:shd w:fill="FFFFFF"/>
+            <w:tcMar>
+              <w:top w:w="80" w:type="dxa"/>
+              <w:bottom w:w="80" w:type="dxa"/>
+              <w:left w:w="100" w:type="dxa"/>
+              <w:right w:w="100" w:type="dxa"/>
+            </w:tcMar>
+          </w:tcPr>
+          <w:p>
+            <w:pPr>
+              <w:spacing w:line="276" w:lineRule="auto"/>
+            </w:pPr>
+            <w:r>
+              <w:rPr>
+                <w:color w:val="334155"/>
+                <w:sz w:val="17"/>
+              </w:rPr>
+              <w:t>Opsional</w:t>
+            </w:r>
+          </w:p>
+        </w:tc>
+        <w:tc>
+          <w:tcPr>
+            <w:tcW w:type="dxa" w:w="4565"/>
+            <w:shd w:fill="FFFFFF"/>
+            <w:tcMar>
+              <w:top w:w="80" w:type="dxa"/>
+              <w:bottom w:w="80" w:type="dxa"/>
+              <w:left w:w="100" w:type="dxa"/>
+              <w:right w:w="100" w:type="dxa"/>
+            </w:tcMar>
+          </w:tcPr>
+          <w:p>
+            <w:pPr>
+              <w:spacing w:line="276" w:lineRule="auto"/>
+            </w:pPr>
+            <w:r>
+              <w:rPr>
+                <w:color w:val="334155"/>
+                <w:sz w:val="17"/>
+              </w:rPr>
+              <w:t>Keterangan setoran koran wilayah.</w:t>
+            </w:r>
+          </w:p>
+        </w:tc>
+      </w:tr>
+    </w:tbl>
+    <w:p>
+      <w:pPr>
+        <w:spacing w:after="80"/>
+      </w:pPr>
+    </w:p>
+    <w:p>
+      <w:pPr>
+        <w:pStyle w:val="Heading2"/>
+        <w:keepNext/>
+        <w:spacing w:before="240" w:after="80"/>
+      </w:pPr>
+      <w:r>
+        <w:rPr>
+          <w:b/>
+          <w:color w:val="0F766E"/>
+          <w:sz w:val="24"/>
+        </w:rPr>
+        <w:t>4.3. Input Koran Sisa &amp; Eceran (Divisi Umum / Usaha Lain)</w:t>
+      </w:r>
+    </w:p>
+    <w:p>
+      <w:pPr>
+        <w:spacing w:after="100" w:line="276" w:lineRule="auto"/>
+      </w:pPr>
+      <w:r>
+        <w:rPr>
+          <w:b/>
+          <w:color w:val="0F172A"/>
+          <w:sz w:val="20"/>
+        </w:rPr>
+        <w:t xml:space="preserve">Kegunaan: </w:t>
+      </w:r>
+      <w:r>
+        <w:rPr>
+          <w:i w:val="0"/>
+          <w:color w:val="334155"/>
+          <w:sz w:val="20"/>
+        </w:rPr>
+        <w:t>Mencatat penjualan langsung tanpa tempo: koran eceran loket, iklan baris lepas, dan penjualan limbah potongan kertas percetakan (afval).</w:t>
+      </w:r>
+    </w:p>
+    <w:p>
+      <w:pPr>
+        <w:spacing w:after="100" w:line="276" w:lineRule="auto"/>
+      </w:pPr>
+      <w:r>
+        <w:rPr>
+          <w:b/>
+          <w:color w:val="0F172A"/>
+          <w:sz w:val="20"/>
+        </w:rPr>
+        <w:t xml:space="preserve">Alur Input: </w:t>
+      </w:r>
+      <w:r>
+        <w:rPr>
+          <w:i w:val="0"/>
+          <w:color w:val="334155"/>
+          <w:sz w:val="20"/>
+        </w:rPr>
+        <w:t>Langkah-Langkah Penginputan:</w:t>
+      </w:r>
+    </w:p>
+    <w:p>
+      <w:pPr>
+        <w:pStyle w:val="ListBullet"/>
+        <w:spacing w:after="60" w:line="276" w:lineRule="auto"/>
+      </w:pPr>
+      <w:r>
+        <w:rPr>
+          <w:b/>
+          <w:color w:val="0F172A"/>
+          <w:sz w:val="19"/>
+        </w:rPr>
+        <w:t xml:space="preserve">1. </w:t>
+      </w:r>
+      <w:r>
+        <w:rPr>
+          <w:color w:val="334155"/>
+          <w:sz w:val="19"/>
+        </w:rPr>
+        <w:t>Buka menu Kas Masuk -&gt; Input Koran Sisa &amp; Eceran.</w:t>
+      </w:r>
+    </w:p>
+    <w:p>
+      <w:pPr>
+        <w:pStyle w:val="ListBullet"/>
+        <w:spacing w:after="60" w:line="276" w:lineRule="auto"/>
+      </w:pPr>
+      <w:r>
+        <w:rPr>
+          <w:b/>
+          <w:color w:val="0F172A"/>
+          <w:sz w:val="19"/>
+        </w:rPr>
+        <w:t xml:space="preserve">2. </w:t>
+      </w:r>
+      <w:r>
+        <w:rPr>
+          <w:color w:val="334155"/>
+          <w:sz w:val="19"/>
+        </w:rPr>
+        <w:t>Klik tombol hijau '+ Input Transaksi Tunai' di bagian atas.</w:t>
+      </w:r>
+    </w:p>
+    <w:p>
+      <w:pPr>
+        <w:pStyle w:val="ListBullet"/>
+        <w:spacing w:after="60" w:line="276" w:lineRule="auto"/>
+      </w:pPr>
+      <w:r>
+        <w:rPr>
+          <w:b/>
+          <w:color w:val="0F172A"/>
+          <w:sz w:val="19"/>
+        </w:rPr>
+        <w:t xml:space="preserve">3. </w:t>
+      </w:r>
+      <w:r>
+        <w:rPr>
+          <w:color w:val="334155"/>
+          <w:sz w:val="19"/>
+        </w:rPr>
+        <w:t>Isi nama pembeli, pilih kategori transaksi (Iklan Baris, Eceran, Limbah), dan masukkan nominal uang.</w:t>
+      </w:r>
+    </w:p>
+    <w:p>
+      <w:pPr>
+        <w:pStyle w:val="ListBullet"/>
+        <w:spacing w:after="60" w:line="276" w:lineRule="auto"/>
+      </w:pPr>
+      <w:r>
+        <w:rPr>
+          <w:b/>
+          <w:color w:val="0F172A"/>
+          <w:sz w:val="19"/>
+        </w:rPr>
+        <w:t xml:space="preserve">4. </w:t>
+      </w:r>
+      <w:r>
+        <w:rPr>
+          <w:color w:val="334155"/>
+          <w:sz w:val="19"/>
+        </w:rPr>
+        <w:t>Klik 'Simpan &amp; Cetak Nota Kasir'.</w:t>
+      </w:r>
+    </w:p>
+    <w:p>
+      <w:pPr>
+        <w:pStyle w:val="Heading2"/>
+        <w:keepNext/>
+        <w:spacing w:before="240" w:after="80"/>
+      </w:pPr>
+      <w:r>
+        <w:rPr>
+          <w:b/>
+          <w:color w:val="0F766E"/>
+          <w:sz w:val="24"/>
+        </w:rPr>
+        <w:t>4.4. Input Kas Bank / Jasa Giro BJB</w:t>
+      </w:r>
+    </w:p>
+    <w:p>
+      <w:pPr>
+        <w:spacing w:after="100" w:line="276" w:lineRule="auto"/>
+      </w:pPr>
+      <w:r>
+        <w:rPr>
+          <w:b/>
+          <w:color w:val="0F172A"/>
+          <w:sz w:val="20"/>
+        </w:rPr>
+        <w:t xml:space="preserve">Kegunaan: </w:t>
+      </w:r>
+      <w:r>
+        <w:rPr>
+          <w:i w:val="0"/>
+          <w:color w:val="334155"/>
+          <w:sz w:val="20"/>
+        </w:rPr>
+        <w:t>Mencatat penerimaan bunga simpanan/jasa giro rekening koran Bank BJB Kabar Priangan atau transfer non-faktur.</w:t>
+      </w:r>
+    </w:p>
+    <w:p>
+      <w:pPr>
+        <w:pStyle w:val="ListBullet"/>
+        <w:spacing w:after="60" w:line="276" w:lineRule="auto"/>
+      </w:pPr>
+      <w:r>
+        <w:rPr>
+          <w:color w:val="334155"/>
+          <w:sz w:val="19"/>
+        </w:rPr>
+        <w:t>Bagian/Divisi: Tertera langsung sebagai 'Kas Bank BJB / BPR'.</w:t>
+      </w:r>
+    </w:p>
+    <w:p>
+      <w:pPr>
+        <w:pStyle w:val="ListBullet"/>
+        <w:spacing w:after="60" w:line="276" w:lineRule="auto"/>
+      </w:pPr>
+      <w:r>
+        <w:rPr>
+          <w:color w:val="334155"/>
+          <w:sz w:val="19"/>
+        </w:rPr>
+        <w:t>Kode COA: Otomatis terisi 7.00.01.01.01 (Pendapatan Jasa Giro BJB).</w:t>
+      </w:r>
+    </w:p>
+    <w:p>
+      <w:pPr>
+        <w:pStyle w:val="ListBullet"/>
+        <w:spacing w:after="60" w:line="276" w:lineRule="auto"/>
+      </w:pPr>
+      <w:r>
+        <w:rPr>
+          <w:color w:val="334155"/>
+          <w:sz w:val="19"/>
+        </w:rPr>
+        <w:t>Terima Dari: Nama bank/pihak penyetor (misal: Bank BJB Kantor Cabang Tasikmalaya).</w:t>
+      </w:r>
+    </w:p>
+    <w:p>
+      <w:pPr>
+        <w:pStyle w:val="Heading2"/>
+        <w:keepNext/>
+        <w:spacing w:before="240" w:after="80"/>
+      </w:pPr>
+      <w:r>
+        <w:rPr>
+          <w:b/>
+          <w:color w:val="0F766E"/>
+          <w:sz w:val="24"/>
+        </w:rPr>
+        <w:t>4.5. Input Piutang Langganan</w:t>
+      </w:r>
+    </w:p>
+    <w:p>
+      <w:pPr>
+        <w:spacing w:after="100" w:line="276" w:lineRule="auto"/>
+      </w:pPr>
+      <w:r>
+        <w:rPr>
+          <w:b/>
+          <w:color w:val="0F172A"/>
+          <w:sz w:val="20"/>
+        </w:rPr>
+        <w:t xml:space="preserve">Kegunaan: </w:t>
+      </w:r>
+      <w:r>
+        <w:rPr>
+          <w:i w:val="0"/>
+          <w:color w:val="334155"/>
+          <w:sz w:val="20"/>
+        </w:rPr>
+        <w:t>Mencatat pembayaran tagihan koran bulanan instansi dinas pemda (Setda, DPRD, Bapenda, Polres, dll).</w:t>
+      </w:r>
+    </w:p>
+    <w:p>
+      <w:pPr>
+        <w:pStyle w:val="ListBullet"/>
+        <w:spacing w:after="60" w:line="276" w:lineRule="auto"/>
+      </w:pPr>
+      <w:r>
+        <w:rPr>
+          <w:color w:val="334155"/>
+          <w:sz w:val="19"/>
+        </w:rPr>
+        <w:t>Nomor SPK / PO Dinas: Nomor Surat Perintah Kerja dari bendahara dinas pemda.</w:t>
+      </w:r>
+    </w:p>
+    <w:p>
+      <w:pPr>
+        <w:pStyle w:val="ListBullet"/>
+        <w:spacing w:after="60" w:line="276" w:lineRule="auto"/>
+      </w:pPr>
+      <w:r>
+        <w:rPr>
+          <w:color w:val="334155"/>
+          <w:sz w:val="19"/>
+        </w:rPr>
+        <w:t>Metode Pembayaran: Transfer Kas Daerah (Kasda) Bank BJB atau Tunai Bendahara.</w:t>
+      </w:r>
+    </w:p>
+    <w:p>
+      <w:pPr>
+        <w:pStyle w:val="Heading1"/>
+        <w:keepNext/>
+        <w:spacing w:before="320" w:after="120"/>
+      </w:pPr>
+      <w:r>
+        <w:rPr>
+          <w:b/>
+          <w:color w:val="0D5C75"/>
+          <w:sz w:val="28"/>
+        </w:rPr>
+        <w:t>BAB V: PANDUAN TERPERINCI KELOMPOK MENU KAS KELUAR</w:t>
+      </w:r>
+    </w:p>
+    <w:p>
+      <w:pPr>
+        <w:spacing w:after="100" w:line="276" w:lineRule="auto"/>
+      </w:pPr>
+      <w:r>
+        <w:rPr>
+          <w:i w:val="0"/>
+          <w:color w:val="334155"/>
+          <w:sz w:val="20"/>
+        </w:rPr>
+        <w:t>Kelompok menu Kas Keluar digunakan untuk membukukan seluruh pengeluaran kas operasional.</w:t>
+      </w:r>
+    </w:p>
+    <w:p>
+      <w:pPr>
+        <w:pStyle w:val="Heading2"/>
+        <w:keepNext/>
+        <w:spacing w:before="240" w:after="80"/>
+      </w:pPr>
+      <w:r>
+        <w:rPr>
+          <w:b/>
+          <w:color w:val="0F766E"/>
+          <w:sz w:val="24"/>
+        </w:rPr>
+        <w:t>5.1. Realisasi BP (Divisi Umum &amp; Redaksi)</w:t>
+      </w:r>
+    </w:p>
+    <w:p>
+      <w:pPr>
+        <w:spacing w:after="100" w:line="276" w:lineRule="auto"/>
+      </w:pPr>
+      <w:r>
+        <w:rPr>
+          <w:b/>
+          <w:color w:val="0F172A"/>
+          <w:sz w:val="20"/>
+        </w:rPr>
+        <w:t xml:space="preserve">Kegunaan: </w:t>
+      </w:r>
+      <w:r>
+        <w:rPr>
+          <w:i w:val="0"/>
+          <w:color w:val="334155"/>
+          <w:sz w:val="20"/>
+        </w:rPr>
+        <w:t>Digunakan untuk mencairkan dana kas kecil (petty cash) operasional kantor. Kasir HANYA DAPAT mencairkan BP yang telah berstatus 'Approved' oleh Divisi Keuangan dan memiliki Nomor Register Anggaran resmi (PR-YYYYMMDD-XXXX).</w:t>
+      </w:r>
+    </w:p>
+    <w:p>
+      <w:pPr>
+        <w:pStyle w:val="Heading3"/>
+        <w:keepNext/>
+        <w:spacing w:before="160" w:after="60"/>
+      </w:pPr>
+      <w:r>
+        <w:rPr>
+          <w:b/>
+          <w:color w:val="1E293B"/>
+          <w:sz w:val="21"/>
+        </w:rPr>
+        <w:t>Struktur Tabel Realisasi BP:</w:t>
+      </w:r>
+    </w:p>
+    <w:p>
+      <w:pPr>
+        <w:spacing w:after="100" w:line="276" w:lineRule="auto"/>
+      </w:pPr>
+      <w:r>
+        <w:rPr>
+          <w:b/>
+          <w:color w:val="0F172A"/>
+          <w:sz w:val="20"/>
+        </w:rPr>
+        <w:t xml:space="preserve">Format Tabel: </w:t>
+      </w:r>
+      <w:r>
+        <w:rPr>
+          <w:i w:val="0"/>
+          <w:color w:val="334155"/>
+          <w:sz w:val="20"/>
+        </w:rPr>
+        <w:t>Pada halaman Realisasi BP, tabel daftar bukti pengeluaran memiliki format kolom standar yang telah diselaraskan:</w:t>
+      </w:r>
+    </w:p>
+    <w:p>
+      <w:pPr>
+        <w:pStyle w:val="ListBullet"/>
+        <w:spacing w:after="60" w:line="276" w:lineRule="auto"/>
+      </w:pPr>
+      <w:r>
+        <w:rPr>
+          <w:color w:val="334155"/>
+          <w:sz w:val="19"/>
+        </w:rPr>
+        <w:t>No. BP &amp; Register Anggaran: Nomor BP asli dan nomor validasi register anggaran Keuangan (PR-...).</w:t>
+      </w:r>
+    </w:p>
+    <w:p>
+      <w:pPr>
+        <w:pStyle w:val="ListBullet"/>
+        <w:spacing w:after="60" w:line="276" w:lineRule="auto"/>
+      </w:pPr>
+      <w:r>
+        <w:rPr>
+          <w:color w:val="334155"/>
+          <w:sz w:val="19"/>
+        </w:rPr>
+        <w:t>Tanggal: Tanggal pengajuan bukti pengeluaran.</w:t>
+      </w:r>
+    </w:p>
+    <w:p>
+      <w:pPr>
+        <w:pStyle w:val="ListBullet"/>
+        <w:spacing w:after="60" w:line="276" w:lineRule="auto"/>
+      </w:pPr>
+      <w:r>
+        <w:rPr>
+          <w:color w:val="334155"/>
+          <w:sz w:val="19"/>
+        </w:rPr>
+        <w:t>Pemohon &amp; Divisi: Nama staf dan badge divisi pemohon langsung (DIVISI IKLAN, DIVISI UMUM, DIVISI REDAKSI, dll tanpa angka).</w:t>
+      </w:r>
+    </w:p>
+    <w:p>
+      <w:pPr>
+        <w:pStyle w:val="ListBullet"/>
+        <w:spacing w:after="60" w:line="276" w:lineRule="auto"/>
+      </w:pPr>
+      <w:r>
+        <w:rPr>
+          <w:color w:val="334155"/>
+          <w:sz w:val="19"/>
+        </w:rPr>
+        <w:t>Keperluan Pengeluaran: Uraian kebutuhan operasional yang diajukan.</w:t>
+      </w:r>
+    </w:p>
+    <w:p>
+      <w:pPr>
+        <w:pStyle w:val="ListBullet"/>
+        <w:spacing w:after="60" w:line="276" w:lineRule="auto"/>
+      </w:pPr>
+      <w:r>
+        <w:rPr>
+          <w:color w:val="334155"/>
+          <w:sz w:val="19"/>
+        </w:rPr>
+        <w:t>Nominal ACC: Jumlah uang yang disetujui untuk dicairkan oleh Keuangan (tulisan '(Rp)' telah dihapus untuk kerapian).</w:t>
+      </w:r>
+    </w:p>
+    <w:p>
+      <w:pPr>
+        <w:pStyle w:val="ListBullet"/>
+        <w:spacing w:after="60" w:line="276" w:lineRule="auto"/>
+      </w:pPr>
+      <w:r>
+        <w:rPr>
+          <w:color w:val="334155"/>
+          <w:sz w:val="19"/>
+        </w:rPr>
+        <w:t>Status Anggaran: Indikator status (Approved Siap Cair, Pending, Ditolak, atau Selesai).</w:t>
+      </w:r>
+    </w:p>
+    <w:p>
+      <w:pPr>
+        <w:pStyle w:val="ListBullet"/>
+        <w:spacing w:after="60" w:line="276" w:lineRule="auto"/>
+      </w:pPr>
+      <w:r>
+        <w:rPr>
+          <w:color w:val="334155"/>
+          <w:sz w:val="19"/>
+        </w:rPr>
+        <w:t>Cash Out: Kolom aksi kasir yang memuat tombol 'Cairkan' berwarna oranye untuk mengeksekusi kas keluar.</w:t>
+      </w:r>
+    </w:p>
+    <w:p>
+      <w:pPr>
+        <w:pStyle w:val="Heading3"/>
+        <w:keepNext/>
+        <w:spacing w:before="160" w:after="60"/>
+      </w:pPr>
+      <w:r>
+        <w:rPr>
+          <w:b/>
+          <w:color w:val="1E293B"/>
+          <w:sz w:val="21"/>
+        </w:rPr>
+        <w:t>Dari Mana Asal Kategori Pengeluaran?</w:t>
+      </w:r>
+    </w:p>
+    <w:p>
+      <w:pPr>
+        <w:spacing w:after="100" w:line="276" w:lineRule="auto"/>
+      </w:pPr>
+      <w:r>
+        <w:rPr>
+          <w:b/>
+          <w:color w:val="0F172A"/>
+          <w:sz w:val="20"/>
+        </w:rPr>
+        <w:t xml:space="preserve">Logika Kategori: </w:t>
+      </w:r>
+      <w:r>
+        <w:rPr>
+          <w:i w:val="0"/>
+          <w:color w:val="334155"/>
+          <w:sz w:val="20"/>
+        </w:rPr>
+        <w:t>Saat kasir mengklik tombol 'Cairkan', formulir modal pop-up akan otomatis menentukan Kategori Pengeluaran dan Kode Perkiraan (COA) secara cerdas berdasarkan divisi pemohon:</w:t>
+      </w:r>
+    </w:p>
+    <w:p>
+      <w:pPr>
+        <w:pStyle w:val="ListBullet"/>
+        <w:spacing w:after="60" w:line="276" w:lineRule="auto"/>
+      </w:pPr>
+      <w:r>
+        <w:rPr>
+          <w:color w:val="334155"/>
+          <w:sz w:val="19"/>
+        </w:rPr>
+        <w:t>Divisi Umum &amp; SDM -&gt; Kategori otomatis 'Umum &amp; Perlengkapan Rumah Tangga' (COA 6.00.01.00.01.04).</w:t>
+      </w:r>
+    </w:p>
+    <w:p>
+      <w:pPr>
+        <w:pStyle w:val="ListBullet"/>
+        <w:spacing w:after="60" w:line="276" w:lineRule="auto"/>
+      </w:pPr>
+      <w:r>
+        <w:rPr>
+          <w:color w:val="334155"/>
+          <w:sz w:val="19"/>
+        </w:rPr>
+        <w:t>Divisi Redaksi -&gt; Kategori otomatis 'Honorarium Redaksi &amp; Liputan Lapangan' (COA 5.00.01.01.02).</w:t>
+      </w:r>
+    </w:p>
+    <w:p>
+      <w:pPr>
+        <w:pStyle w:val="ListBullet"/>
+        <w:spacing w:after="60" w:line="276" w:lineRule="auto"/>
+      </w:pPr>
+      <w:r>
+        <w:rPr>
+          <w:color w:val="334155"/>
+          <w:sz w:val="19"/>
+        </w:rPr>
+        <w:t>Divisi Sirkulasi -&gt; Kategori otomatis 'BBM, Tol &amp; Operasional Ekspedisi' (COA 6.00.01.00.01.04).</w:t>
+      </w:r>
+    </w:p>
+    <w:p>
+      <w:pPr>
+        <w:pStyle w:val="ListBullet"/>
+        <w:spacing w:after="60" w:line="276" w:lineRule="auto"/>
+      </w:pPr>
+      <w:r>
+        <w:rPr>
+          <w:color w:val="334155"/>
+          <w:sz w:val="19"/>
+        </w:rPr>
+        <w:t>Divisi Iklan -&gt; Kategori otomatis 'Komisi Humas (KH)' atau 'Insentif Sales / AE' (COA 6.00.01.01.01.02).</w:t>
+      </w:r>
+    </w:p>
+    <w:p>
+      <w:pPr>
+        <w:pStyle w:val="ListBullet"/>
+        <w:spacing w:after="60" w:line="276" w:lineRule="auto"/>
+      </w:pPr>
+      <w:r>
+        <w:rPr>
+          <w:color w:val="334155"/>
+          <w:sz w:val="19"/>
+        </w:rPr>
+        <w:t>Divisi Akuntansi &amp; Keuangan -&gt; Kategori otomatis 'Umum &amp; Administrasi Kantor' (COA 6.00.01.01.01.03).</w:t>
+      </w:r>
+    </w:p>
+    <w:p>
+      <w:pPr>
+        <w:pStyle w:val="Heading3"/>
+        <w:keepNext/>
+        <w:spacing w:before="160" w:after="60"/>
+      </w:pPr>
+      <w:r>
+        <w:rPr>
+          <w:b/>
+          <w:color w:val="1E293B"/>
+          <w:sz w:val="21"/>
+        </w:rPr>
+        <w:t>Langkah-Langkah Pencairan BP:</w:t>
+      </w:r>
+    </w:p>
+    <w:p>
+      <w:pPr>
+        <w:pStyle w:val="ListBullet"/>
+        <w:spacing w:after="60" w:line="276" w:lineRule="auto"/>
+      </w:pPr>
+      <w:r>
+        <w:rPr>
+          <w:b/>
+          <w:color w:val="0F172A"/>
+          <w:sz w:val="19"/>
+        </w:rPr>
+        <w:t xml:space="preserve">1. </w:t>
+      </w:r>
+      <w:r>
+        <w:rPr>
+          <w:color w:val="334155"/>
+          <w:sz w:val="19"/>
+        </w:rPr>
+        <w:t>Buka menu Kas Keluar -&gt; Realisasi BP.</w:t>
+      </w:r>
+    </w:p>
+    <w:p>
+      <w:pPr>
+        <w:pStyle w:val="ListBullet"/>
+        <w:spacing w:after="60" w:line="276" w:lineRule="auto"/>
+      </w:pPr>
+      <w:r>
+        <w:rPr>
+          <w:b/>
+          <w:color w:val="0F172A"/>
+          <w:sz w:val="19"/>
+        </w:rPr>
+        <w:t xml:space="preserve">2. </w:t>
+      </w:r>
+      <w:r>
+        <w:rPr>
+          <w:color w:val="334155"/>
+          <w:sz w:val="19"/>
+        </w:rPr>
+        <w:t>Cari pengajuan BP bertanda hijau 'Approved (Siap Cair)'.</w:t>
+      </w:r>
+    </w:p>
+    <w:p>
+      <w:pPr>
+        <w:pStyle w:val="ListBullet"/>
+        <w:spacing w:after="60" w:line="276" w:lineRule="auto"/>
+      </w:pPr>
+      <w:r>
+        <w:rPr>
+          <w:b/>
+          <w:color w:val="0F172A"/>
+          <w:sz w:val="19"/>
+        </w:rPr>
+        <w:t xml:space="preserve">3. </w:t>
+      </w:r>
+      <w:r>
+        <w:rPr>
+          <w:color w:val="334155"/>
+          <w:sz w:val="19"/>
+        </w:rPr>
+        <w:t>Pada kolom 'Cash Out', klik tombol 'Cairkan'.</w:t>
+      </w:r>
+    </w:p>
+    <w:p>
+      <w:pPr>
+        <w:pStyle w:val="ListBullet"/>
+        <w:spacing w:after="60" w:line="276" w:lineRule="auto"/>
+      </w:pPr>
+      <w:r>
+        <w:rPr>
+          <w:b/>
+          <w:color w:val="0F172A"/>
+          <w:sz w:val="19"/>
+        </w:rPr>
+        <w:t xml:space="preserve">4. </w:t>
+      </w:r>
+      <w:r>
+        <w:rPr>
+          <w:color w:val="334155"/>
+          <w:sz w:val="19"/>
+        </w:rPr>
+        <w:t>Formulir modal pop-up akan terbuka secara responsif. Data pemohon, nominal ACC, dan COA otomatis terisi.</w:t>
+      </w:r>
+    </w:p>
+    <w:p>
+      <w:pPr>
+        <w:pStyle w:val="ListBullet"/>
+        <w:spacing w:after="60" w:line="276" w:lineRule="auto"/>
+      </w:pPr>
+      <w:r>
+        <w:rPr>
+          <w:b/>
+          <w:color w:val="0F172A"/>
+          <w:sz w:val="19"/>
+        </w:rPr>
+        <w:t xml:space="preserve">5. </w:t>
+      </w:r>
+      <w:r>
+        <w:rPr>
+          <w:color w:val="334155"/>
+          <w:sz w:val="19"/>
+        </w:rPr>
+        <w:t>Masukkan nama penerima uang dan metode pencairan (kas fisik / transfer BJB).</w:t>
+      </w:r>
+    </w:p>
+    <w:p>
+      <w:pPr>
+        <w:pStyle w:val="ListBullet"/>
+        <w:spacing w:after="60" w:line="276" w:lineRule="auto"/>
+      </w:pPr>
+      <w:r>
+        <w:rPr>
+          <w:b/>
+          <w:color w:val="0F172A"/>
+          <w:sz w:val="19"/>
+        </w:rPr>
+        <w:t xml:space="preserve">6. </w:t>
+      </w:r>
+      <w:r>
+        <w:rPr>
+          <w:color w:val="334155"/>
+          <w:sz w:val="19"/>
+        </w:rPr>
+        <w:t>Klik tombol 'Cairkan Kas Keluar &amp; Terbitkan KO' di bagian bawah form.</w:t>
+      </w:r>
+    </w:p>
+    <w:p>
+      <w:pPr>
+        <w:pStyle w:val="ListBullet"/>
+        <w:spacing w:after="60" w:line="276" w:lineRule="auto"/>
+      </w:pPr>
+      <w:r>
+        <w:rPr>
+          <w:b/>
+          <w:color w:val="0F172A"/>
+          <w:sz w:val="19"/>
+        </w:rPr>
+        <w:t xml:space="preserve">7. </w:t>
+      </w:r>
+      <w:r>
+        <w:rPr>
+          <w:color w:val="334155"/>
+          <w:sz w:val="19"/>
+        </w:rPr>
+        <w:t>Sistem otomatis mencetak lembar voucher resmi Bukti Kas Keluar (BKK / KO).</w:t>
+      </w:r>
+    </w:p>
+    <w:p>
+      <w:pPr>
+        <w:pStyle w:val="Heading2"/>
+        <w:keepNext/>
+        <w:spacing w:before="240" w:after="80"/>
+      </w:pPr>
+      <w:r>
+        <w:rPr>
+          <w:b/>
+          <w:color w:val="0F766E"/>
+          <w:sz w:val="24"/>
+        </w:rPr>
+        <w:t>5.2. Pencairan Komisi KH &amp; Insentif AE (Divisi Iklan)</w:t>
+      </w:r>
+    </w:p>
+    <w:p>
+      <w:pPr>
+        <w:spacing w:after="100" w:line="276" w:lineRule="auto"/>
+      </w:pPr>
+      <w:r>
+        <w:rPr>
+          <w:b/>
+          <w:color w:val="0F172A"/>
+          <w:sz w:val="20"/>
+        </w:rPr>
+        <w:t xml:space="preserve">Kegunaan: </w:t>
+      </w:r>
+      <w:r>
+        <w:rPr>
+          <w:i w:val="0"/>
+          <w:color w:val="334155"/>
+          <w:sz w:val="20"/>
+        </w:rPr>
+        <w:t>Mencairkan hak komisi koresponden daerah (KH ~20%) dan insentif sales pemasaran (AE ~10%). Menu ini otomatis memvalidasi status pelunasan faktur iklan di database.</w:t>
+      </w:r>
+    </w:p>
+    <w:p>
+      <w:pPr>
+        <w:pStyle w:val="ListBullet"/>
+        <w:spacing w:after="60" w:line="276" w:lineRule="auto"/>
+      </w:pPr>
+      <w:r>
+        <w:rPr>
+          <w:b/>
+          <w:color w:val="0F172A"/>
+          <w:sz w:val="19"/>
+        </w:rPr>
+        <w:t xml:space="preserve">• Syarat Ketat: </w:t>
+      </w:r>
+      <w:r>
+        <w:rPr>
+          <w:color w:val="334155"/>
+          <w:sz w:val="19"/>
+        </w:rPr>
+        <w:t>Faktur iklan yang belum lunas tidak dapat dicairkan komisinya.</w:t>
+      </w:r>
+    </w:p>
+    <w:p>
+      <w:pPr>
+        <w:pStyle w:val="ListBullet"/>
+        <w:spacing w:after="60" w:line="276" w:lineRule="auto"/>
+      </w:pPr>
+      <w:r>
+        <w:rPr>
+          <w:b/>
+          <w:color w:val="0F172A"/>
+          <w:sz w:val="19"/>
+        </w:rPr>
+        <w:t xml:space="preserve">• Otomasi: </w:t>
+      </w:r>
+      <w:r>
+        <w:rPr>
+          <w:color w:val="334155"/>
+          <w:sz w:val="19"/>
+        </w:rPr>
+        <w:t>Setelah faktur dinyatakan lunas di kasir, tombol pencairan komisi otomatis aktif.</w:t>
+      </w:r>
+    </w:p>
+    <w:p>
+      <w:pPr>
+        <w:pStyle w:val="ListBullet"/>
+        <w:spacing w:after="60" w:line="276" w:lineRule="auto"/>
+      </w:pPr>
+      <w:r>
+        <w:rPr>
+          <w:b/>
+          <w:color w:val="0F172A"/>
+          <w:sz w:val="19"/>
+        </w:rPr>
+        <w:t xml:space="preserve">• Alur: </w:t>
+      </w:r>
+      <w:r>
+        <w:rPr>
+          <w:color w:val="334155"/>
+          <w:sz w:val="19"/>
+        </w:rPr>
+        <w:t>Kasir klik tombol cairkan, sistem menghitung persentase nominal komisi, dan mencetak voucher BKK Komisi.</w:t>
+      </w:r>
+    </w:p>
+    <w:p>
+      <w:pPr>
+        <w:pStyle w:val="Heading1"/>
+        <w:keepNext/>
+        <w:spacing w:before="320" w:after="120"/>
+      </w:pPr>
+      <w:r>
+        <w:rPr>
+          <w:b/>
+          <w:color w:val="0D5C75"/>
+          <w:sz w:val="28"/>
+        </w:rPr>
+        <w:t>BAB VI: PANDUAN MENU LAPORAN &amp; MUTASI KASIR</w:t>
+      </w:r>
+    </w:p>
+    <w:p>
+      <w:pPr>
+        <w:spacing w:after="100" w:line="276" w:lineRule="auto"/>
+      </w:pPr>
+      <w:r>
+        <w:rPr>
+          <w:i w:val="0"/>
+          <w:color w:val="334155"/>
+          <w:sz w:val="20"/>
+        </w:rPr>
+        <w:t>Kelompok menu ini memuat fungsi pencetakan dan monitoring pembukuan meja kasir:</w:t>
+      </w:r>
+    </w:p>
+    <w:p>
+      <w:pPr>
+        <w:pStyle w:val="ListBullet"/>
+        <w:spacing w:after="60" w:line="276" w:lineRule="auto"/>
+      </w:pPr>
+      <w:r>
+        <w:rPr>
+          <w:b/>
+          <w:color w:val="0F172A"/>
+          <w:sz w:val="19"/>
+        </w:rPr>
+        <w:t xml:space="preserve">1. Rekapitulasi Kas Masuk &amp; Keluar: </w:t>
+      </w:r>
+      <w:r>
+        <w:rPr>
+          <w:color w:val="334155"/>
+          <w:sz w:val="19"/>
+        </w:rPr>
+        <w:t>Menampilkan seluruh mutasi kuitansi masuk (BKM) dan voucher keluar (BKK). Kolom 'Divisi &amp; COA' langsung menampilkan nama divisi (Divisi Iklan, Divisi Sirkulasi, Divisi Umum, dll) tanpa kode angka. Dapat diekspor ke Excel/CSV atau dicetak resmi.</w:t>
+      </w:r>
+    </w:p>
+    <w:p>
+      <w:pPr>
+        <w:pStyle w:val="ListBullet"/>
+        <w:spacing w:after="60" w:line="276" w:lineRule="auto"/>
+      </w:pPr>
+      <w:r>
+        <w:rPr>
+          <w:b/>
+          <w:color w:val="0F172A"/>
+          <w:sz w:val="19"/>
+        </w:rPr>
+        <w:t xml:space="preserve">2. Mutasi Kas Bank: </w:t>
+      </w:r>
+      <w:r>
+        <w:rPr>
+          <w:color w:val="334155"/>
+          <w:sz w:val="19"/>
+        </w:rPr>
+        <w:t>Laporan khusus mutasi rekening koran giro Bank BJB PT Berkah Pikiran Rakyat.</w:t>
+      </w:r>
+    </w:p>
+    <w:p>
+      <w:pPr>
+        <w:pStyle w:val="ListBullet"/>
+        <w:spacing w:after="60" w:line="276" w:lineRule="auto"/>
+      </w:pPr>
+      <w:r>
+        <w:rPr>
+          <w:b/>
+          <w:color w:val="0F172A"/>
+          <w:sz w:val="19"/>
+        </w:rPr>
+        <w:t xml:space="preserve">3. Mutasi per COA (NOPER): </w:t>
+      </w:r>
+      <w:r>
+        <w:rPr>
+          <w:color w:val="334155"/>
+          <w:sz w:val="19"/>
+        </w:rPr>
+        <w:t>Laporan transaksi kas per Nomor Perkiraan (NOPER) akun buku besar. Menu ini menjadi sumber data utama Divisi Akuntansi untuk menyusun Jurnal Kas.</w:t>
+      </w:r>
+    </w:p>
+    <w:p>
+      <w:pPr>
+        <w:pStyle w:val="ListBullet"/>
+        <w:spacing w:after="60" w:line="276" w:lineRule="auto"/>
+      </w:pPr>
+      <w:r>
+        <w:rPr>
+          <w:b/>
+          <w:color w:val="0F172A"/>
+          <w:sz w:val="19"/>
+        </w:rPr>
+        <w:t xml:space="preserve">4. Posisi Saldo Kas Fisik: </w:t>
+      </w:r>
+      <w:r>
+        <w:rPr>
+          <w:color w:val="334155"/>
+          <w:sz w:val="19"/>
+        </w:rPr>
+        <w:t>Formulir lembar kerja kasir untuk menghitung uang tunai fisik di laci (pecahan Rp100.000, Rp50.000, Rp20.000, dst) untuk memastikan kecocokan dengan saldo sistem.</w:t>
+      </w:r>
+    </w:p>
+    <w:p>
+      <w:pPr>
+        <w:pStyle w:val="ListBullet"/>
+        <w:spacing w:after="60" w:line="276" w:lineRule="auto"/>
+      </w:pPr>
+      <w:r>
+        <w:rPr>
+          <w:b/>
+          <w:color w:val="0F172A"/>
+          <w:sz w:val="19"/>
+        </w:rPr>
+        <w:t xml:space="preserve">5. Monitoring Uang Muka / Kasbon: </w:t>
+      </w:r>
+      <w:r>
+        <w:rPr>
+          <w:color w:val="334155"/>
+          <w:sz w:val="19"/>
+        </w:rPr>
+        <w:t>Memantau uang muka operasional karyawan yang belum diselesaikan pertanggungjawabannya (bon gantung).</w:t>
+      </w:r>
+    </w:p>
+    <w:p>
+      <w:pPr>
+        <w:pStyle w:val="Heading1"/>
+        <w:keepNext/>
+        <w:spacing w:before="320" w:after="120"/>
+      </w:pPr>
+      <w:r>
+        <w:rPr>
+          <w:b/>
+          <w:color w:val="0D5C75"/>
+          <w:sz w:val="28"/>
+        </w:rPr>
+        <w:t>BAB VII: UTILITAS KONTROL &amp; PROSEDUR TUTUP SHIFT (CLOSING)</w:t>
+      </w:r>
+    </w:p>
+    <w:p>
+      <w:pPr>
+        <w:spacing w:after="100" w:line="276" w:lineRule="auto"/>
+      </w:pPr>
+      <w:r>
+        <w:rPr>
+          <w:i w:val="0"/>
+          <w:color w:val="334155"/>
+          <w:sz w:val="20"/>
+        </w:rPr>
+        <w:t>Menu Utilitas Kontrol digunakan untuk pengawasan integritas kasir dan pencegahan selisih:</w:t>
+      </w:r>
+    </w:p>
+    <w:p>
+      <w:pPr>
+        <w:pStyle w:val="Heading2"/>
+        <w:keepNext/>
+        <w:spacing w:before="240" w:after="80"/>
+      </w:pPr>
+      <w:r>
+        <w:rPr>
+          <w:b/>
+          <w:color w:val="0F766E"/>
+          <w:sz w:val="24"/>
+        </w:rPr>
+        <w:t>7.1. Prosedur Tutup Shift Kasir (End of Shift)</w:t>
+      </w:r>
+    </w:p>
+    <w:p>
+      <w:pPr>
+        <w:spacing w:after="100" w:line="276" w:lineRule="auto"/>
+      </w:pPr>
+      <w:r>
+        <w:rPr>
+          <w:i w:val="0"/>
+          <w:color w:val="334155"/>
+          <w:sz w:val="20"/>
+        </w:rPr>
+        <w:t>Setiap akhir jam kerja operasional (pukul 16.30 - 17.00 WIB), kasir wajib melakukan penutupan kas:</w:t>
+      </w:r>
+    </w:p>
+    <w:p>
+      <w:pPr>
+        <w:pStyle w:val="ListBullet"/>
+        <w:spacing w:after="60" w:line="276" w:lineRule="auto"/>
+      </w:pPr>
+      <w:r>
+        <w:rPr>
+          <w:b/>
+          <w:color w:val="0F172A"/>
+          <w:sz w:val="19"/>
+        </w:rPr>
+        <w:t xml:space="preserve">1. </w:t>
+      </w:r>
+      <w:r>
+        <w:rPr>
+          <w:color w:val="334155"/>
+          <w:sz w:val="19"/>
+        </w:rPr>
+        <w:t>Buka menu Utilitas Kontrol -&gt; Tutup Kas Harian (Closing) atau Buku Kas Harian.</w:t>
+      </w:r>
+    </w:p>
+    <w:p>
+      <w:pPr>
+        <w:pStyle w:val="ListBullet"/>
+        <w:spacing w:after="60" w:line="276" w:lineRule="auto"/>
+      </w:pPr>
+      <w:r>
+        <w:rPr>
+          <w:b/>
+          <w:color w:val="0F172A"/>
+          <w:sz w:val="19"/>
+        </w:rPr>
+        <w:t xml:space="preserve">2. </w:t>
+      </w:r>
+      <w:r>
+        <w:rPr>
+          <w:color w:val="334155"/>
+          <w:sz w:val="19"/>
+        </w:rPr>
+        <w:t>Sistem menampilkan 'Saldo Akhir Sistem' (Saldo Awal + Masuk - Keluar).</w:t>
+      </w:r>
+    </w:p>
+    <w:p>
+      <w:pPr>
+        <w:pStyle w:val="ListBullet"/>
+        <w:spacing w:after="60" w:line="276" w:lineRule="auto"/>
+      </w:pPr>
+      <w:r>
+        <w:rPr>
+          <w:b/>
+          <w:color w:val="0F172A"/>
+          <w:sz w:val="19"/>
+        </w:rPr>
+        <w:t xml:space="preserve">3. </w:t>
+      </w:r>
+      <w:r>
+        <w:rPr>
+          <w:color w:val="334155"/>
+          <w:sz w:val="19"/>
+        </w:rPr>
+        <w:t>Kasir memasukkan angka hasil hitungan fisik uang di laci pada kolom 'Fisik Kas Kasir'.</w:t>
+      </w:r>
+    </w:p>
+    <w:p>
+      <w:pPr>
+        <w:pStyle w:val="ListBullet"/>
+        <w:spacing w:after="60" w:line="276" w:lineRule="auto"/>
+      </w:pPr>
+      <w:r>
+        <w:rPr>
+          <w:b/>
+          <w:color w:val="0F172A"/>
+          <w:sz w:val="19"/>
+        </w:rPr>
+        <w:t xml:space="preserve">4. </w:t>
+      </w:r>
+      <w:r>
+        <w:rPr>
+          <w:color w:val="334155"/>
+          <w:sz w:val="19"/>
+        </w:rPr>
+        <w:t>Jika terdapat selisih lebih/kurang, kasir wajib mengisi 'Catatan Berita Acara Serah Terima' untuk menjelaskan penyebabnya.</w:t>
+      </w:r>
+    </w:p>
+    <w:p>
+      <w:pPr>
+        <w:pStyle w:val="ListBullet"/>
+        <w:spacing w:after="60" w:line="276" w:lineRule="auto"/>
+      </w:pPr>
+      <w:r>
+        <w:rPr>
+          <w:b/>
+          <w:color w:val="0F172A"/>
+          <w:sz w:val="19"/>
+        </w:rPr>
+        <w:t xml:space="preserve">5. </w:t>
+      </w:r>
+      <w:r>
+        <w:rPr>
+          <w:color w:val="334155"/>
+          <w:sz w:val="19"/>
+        </w:rPr>
+        <w:t>Klik tombol 'Tutup Shift Kasir'. Status transaksi hari tersebut otomatis berubah menjadi 'Siap Tarik Akunting' dan terkunci dari perubahan sembarangan.</w:t>
+      </w:r>
+    </w:p>
+    <w:p>
+      <w:pPr>
+        <w:pStyle w:val="Heading2"/>
+        <w:keepNext/>
+        <w:spacing w:before="240" w:after="80"/>
+      </w:pPr>
+      <w:r>
+        <w:rPr>
+          <w:b/>
+          <w:color w:val="0F766E"/>
+          <w:sz w:val="24"/>
+        </w:rPr>
+        <w:t>7.2. Perbaikan Data &amp; Koreksi (Void Transaksi)</w:t>
+      </w:r>
+    </w:p>
+    <w:p>
+      <w:pPr>
+        <w:spacing w:after="100" w:line="276" w:lineRule="auto"/>
+      </w:pPr>
+      <w:r>
+        <w:rPr>
+          <w:i w:val="0"/>
+          <w:color w:val="334155"/>
+          <w:sz w:val="20"/>
+        </w:rPr>
+        <w:t>Jika kasir salah memasukkan nominal atau salah memilih nama klien:</w:t>
+      </w:r>
+    </w:p>
+    <w:p>
+      <w:pPr>
+        <w:pStyle w:val="ListBullet"/>
+        <w:spacing w:after="60" w:line="276" w:lineRule="auto"/>
+      </w:pPr>
+      <w:r>
+        <w:rPr>
+          <w:b/>
+          <w:color w:val="0F172A"/>
+          <w:sz w:val="19"/>
+        </w:rPr>
+        <w:t xml:space="preserve">• </w:t>
+      </w:r>
+      <w:r>
+        <w:rPr>
+          <w:color w:val="334155"/>
+          <w:sz w:val="19"/>
+        </w:rPr>
+        <w:t>Kasir tidak boleh langsung menghapus data secara manual.</w:t>
+      </w:r>
+    </w:p>
+    <w:p>
+      <w:pPr>
+        <w:pStyle w:val="ListBullet"/>
+        <w:spacing w:after="60" w:line="276" w:lineRule="auto"/>
+      </w:pPr>
+      <w:r>
+        <w:rPr>
+          <w:b/>
+          <w:color w:val="0F172A"/>
+          <w:sz w:val="19"/>
+        </w:rPr>
+        <w:t xml:space="preserve">• </w:t>
+      </w:r>
+      <w:r>
+        <w:rPr>
+          <w:color w:val="334155"/>
+          <w:sz w:val="19"/>
+        </w:rPr>
+        <w:t>Kasir membuka menu Utilitas Kontrol -&gt; Perbaikan &amp; Koreksi.</w:t>
+      </w:r>
+    </w:p>
+    <w:p>
+      <w:pPr>
+        <w:pStyle w:val="ListBullet"/>
+        <w:spacing w:after="60" w:line="276" w:lineRule="auto"/>
+      </w:pPr>
+      <w:r>
+        <w:rPr>
+          <w:b/>
+          <w:color w:val="0F172A"/>
+          <w:sz w:val="19"/>
+        </w:rPr>
+        <w:t xml:space="preserve">• </w:t>
+      </w:r>
+      <w:r>
+        <w:rPr>
+          <w:color w:val="334155"/>
+          <w:sz w:val="19"/>
+        </w:rPr>
+        <w:t>Pilih transaksi yang salah, lalu lakukan fungsi 'Void / Batal Transaksi' dengan mencantumkan alasan pembatalan resmi untuk keperluan audit.</w:t>
+      </w:r>
+    </w:p>
+    <w:p>
+      <w:pPr>
+        <w:pStyle w:val="Heading2"/>
+        <w:keepNext/>
+        <w:spacing w:before="240" w:after="80"/>
+      </w:pPr>
+      <w:r>
+        <w:rPr>
+          <w:b/>
+          <w:color w:val="0F766E"/>
+          <w:sz w:val="24"/>
+        </w:rPr>
+        <w:t>7.3. Cetak Ulang Kwitansi BKM &amp; BKK</w:t>
+      </w:r>
+    </w:p>
+    <w:p>
+      <w:pPr>
+        <w:spacing w:after="100" w:line="276" w:lineRule="auto"/>
+      </w:pPr>
+      <w:r>
+        <w:rPr>
+          <w:i w:val="0"/>
+          <w:color w:val="334155"/>
+          <w:sz w:val="20"/>
+        </w:rPr>
+        <w:t>Digunakan jika printer kasir macet, kertas kuitansi robek, atau pembayar meminta salinan kuitansi resmi.</w:t>
+      </w:r>
+    </w:p>
+    <w:p>
+      <w:pPr>
+        <w:pStyle w:val="Heading1"/>
+        <w:keepNext/>
+        <w:spacing w:before="320" w:after="120"/>
+      </w:pPr>
+      <w:r>
+        <w:rPr>
+          <w:b/>
+          <w:color w:val="0D5C75"/>
+          <w:sz w:val="28"/>
+        </w:rPr>
+        <w:t>BAB VIII: STANDARD OPERATING PROCEDURE (SOP) RUTINITAS KASIR HARIAN</w:t>
+      </w:r>
+    </w:p>
+    <w:tbl>
+      <w:tblPr>
+        <w:tblW w:type="auto" w:w="0"/>
+        <w:tblLook w:firstColumn="1" w:firstRow="1" w:lastColumn="0" w:lastRow="0" w:noHBand="0" w:noVBand="1" w:val="04A0"/>
+        <w:jc w:val="center"/>
+        <w:tblBorders>
+          <w:top w:val="single" w:sz="4" w:space="0" w:color="CBD5E1"/>
+          <w:bottom w:val="single" w:sz="4" w:space="0" w:color="CBD5E1"/>
+          <w:left w:val="none"/>
+          <w:right w:val="none"/>
+          <w:insideH w:val="single" w:sz="4" w:space="0" w:color="CBD5E1"/>
+          <w:insideV w:val="none"/>
+        </w:tblBorders>
+      </w:tblPr>
+      <w:tblGrid>
+        <w:gridCol w:w="3010"/>
+        <w:gridCol w:w="3010"/>
+        <w:gridCol w:w="3010"/>
+      </w:tblGrid>
+      <w:tr>
+        <w:tc>
+          <w:tcPr>
+            <w:tcW w:type="dxa" w:w="2160"/>
+            <w:shd w:fill="0D5C75"/>
+            <w:tcMar>
+              <w:top w:w="100" w:type="dxa"/>
+              <w:bottom w:w="100" w:type="dxa"/>
+              <w:left w:w="120" w:type="dxa"/>
+              <w:right w:w="120" w:type="dxa"/>
+            </w:tcMar>
+          </w:tcPr>
+          <w:p>
+            <w:pPr>
+              <w:jc w:val="center"/>
+            </w:pPr>
+            <w:r>
+              <w:rPr>
+                <w:b/>
+                <w:color w:val="FFFFFF"/>
+                <w:sz w:val="18"/>
+              </w:rPr>
+              <w:t>Jadwal Waktu</w:t>
+            </w:r>
+          </w:p>
+        </w:tc>
+        <w:tc>
+          <w:tcPr>
+            <w:tcW w:type="dxa" w:w="3312"/>
+            <w:shd w:fill="0D5C75"/>
+            <w:tcMar>
+              <w:top w:w="100" w:type="dxa"/>
+              <w:bottom w:w="100" w:type="dxa"/>
+              <w:left w:w="120" w:type="dxa"/>
+              <w:right w:w="120" w:type="dxa"/>
+            </w:tcMar>
+          </w:tcPr>
+          <w:p>
+            <w:pPr>
+              <w:jc w:val="center"/>
+            </w:pPr>
+            <w:r>
+              <w:rPr>
+                <w:b/>
+                <w:color w:val="FFFFFF"/>
+                <w:sz w:val="18"/>
+              </w:rPr>
+              <w:t>Agenda Kerja Kasir</w:t>
+            </w:r>
+          </w:p>
+        </w:tc>
+        <w:tc>
+          <w:tcPr>
+            <w:tcW w:type="dxa" w:w="3557"/>
+            <w:shd w:fill="0D5C75"/>
+            <w:tcMar>
+              <w:top w:w="100" w:type="dxa"/>
+              <w:bottom w:w="100" w:type="dxa"/>
+              <w:left w:w="120" w:type="dxa"/>
+              <w:right w:w="120" w:type="dxa"/>
+            </w:tcMar>
+          </w:tcPr>
+          <w:p>
+            <w:pPr>
+              <w:jc w:val="center"/>
+            </w:pPr>
+            <w:r>
+              <w:rPr>
+                <w:b/>
+                <w:color w:val="FFFFFF"/>
+                <w:sz w:val="18"/>
+              </w:rPr>
+              <w:t>Rincian Tindakan di Sistem Web</w:t>
+            </w:r>
+          </w:p>
+        </w:tc>
+      </w:tr>
+      <w:tr>
+        <w:tc>
+          <w:tcPr>
+            <w:tcW w:type="dxa" w:w="2160"/>
+            <w:shd w:fill="FFFFFF"/>
+            <w:tcMar>
+              <w:top w:w="80" w:type="dxa"/>
+              <w:bottom w:w="80" w:type="dxa"/>
+              <w:left w:w="100" w:type="dxa"/>
+              <w:right w:w="100" w:type="dxa"/>
+            </w:tcMar>
+          </w:tcPr>
+          <w:p>
+            <w:pPr>
+              <w:spacing w:line="276" w:lineRule="auto"/>
+            </w:pPr>
+            <w:r>
+              <w:rPr>
+                <w:color w:val="334155"/>
+                <w:sz w:val="17"/>
+              </w:rPr>
+              <w:t>07.30 - 08.00 WIB</w:t>
+            </w:r>
+          </w:p>
+        </w:tc>
+        <w:tc>
+          <w:tcPr>
+            <w:tcW w:type="dxa" w:w="3312"/>
+            <w:shd w:fill="FFFFFF"/>
+            <w:tcMar>
+              <w:top w:w="80" w:type="dxa"/>
+              <w:bottom w:w="80" w:type="dxa"/>
+              <w:left w:w="100" w:type="dxa"/>
+              <w:right w:w="100" w:type="dxa"/>
+            </w:tcMar>
+          </w:tcPr>
+          <w:p>
+            <w:pPr>
+              <w:spacing w:line="276" w:lineRule="auto"/>
+            </w:pPr>
+            <w:r>
+              <w:rPr>
+                <w:color w:val="334155"/>
+                <w:sz w:val="17"/>
+              </w:rPr>
+              <w:t>Pembukaan Loket &amp; Cek Saldo Awal</w:t>
+            </w:r>
+          </w:p>
+        </w:tc>
+        <w:tc>
+          <w:tcPr>
+            <w:tcW w:type="dxa" w:w="3557"/>
+            <w:shd w:fill="FFFFFF"/>
+            <w:tcMar>
+              <w:top w:w="80" w:type="dxa"/>
+              <w:bottom w:w="80" w:type="dxa"/>
+              <w:left w:w="100" w:type="dxa"/>
+              <w:right w:w="100" w:type="dxa"/>
+            </w:tcMar>
+          </w:tcPr>
+          <w:p>
+            <w:pPr>
+              <w:spacing w:line="276" w:lineRule="auto"/>
+            </w:pPr>
+            <w:r>
+              <w:rPr>
+                <w:color w:val="334155"/>
+                <w:sz w:val="17"/>
+              </w:rPr>
+              <w:t>Menghitung modal fisik uang kecil di laci meja kasir dan memverifikasi status shift kasir 'Aktif' di web.</w:t>
+            </w:r>
+          </w:p>
+        </w:tc>
+      </w:tr>
+      <w:tr>
+        <w:tc>
+          <w:tcPr>
+            <w:tcW w:type="dxa" w:w="2160"/>
+            <w:shd w:fill="F8FAFC"/>
+            <w:tcMar>
+              <w:top w:w="80" w:type="dxa"/>
+              <w:bottom w:w="80" w:type="dxa"/>
+              <w:left w:w="100" w:type="dxa"/>
+              <w:right w:w="100" w:type="dxa"/>
+            </w:tcMar>
+          </w:tcPr>
+          <w:p>
+            <w:pPr>
+              <w:spacing w:line="276" w:lineRule="auto"/>
+            </w:pPr>
+            <w:r>
+              <w:rPr>
+                <w:color w:val="334155"/>
+                <w:sz w:val="17"/>
+              </w:rPr>
+              <w:t>08.00 - 12.00 WIB</w:t>
+            </w:r>
+          </w:p>
+        </w:tc>
+        <w:tc>
+          <w:tcPr>
+            <w:tcW w:type="dxa" w:w="3312"/>
+            <w:shd w:fill="F8FAFC"/>
+            <w:tcMar>
+              <w:top w:w="80" w:type="dxa"/>
+              <w:bottom w:w="80" w:type="dxa"/>
+              <w:left w:w="100" w:type="dxa"/>
+              <w:right w:w="100" w:type="dxa"/>
+            </w:tcMar>
+          </w:tcPr>
+          <w:p>
+            <w:pPr>
+              <w:spacing w:line="276" w:lineRule="auto"/>
+            </w:pPr>
+            <w:r>
+              <w:rPr>
+                <w:color w:val="334155"/>
+                <w:sz w:val="17"/>
+              </w:rPr>
+              <w:t>Pelayanan Setoran Pagi &amp; Sirkulasi</w:t>
+            </w:r>
+          </w:p>
+        </w:tc>
+        <w:tc>
+          <w:tcPr>
+            <w:tcW w:type="dxa" w:w="3557"/>
+            <w:shd w:fill="F8FAFC"/>
+            <w:tcMar>
+              <w:top w:w="80" w:type="dxa"/>
+              <w:bottom w:w="80" w:type="dxa"/>
+              <w:left w:w="100" w:type="dxa"/>
+              <w:right w:w="100" w:type="dxa"/>
+            </w:tcMar>
+          </w:tcPr>
+          <w:p>
+            <w:pPr>
+              <w:spacing w:line="276" w:lineRule="auto"/>
+            </w:pPr>
+            <w:r>
+              <w:rPr>
+                <w:color w:val="334155"/>
+                <w:sz w:val="17"/>
+              </w:rPr>
+              <w:t>Menerima setoran koran dari agen/loper sirkulasi, memeriksa fisik retur koran (BAPR), dan klik 'Input BKM Sirkulasi'.</w:t>
+            </w:r>
+          </w:p>
+        </w:tc>
+      </w:tr>
+      <w:tr>
+        <w:tc>
+          <w:tcPr>
+            <w:tcW w:type="dxa" w:w="2160"/>
+            <w:shd w:fill="FFFFFF"/>
+            <w:tcMar>
+              <w:top w:w="80" w:type="dxa"/>
+              <w:bottom w:w="80" w:type="dxa"/>
+              <w:left w:w="100" w:type="dxa"/>
+              <w:right w:w="100" w:type="dxa"/>
+            </w:tcMar>
+          </w:tcPr>
+          <w:p>
+            <w:pPr>
+              <w:spacing w:line="276" w:lineRule="auto"/>
+            </w:pPr>
+            <w:r>
+              <w:rPr>
+                <w:color w:val="334155"/>
+                <w:sz w:val="17"/>
+              </w:rPr>
+              <w:t>12.00 - 15.00 WIB</w:t>
+            </w:r>
+          </w:p>
+        </w:tc>
+        <w:tc>
+          <w:tcPr>
+            <w:tcW w:type="dxa" w:w="3312"/>
+            <w:shd w:fill="FFFFFF"/>
+            <w:tcMar>
+              <w:top w:w="80" w:type="dxa"/>
+              <w:bottom w:w="80" w:type="dxa"/>
+              <w:left w:w="100" w:type="dxa"/>
+              <w:right w:w="100" w:type="dxa"/>
+            </w:tcMar>
+          </w:tcPr>
+          <w:p>
+            <w:pPr>
+              <w:spacing w:line="276" w:lineRule="auto"/>
+            </w:pPr>
+            <w:r>
+              <w:rPr>
+                <w:color w:val="334155"/>
+                <w:sz w:val="17"/>
+              </w:rPr>
+              <w:t>Pelayanan Iklan &amp; Realisasi BP</w:t>
+            </w:r>
+          </w:p>
+        </w:tc>
+        <w:tc>
+          <w:tcPr>
+            <w:tcW w:type="dxa" w:w="3557"/>
+            <w:shd w:fill="FFFFFF"/>
+            <w:tcMar>
+              <w:top w:w="80" w:type="dxa"/>
+              <w:bottom w:w="80" w:type="dxa"/>
+              <w:left w:w="100" w:type="dxa"/>
+              <w:right w:w="100" w:type="dxa"/>
+            </w:tcMar>
+          </w:tcPr>
+          <w:p>
+            <w:pPr>
+              <w:spacing w:line="276" w:lineRule="auto"/>
+            </w:pPr>
+            <w:r>
+              <w:rPr>
+                <w:color w:val="334155"/>
+                <w:sz w:val="17"/>
+              </w:rPr>
+              <w:t>Menerima setoran pelunasan faktur iklan, memproses realisasi BP operasional kantor yang telah di-ACC Keuangan (tombol Cairkan).</w:t>
+            </w:r>
+          </w:p>
+        </w:tc>
+      </w:tr>
+      <w:tr>
+        <w:tc>
+          <w:tcPr>
+            <w:tcW w:type="dxa" w:w="2160"/>
+            <w:shd w:fill="F8FAFC"/>
+            <w:tcMar>
+              <w:top w:w="80" w:type="dxa"/>
+              <w:bottom w:w="80" w:type="dxa"/>
+              <w:left w:w="100" w:type="dxa"/>
+              <w:right w:w="100" w:type="dxa"/>
+            </w:tcMar>
+          </w:tcPr>
+          <w:p>
+            <w:pPr>
+              <w:spacing w:line="276" w:lineRule="auto"/>
+            </w:pPr>
+            <w:r>
+              <w:rPr>
+                <w:color w:val="334155"/>
+                <w:sz w:val="17"/>
+              </w:rPr>
+              <w:t>15.00 - 16.00 WIB</w:t>
+            </w:r>
+          </w:p>
+        </w:tc>
+        <w:tc>
+          <w:tcPr>
+            <w:tcW w:type="dxa" w:w="3312"/>
+            <w:shd w:fill="F8FAFC"/>
+            <w:tcMar>
+              <w:top w:w="80" w:type="dxa"/>
+              <w:bottom w:w="80" w:type="dxa"/>
+              <w:left w:w="100" w:type="dxa"/>
+              <w:right w:w="100" w:type="dxa"/>
+            </w:tcMar>
+          </w:tcPr>
+          <w:p>
+            <w:pPr>
+              <w:spacing w:line="276" w:lineRule="auto"/>
+            </w:pPr>
+            <w:r>
+              <w:rPr>
+                <w:color w:val="334155"/>
+                <w:sz w:val="17"/>
+              </w:rPr>
+              <w:t>Pencairan Komisi &amp; Penerimaan Bank</w:t>
+            </w:r>
+          </w:p>
+        </w:tc>
+        <w:tc>
+          <w:tcPr>
+            <w:tcW w:type="dxa" w:w="3557"/>
+            <w:shd w:fill="F8FAFC"/>
+            <w:tcMar>
+              <w:top w:w="80" w:type="dxa"/>
+              <w:bottom w:w="80" w:type="dxa"/>
+              <w:left w:w="100" w:type="dxa"/>
+              <w:right w:w="100" w:type="dxa"/>
+            </w:tcMar>
+          </w:tcPr>
+          <w:p>
+            <w:pPr>
+              <w:spacing w:line="276" w:lineRule="auto"/>
+            </w:pPr>
+            <w:r>
+              <w:rPr>
+                <w:color w:val="334155"/>
+                <w:sz w:val="17"/>
+              </w:rPr>
+              <w:t>Mencairkan komisi KH &amp; AE atas iklan yang lunas, mencatat mutasi kas Bank BJB.</w:t>
+            </w:r>
+          </w:p>
+        </w:tc>
+      </w:tr>
+      <w:tr>
+        <w:tc>
+          <w:tcPr>
+            <w:tcW w:type="dxa" w:w="2160"/>
+            <w:shd w:fill="FFFFFF"/>
+            <w:tcMar>
+              <w:top w:w="80" w:type="dxa"/>
+              <w:bottom w:w="80" w:type="dxa"/>
+              <w:left w:w="100" w:type="dxa"/>
+              <w:right w:w="100" w:type="dxa"/>
+            </w:tcMar>
+          </w:tcPr>
+          <w:p>
+            <w:pPr>
+              <w:spacing w:line="276" w:lineRule="auto"/>
+            </w:pPr>
+            <w:r>
+              <w:rPr>
+                <w:color w:val="334155"/>
+                <w:sz w:val="17"/>
+              </w:rPr>
+              <w:t>16.00 - 17.00 WIB</w:t>
+            </w:r>
+          </w:p>
+        </w:tc>
+        <w:tc>
+          <w:tcPr>
+            <w:tcW w:type="dxa" w:w="3312"/>
+            <w:shd w:fill="FFFFFF"/>
+            <w:tcMar>
+              <w:top w:w="80" w:type="dxa"/>
+              <w:bottom w:w="80" w:type="dxa"/>
+              <w:left w:w="100" w:type="dxa"/>
+              <w:right w:w="100" w:type="dxa"/>
+            </w:tcMar>
+          </w:tcPr>
+          <w:p>
+            <w:pPr>
+              <w:spacing w:line="276" w:lineRule="auto"/>
+            </w:pPr>
+            <w:r>
+              <w:rPr>
+                <w:color w:val="334155"/>
+                <w:sz w:val="17"/>
+              </w:rPr>
+              <w:t>Rekonsiliasi Fisik &amp; Tutup Shift</w:t>
+            </w:r>
+          </w:p>
+        </w:tc>
+        <w:tc>
+          <w:tcPr>
+            <w:tcW w:type="dxa" w:w="3557"/>
+            <w:shd w:fill="FFFFFF"/>
+            <w:tcMar>
+              <w:top w:w="80" w:type="dxa"/>
+              <w:bottom w:w="80" w:type="dxa"/>
+              <w:left w:w="100" w:type="dxa"/>
+              <w:right w:w="100" w:type="dxa"/>
+            </w:tcMar>
+          </w:tcPr>
+          <w:p>
+            <w:pPr>
+              <w:spacing w:line="276" w:lineRule="auto"/>
+            </w:pPr>
+            <w:r>
+              <w:rPr>
+                <w:color w:val="334155"/>
+                <w:sz w:val="17"/>
+              </w:rPr>
+              <w:t>Menghitung lembar fisik uang laci kasir, input penutupan kas (Closing), dan serah terima dokumen siap tarik akunting.</w:t>
+            </w:r>
+          </w:p>
+        </w:tc>
+      </w:tr>
+    </w:tbl>
+    <w:p>
+      <w:pPr>
+        <w:spacing w:after="80"/>
+      </w:pPr>
+    </w:p>
+    <w:p>
+      <w:pPr>
+        <w:pStyle w:val="Heading1"/>
+        <w:keepNext/>
+        <w:spacing w:before="320" w:after="120"/>
+      </w:pPr>
+      <w:r>
+        <w:rPr>
+          <w:b/>
+          <w:color w:val="0D5C75"/>
+          <w:sz w:val="28"/>
+        </w:rPr>
+        <w:t>BAB IX: TROUBLESHOOTING &amp; PANDUAN TAMPILAN MODAL RESPONSIP</w:t>
+      </w:r>
+    </w:p>
+    <w:p>
+      <w:pPr>
+        <w:pStyle w:val="Heading2"/>
+        <w:keepNext/>
+        <w:spacing w:before="240" w:after="80"/>
+      </w:pPr>
+      <w:r>
+        <w:rPr>
+          <w:b/>
+          <w:color w:val="0F766E"/>
+          <w:sz w:val="24"/>
+        </w:rPr>
+        <w:t>9.1. Tampilan Formulir Modal Pop-Up Auto-Fit</w:t>
+      </w:r>
     </w:p>
     <w:tbl>
       <w:tblPr>
@@ -1781,198 +7135,183 @@
         <w:tblLook w:firstColumn="1" w:firstRow="1" w:lastColumn="0" w:lastRow="0" w:noHBand="0" w:noVBand="1" w:val="04A0"/>
       </w:tblPr>
       <w:tblGrid>
-        <w:gridCol w:w="3120"/>
-        <w:gridCol w:w="3120"/>
-        <w:gridCol w:w="3120"/>
+        <w:gridCol w:w="9029"/>
       </w:tblGrid>
       <w:tr>
         <w:tc>
           <w:tcPr>
-            <w:tcW w:type="dxa" w:w="3024"/>
+            <w:tcW w:type="dxa" w:w="9029"/>
+            <w:shd w:fill="F8FAFC"/>
+            <w:tcMar>
+              <w:top w:w="120" w:type="dxa"/>
+              <w:bottom w:w="120" w:type="dxa"/>
+              <w:left w:w="180" w:type="dxa"/>
+              <w:right w:w="180" w:type="dxa"/>
+            </w:tcMar>
+            <w:tcBorders>
+              <w:top w:val="none"/>
+              <w:left w:val="single" w:sz="24" w:space="0" w:color="3B82F6"/>
+              <w:bottom w:val="none"/>
+              <w:right w:val="none"/>
+            </w:tcBorders>
           </w:tcPr>
           <w:p>
             <w:pPr>
-              <w:jc w:val="center"/>
-            </w:pPr>
-            <w:r>
-              <w:rPr>
-                <w:sz w:val="18"/>
-              </w:rPr>
-              <w:t>Disusun Oleh,</w:t>
-              <w:br/>
-              <w:br/>
-              <w:br/>
-              <w:br/>
-            </w:r>
-          </w:p>
-        </w:tc>
-        <w:tc>
-          <w:tcPr>
-            <w:tcW w:type="dxa" w:w="3024"/>
-          </w:tcPr>
-          <w:p>
-            <w:pPr>
-              <w:jc w:val="center"/>
-            </w:pPr>
-            <w:r>
-              <w:rPr>
-                <w:sz w:val="18"/>
-              </w:rPr>
-              <w:t>Diverifikasi Oleh,</w:t>
-              <w:br/>
-              <w:br/>
-              <w:br/>
-              <w:br/>
-            </w:r>
-          </w:p>
-        </w:tc>
-        <w:tc>
-          <w:tcPr>
-            <w:tcW w:type="dxa" w:w="3024"/>
-          </w:tcPr>
-          <w:p>
-            <w:pPr>
-              <w:jc w:val="center"/>
-            </w:pPr>
-            <w:r>
-              <w:rPr>
-                <w:sz w:val="18"/>
-              </w:rPr>
-              <w:t>Disetujui Oleh,</w:t>
-              <w:br/>
-              <w:br/>
-              <w:br/>
-              <w:br/>
-            </w:r>
-          </w:p>
-        </w:tc>
-      </w:tr>
-      <w:tr>
-        <w:tc>
-          <w:tcPr>
-            <w:tcW w:type="dxa" w:w="3024"/>
-          </w:tcPr>
-          <w:p>
-            <w:pPr>
-              <w:jc w:val="center"/>
+              <w:spacing w:after="40"/>
             </w:pPr>
             <w:r>
               <w:rPr>
                 <w:b/>
+                <w:color w:val="0F766E"/>
                 <w:sz w:val="19"/>
               </w:rPr>
-              <w:t>Tim IT &amp; Database Architect</w:t>
+              <w:t>📌 Kenyamanan Tampilan Layar</w:t>
               <w:br/>
             </w:r>
             <w:r>
               <w:rPr>
-                <w:color w:val="64748B"/>
-                <w:sz w:val="17"/>
+                <w:color w:val="334155"/>
+                <w:sz w:val="18"/>
               </w:rPr>
-              <w:t>Harian Umum Kabar Priangan</w:t>
-            </w:r>
-          </w:p>
-        </w:tc>
-        <w:tc>
-          <w:tcPr>
-            <w:tcW w:type="dxa" w:w="3024"/>
-          </w:tcPr>
-          <w:p>
-            <w:pPr>
-              <w:jc w:val="center"/>
-            </w:pPr>
-            <w:r>
-              <w:rPr>
-                <w:b/>
-                <w:sz w:val="19"/>
-              </w:rPr>
-              <w:t>Admin Keuangan &amp; Kasir</w:t>
-              <w:br/>
-            </w:r>
-            <w:r>
-              <w:rPr>
-                <w:color w:val="64748B"/>
-                <w:sz w:val="17"/>
-              </w:rPr>
-              <w:t>Bagian Perkasiran</w:t>
-            </w:r>
-          </w:p>
-        </w:tc>
-        <w:tc>
-          <w:tcPr>
-            <w:tcW w:type="dxa" w:w="3024"/>
-          </w:tcPr>
-          <w:p>
-            <w:pPr>
-              <w:jc w:val="center"/>
-            </w:pPr>
-            <w:r>
-              <w:rPr>
-                <w:b/>
-                <w:sz w:val="19"/>
-              </w:rPr>
-              <w:t>Manajemen &amp; Direksi</w:t>
-              <w:br/>
-            </w:r>
-            <w:r>
-              <w:rPr>
-                <w:color w:val="64748B"/>
-                <w:sz w:val="17"/>
-              </w:rPr>
-              <w:t>PT Priangan Berkah Media</w:t>
+              <w:t>Seluruh pop-up formulir input transaksi (Setoran Iklan, Sirkulasi, Realisasi BP, Closing, Cetak Kuitansi) telah diperbarui dengan arsitektur responsif: tinggi maksimal dibatasi 92vh, area formulir dapat di-scroll secara independen, dan tombol Simpan/Cairkan/Batal selalu terkunci (pinned) di bagian bawah. Dengan demikian, petugas kasir TIDAK PERLU lagi mengecilkan persentase zoom browser Chrome untuk menjangkau tombol aksi.</w:t>
             </w:r>
           </w:p>
         </w:tc>
       </w:tr>
     </w:tbl>
+    <w:p>
+      <w:pPr>
+        <w:spacing w:after="60"/>
+      </w:pPr>
+    </w:p>
+    <w:p>
+      <w:pPr>
+        <w:pStyle w:val="Heading2"/>
+        <w:keepNext/>
+        <w:spacing w:before="240" w:after="80"/>
+      </w:pPr>
+      <w:r>
+        <w:rPr>
+          <w:b/>
+          <w:color w:val="0F766E"/>
+          <w:sz w:val="24"/>
+        </w:rPr>
+        <w:t>9.2. Pertanyaan yang Sering Diajukan (FAQ)</w:t>
+      </w:r>
+    </w:p>
+    <w:p>
+      <w:pPr>
+        <w:pStyle w:val="ListBullet"/>
+        <w:spacing w:after="60" w:line="276" w:lineRule="auto"/>
+      </w:pPr>
+      <w:r>
+        <w:rPr>
+          <w:b/>
+          <w:color w:val="0F172A"/>
+          <w:sz w:val="19"/>
+        </w:rPr>
+        <w:t xml:space="preserve">Tanya: Mengapa tombol 'Cairkan Komisi AE/KH' berwarna abu-abu dan tidak bisa diklik? -&gt; </w:t>
+      </w:r>
+      <w:r>
+        <w:rPr>
+          <w:color w:val="334155"/>
+          <w:sz w:val="19"/>
+        </w:rPr>
+        <w:t>Penyebab: Faktur iklan tersebut belum lunas atau nomor faktur belum terdaftar di database kasir. Solusi: Pastikan klien/sales telah menyetorkan pelunasan faktur di menu 'Input Setoran Iklan' terlebih dahulu.</w:t>
+      </w:r>
+    </w:p>
+    <w:p>
+      <w:pPr>
+        <w:pStyle w:val="ListBullet"/>
+        <w:spacing w:after="60" w:line="276" w:lineRule="auto"/>
+      </w:pPr>
+      <w:r>
+        <w:rPr>
+          <w:b/>
+          <w:color w:val="0F172A"/>
+          <w:sz w:val="19"/>
+        </w:rPr>
+        <w:t xml:space="preserve">Tanya: Mengapa tombol pencairan Realisasi BP berstatus 'Terkunci'? -&gt; </w:t>
+      </w:r>
+      <w:r>
+        <w:rPr>
+          <w:color w:val="334155"/>
+          <w:sz w:val="19"/>
+        </w:rPr>
+        <w:t>Penyebab: Formulir BP tersebut belum disetujui ('Approved') oleh Manajer Keuangan di sistem Anggaran. Solusi: Koordinasikan dengan Admin Keuangan agar melakukan approval pengajuan anggaran.</w:t>
+      </w:r>
+    </w:p>
+    <w:p>
+      <w:pPr>
+        <w:pStyle w:val="ListBullet"/>
+        <w:spacing w:after="60" w:line="276" w:lineRule="auto"/>
+      </w:pPr>
+      <w:r>
+        <w:rPr>
+          <w:b/>
+          <w:color w:val="0F172A"/>
+          <w:sz w:val="19"/>
+        </w:rPr>
+        <w:t xml:space="preserve">Tanya: Mengapa potongan retur koran agen tidak memotong tagihan agen? -&gt; </w:t>
+      </w:r>
+      <w:r>
+        <w:rPr>
+          <w:color w:val="334155"/>
+          <w:sz w:val="19"/>
+        </w:rPr>
+        <w:t>Penyebab: Nomor BAPR belum diverifikasi gudang logistik atau salah format. Solusi: Masukkan nomor BAPR resmi dari bukti tanda terima fisik gudang (misal: BAPR/KP/2026/10/0142).</w:t>
+      </w:r>
+    </w:p>
+    <w:p>
+      <w:pPr>
+        <w:pStyle w:val="ListBullet"/>
+        <w:spacing w:after="60" w:line="276" w:lineRule="auto"/>
+      </w:pPr>
+      <w:r>
+        <w:rPr>
+          <w:b/>
+          <w:color w:val="0F172A"/>
+          <w:sz w:val="19"/>
+        </w:rPr>
+        <w:t xml:space="preserve">Tanya: Bagaimana jika terjadi selisih antara uang fisik di laci dan saldo sistem saat Tutup Shift? -&gt; </w:t>
+      </w:r>
+      <w:r>
+        <w:rPr>
+          <w:color w:val="334155"/>
+          <w:sz w:val="19"/>
+        </w:rPr>
+        <w:t>Solusi: Masukkan jumlah riil uang fisik di laci. Pada kolom catatan serah terima, tuliskan rincian penyebab selisih (misal: 'Kurang Rp 2.000 karena pembulatan uang kembalian eceran'). Sistem akan mencatatnya sebagai catatan resmi audit kas.</w:t>
+      </w:r>
+    </w:p>
+    <w:p>
+      <w:pPr>
+        <w:pStyle w:val="ListBullet"/>
+        <w:spacing w:after="60" w:line="276" w:lineRule="auto"/>
+      </w:pPr>
+      <w:r>
+        <w:rPr>
+          <w:b/>
+          <w:color w:val="0F172A"/>
+          <w:sz w:val="19"/>
+        </w:rPr>
+        <w:t xml:space="preserve">Tanya: Apakah perubahan data di divisi lain akan langsung otomatis terbaca di kasir? -&gt; </w:t>
+      </w:r>
+      <w:r>
+        <w:rPr>
+          <w:color w:val="334155"/>
+          <w:sz w:val="19"/>
+        </w:rPr>
+        <w:t>Jawab: Ya, otomatis. Sistem kasir, iklan, sirkulasi, dan keuangan berada dalam satu database terpusat yang sama. Setiap perubahan di divisi lain langsung terupdate secara realtime di layar kasir.</w:t>
+      </w:r>
+    </w:p>
     <w:sectPr>
-      <w:headerReference w:type="default" r:id="rId9"/>
-      <w:footerReference w:type="default" r:id="rId10"/>
-      <w:pgSz w:w="12240" w:h="15840"/>
+      <w:pgSz w:w="11909" w:h="16834"/>
       <w:pgMar w:top="1440" w:right="1440" w:bottom="1440" w:left="1440" w:header="720" w:footer="720" w:gutter="0"/>
       <w:cols w:space="720"/>
       <w:docGrid w:linePitch="360"/>
     </w:sectPr>
   </w:body>
 </w:document>
-</file>
-
-<file path=word/footer1.xml><?xml version="1.0" encoding="utf-8"?>
-<w:ftr xmlns:m="http://schemas.openxmlformats.org/officeDocument/2006/math" xmlns:mc="http://schemas.openxmlformats.org/markup-compatibility/2006" xmlns:mo="http://schemas.microsoft.com/office/mac/office/2008/main" xmlns:mv="urn:schemas-microsoft-com:mac:vml" xmlns:o="urn:schemas-microsoft-com:office:office" xmlns:r="http://schemas.openxmlformats.org/officeDocument/2006/relationships" xmlns:v="urn:schemas-microsoft-com:vml" xmlns:w10="urn:schemas-microsoft-com:office:word" xmlns:w14="http://schemas.microsoft.com/office/word/2010/wordml" xmlns:w="http://schemas.openxmlformats.org/wordprocessingml/2006/main" xmlns:wne="http://schemas.microsoft.com/office/word/2006/wordml" xmlns:wp14="http://schemas.microsoft.com/office/word/2010/wordprocessingDrawing" xmlns:wp="http://schemas.openxmlformats.org/drawingml/2006/wordprocessingDrawing" xmlns:wpc="http://schemas.microsoft.com/office/word/2010/wordprocessingCanvas" xmlns:wpg="http://schemas.microsoft.com/office/word/2010/wordprocessingGroup" xmlns:wpi="http://schemas.microsoft.com/office/word/2010/wordprocessingInk" xmlns:wps="http://schemas.microsoft.com/office/word/2010/wordprocessingShape" mc:Ignorable="w14 wp14">
-  <w:p>
-    <w:pPr>
-      <w:pStyle w:val="Footer"/>
-      <w:jc w:val="center"/>
-    </w:pPr>
-    <w:r>
-      <w:rPr>
-        <w:rFonts w:ascii="Arial" w:hAnsi="Arial"/>
-        <w:color w:val="94A3B8"/>
-        <w:sz w:val="16"/>
-      </w:rPr>
-      <w:t xml:space="preserve">Dokumen Resmi Standar Operasional Prosedur (SOP) Internal - Halaman </w:t>
-    </w:r>
-  </w:p>
-</w:ftr>
-</file>
-
-<file path=word/header1.xml><?xml version="1.0" encoding="utf-8"?>
-<w:hdr xmlns:m="http://schemas.openxmlformats.org/officeDocument/2006/math" xmlns:mc="http://schemas.openxmlformats.org/markup-compatibility/2006" xmlns:mo="http://schemas.microsoft.com/office/mac/office/2008/main" xmlns:mv="urn:schemas-microsoft-com:mac:vml" xmlns:o="urn:schemas-microsoft-com:office:office" xmlns:r="http://schemas.openxmlformats.org/officeDocument/2006/relationships" xmlns:v="urn:schemas-microsoft-com:vml" xmlns:w10="urn:schemas-microsoft-com:office:word" xmlns:w14="http://schemas.microsoft.com/office/word/2010/wordml" xmlns:w="http://schemas.openxmlformats.org/wordprocessingml/2006/main" xmlns:wne="http://schemas.microsoft.com/office/word/2006/wordml" xmlns:wp14="http://schemas.microsoft.com/office/word/2010/wordprocessingDrawing" xmlns:wp="http://schemas.openxmlformats.org/drawingml/2006/wordprocessingDrawing" xmlns:wpc="http://schemas.microsoft.com/office/word/2010/wordprocessingCanvas" xmlns:wpg="http://schemas.microsoft.com/office/word/2010/wordprocessingGroup" xmlns:wpi="http://schemas.microsoft.com/office/word/2010/wordprocessingInk" xmlns:wps="http://schemas.microsoft.com/office/word/2010/wordprocessingShape" mc:Ignorable="w14 wp14">
-  <w:p>
-    <w:pPr>
-      <w:pStyle w:val="Header"/>
-      <w:jc w:val="right"/>
-    </w:pPr>
-    <w:r>
-      <w:rPr>
-        <w:rFonts w:ascii="Arial" w:hAnsi="Arial"/>
-        <w:color w:val="94A3B8"/>
-        <w:sz w:val="16"/>
-      </w:rPr>
-      <w:t>MODUL PANDUAN ADMIN KASIR | HARIAN UMUM KABAR PRIANGAN</w:t>
-    </w:r>
-  </w:p>
-</w:hdr>
 </file>
 
 <file path=word/numbering.xml><?xml version="1.0" encoding="utf-8"?>
@@ -2338,11 +7677,6 @@
     <w:name w:val="Normal"/>
     <w:qFormat/>
     <w:rsid w:val="00FC693F"/>
-    <w:rPr>
-      <w:rFonts w:ascii="Arial" w:hAnsi="Arial"/>
-      <w:color w:val="1E293B"/>
-      <w:sz w:val="20"/>
-    </w:rPr>
   </w:style>
   <w:style w:type="paragraph" w:styleId="Header">
     <w:name w:val="header"/>
